--- a/Labs/LAB2.docx
+++ b/Labs/LAB2.docx
@@ -31,7 +31,7 @@
           <w:szCs w:val="48"/>
           <w:lang w:eastAsia="pt-BR"/>
         </w:rPr>
-        <w:t>LAB 2  — Modelagem de Dados para IA e Analytics</w:t>
+        <w:t>LAB 2  — Modelagem de Dados para Analytics</w:t>
       </w:r>
     </w:p>
     <w:p>
@@ -97,20 +97,8 @@
           <w:szCs w:val="23"/>
           <w:lang w:eastAsia="pt-BR"/>
         </w:rPr>
-        <w:t xml:space="preserve"> 2 — Modelagem: Estruturas de dados para suporte a IA e </w:t>
-      </w:r>
-      <w:proofErr w:type="spellStart"/>
-      <w:r>
-        <w:rPr>
-          <w:rFonts w:ascii="Arial" w:eastAsia="Times New Roman" w:hAnsi="Arial" w:cs="Arial"/>
-          <w:color w:val="555555"/>
-          <w:sz w:val="23"/>
-          <w:szCs w:val="23"/>
-          <w:lang w:eastAsia="pt-BR"/>
-        </w:rPr>
-        <w:t>analytics</w:t>
-      </w:r>
-      <w:proofErr w:type="spellEnd"/>
+        <w:t> 2 — Modelagem: Estruturas de dados para suporte a IA e analytics</w:t>
+      </w:r>
       <w:r>
         <w:rPr>
           <w:rFonts w:ascii="Arial" w:eastAsia="Times New Roman" w:hAnsi="Arial" w:cs="Arial"/>
@@ -131,9 +119,28 @@
           <w:szCs w:val="23"/>
           <w:lang w:eastAsia="pt-BR"/>
         </w:rPr>
-        <w:t xml:space="preserve">Duração do </w:t>
-      </w:r>
-      <w:proofErr w:type="spellStart"/>
+        <w:t>Duração do lab:</w:t>
+      </w:r>
+      <w:r>
+        <w:rPr>
+          <w:rFonts w:ascii="Arial" w:eastAsia="Times New Roman" w:hAnsi="Arial" w:cs="Arial"/>
+          <w:color w:val="555555"/>
+          <w:sz w:val="23"/>
+          <w:szCs w:val="23"/>
+          <w:lang w:eastAsia="pt-BR"/>
+        </w:rPr>
+        <w:t> ~1h30</w:t>
+      </w:r>
+      <w:r>
+        <w:rPr>
+          <w:rFonts w:ascii="Arial" w:eastAsia="Times New Roman" w:hAnsi="Arial" w:cs="Arial"/>
+          <w:color w:val="555555"/>
+          <w:sz w:val="23"/>
+          <w:szCs w:val="23"/>
+          <w:lang w:eastAsia="pt-BR"/>
+        </w:rPr>
+        <w:br/>
+      </w:r>
       <w:r>
         <w:rPr>
           <w:rFonts w:ascii="Arial" w:eastAsia="Times New Roman" w:hAnsi="Arial" w:cs="Arial"/>
@@ -144,9 +151,28 @@
           <w:szCs w:val="23"/>
           <w:lang w:eastAsia="pt-BR"/>
         </w:rPr>
-        <w:t>lab</w:t>
-      </w:r>
-      <w:proofErr w:type="spellEnd"/>
+        <w:t>Entrega:</w:t>
+      </w:r>
+      <w:r>
+        <w:rPr>
+          <w:rFonts w:ascii="Arial" w:eastAsia="Times New Roman" w:hAnsi="Arial" w:cs="Arial"/>
+          <w:color w:val="555555"/>
+          <w:sz w:val="23"/>
+          <w:szCs w:val="23"/>
+          <w:lang w:eastAsia="pt-BR"/>
+        </w:rPr>
+        <w:t> Diagrama ER + Normalização até 3FN + Star Schema + DDL SQL + justificativas + KPI</w:t>
+      </w:r>
+      <w:r>
+        <w:rPr>
+          <w:rFonts w:ascii="Arial" w:eastAsia="Times New Roman" w:hAnsi="Arial" w:cs="Arial"/>
+          <w:color w:val="555555"/>
+          <w:sz w:val="23"/>
+          <w:szCs w:val="23"/>
+          <w:lang w:eastAsia="pt-BR"/>
+        </w:rPr>
+        <w:br/>
+      </w:r>
       <w:r>
         <w:rPr>
           <w:rFonts w:ascii="Arial" w:eastAsia="Times New Roman" w:hAnsi="Arial" w:cs="Arial"/>
@@ -157,27 +183,7 @@
           <w:szCs w:val="23"/>
           <w:lang w:eastAsia="pt-BR"/>
         </w:rPr>
-        <w:t>:</w:t>
-      </w:r>
-      <w:r>
-        <w:rPr>
-          <w:rFonts w:ascii="Arial" w:eastAsia="Times New Roman" w:hAnsi="Arial" w:cs="Arial"/>
-          <w:color w:val="555555"/>
-          <w:sz w:val="23"/>
-          <w:szCs w:val="23"/>
-          <w:lang w:eastAsia="pt-BR"/>
-        </w:rPr>
-        <w:t> ~1h30</w:t>
-      </w:r>
-      <w:r>
-        <w:rPr>
-          <w:rFonts w:ascii="Arial" w:eastAsia="Times New Roman" w:hAnsi="Arial" w:cs="Arial"/>
-          <w:color w:val="555555"/>
-          <w:sz w:val="23"/>
-          <w:szCs w:val="23"/>
-          <w:lang w:eastAsia="pt-BR"/>
-        </w:rPr>
-        <w:br/>
+        <w:t>Script</w:t>
       </w:r>
       <w:r>
         <w:rPr>
@@ -189,49 +195,7 @@
           <w:szCs w:val="23"/>
           <w:lang w:eastAsia="pt-BR"/>
         </w:rPr>
-        <w:t>Entrega:</w:t>
-      </w:r>
-      <w:r>
-        <w:rPr>
-          <w:rFonts w:ascii="Arial" w:eastAsia="Times New Roman" w:hAnsi="Arial" w:cs="Arial"/>
-          <w:color w:val="555555"/>
-          <w:sz w:val="23"/>
-          <w:szCs w:val="23"/>
-          <w:lang w:eastAsia="pt-BR"/>
-        </w:rPr>
-        <w:t xml:space="preserve"> Diagrama ER + Normalização até 3FN + Star </w:t>
-      </w:r>
-      <w:proofErr w:type="spellStart"/>
-      <w:r>
-        <w:rPr>
-          <w:rFonts w:ascii="Arial" w:eastAsia="Times New Roman" w:hAnsi="Arial" w:cs="Arial"/>
-          <w:color w:val="555555"/>
-          <w:sz w:val="23"/>
-          <w:szCs w:val="23"/>
-          <w:lang w:eastAsia="pt-BR"/>
-        </w:rPr>
-        <w:t>Schema</w:t>
-      </w:r>
-      <w:proofErr w:type="spellEnd"/>
-      <w:r>
-        <w:rPr>
-          <w:rFonts w:ascii="Arial" w:eastAsia="Times New Roman" w:hAnsi="Arial" w:cs="Arial"/>
-          <w:color w:val="555555"/>
-          <w:sz w:val="23"/>
-          <w:szCs w:val="23"/>
-          <w:lang w:eastAsia="pt-BR"/>
-        </w:rPr>
-        <w:t xml:space="preserve"> + DDL SQL + justificativas + KPI</w:t>
-      </w:r>
-      <w:r>
-        <w:rPr>
-          <w:rFonts w:ascii="Arial" w:eastAsia="Times New Roman" w:hAnsi="Arial" w:cs="Arial"/>
-          <w:color w:val="555555"/>
-          <w:sz w:val="23"/>
-          <w:szCs w:val="23"/>
-          <w:lang w:eastAsia="pt-BR"/>
-        </w:rPr>
-        <w:br/>
+        <w:t>s</w:t>
       </w:r>
       <w:r>
         <w:rPr>
@@ -243,30 +207,6 @@
           <w:szCs w:val="23"/>
           <w:lang w:eastAsia="pt-BR"/>
         </w:rPr>
-        <w:t>Script</w:t>
-      </w:r>
-      <w:r>
-        <w:rPr>
-          <w:rFonts w:ascii="Arial" w:eastAsia="Times New Roman" w:hAnsi="Arial" w:cs="Arial"/>
-          <w:b/>
-          <w:bCs/>
-          <w:color w:val="555555"/>
-          <w:sz w:val="23"/>
-          <w:szCs w:val="23"/>
-          <w:lang w:eastAsia="pt-BR"/>
-        </w:rPr>
-        <w:t>s</w:t>
-      </w:r>
-      <w:r>
-        <w:rPr>
-          <w:rFonts w:ascii="Arial" w:eastAsia="Times New Roman" w:hAnsi="Arial" w:cs="Arial"/>
-          <w:b/>
-          <w:bCs/>
-          <w:color w:val="555555"/>
-          <w:sz w:val="23"/>
-          <w:szCs w:val="23"/>
-          <w:lang w:eastAsia="pt-BR"/>
-        </w:rPr>
         <w:t xml:space="preserve"> de apoio:</w:t>
       </w:r>
       <w:r>
@@ -288,7 +228,7 @@
           <w:shd w:val="clear" w:color="auto" w:fill="F4F6F7"/>
           <w:lang w:eastAsia="pt-BR"/>
         </w:rPr>
-        <w:t>lodlog_modelo_dados_v2.sql</w:t>
+        <w:t>lodlog_modelo_dados_v</w:t>
       </w:r>
       <w:r>
         <w:rPr>
@@ -299,7 +239,7 @@
           <w:shd w:val="clear" w:color="auto" w:fill="F4F6F7"/>
           <w:lang w:eastAsia="pt-BR"/>
         </w:rPr>
-        <w:t xml:space="preserve"> e </w:t>
+        <w:t>3</w:t>
       </w:r>
       <w:r>
         <w:rPr>
@@ -310,7 +250,51 @@
           <w:shd w:val="clear" w:color="auto" w:fill="F4F6F7"/>
           <w:lang w:eastAsia="pt-BR"/>
         </w:rPr>
-        <w:t>lodlog_lab3_seed_v2.py</w:t>
+        <w:t>.sql</w:t>
+      </w:r>
+      <w:r>
+        <w:rPr>
+          <w:rFonts w:ascii="Courier New" w:eastAsia="Times New Roman" w:hAnsi="Courier New" w:cs="Courier New"/>
+          <w:color w:val="555555"/>
+          <w:sz w:val="21"/>
+          <w:szCs w:val="21"/>
+          <w:shd w:val="clear" w:color="auto" w:fill="F4F6F7"/>
+          <w:lang w:eastAsia="pt-BR"/>
+        </w:rPr>
+        <w:t xml:space="preserve"> e </w:t>
+      </w:r>
+      <w:r>
+        <w:rPr>
+          <w:rFonts w:ascii="Courier New" w:eastAsia="Times New Roman" w:hAnsi="Courier New" w:cs="Courier New"/>
+          <w:color w:val="555555"/>
+          <w:sz w:val="21"/>
+          <w:szCs w:val="21"/>
+          <w:shd w:val="clear" w:color="auto" w:fill="F4F6F7"/>
+          <w:lang w:eastAsia="pt-BR"/>
+        </w:rPr>
+        <w:t>lodlog_lab3_seed_v</w:t>
+      </w:r>
+      <w:r>
+        <w:rPr>
+          <w:rFonts w:ascii="Courier New" w:eastAsia="Times New Roman" w:hAnsi="Courier New" w:cs="Courier New"/>
+          <w:color w:val="555555"/>
+          <w:sz w:val="21"/>
+          <w:szCs w:val="21"/>
+          <w:shd w:val="clear" w:color="auto" w:fill="F4F6F7"/>
+          <w:lang w:eastAsia="pt-BR"/>
+        </w:rPr>
+        <w:t>3</w:t>
+      </w:r>
+      <w:r>
+        <w:rPr>
+          <w:rFonts w:ascii="Courier New" w:eastAsia="Times New Roman" w:hAnsi="Courier New" w:cs="Courier New"/>
+          <w:color w:val="555555"/>
+          <w:sz w:val="21"/>
+          <w:szCs w:val="21"/>
+          <w:shd w:val="clear" w:color="auto" w:fill="F4F6F7"/>
+          <w:lang w:eastAsia="pt-BR"/>
+        </w:rPr>
+        <w:t>.py</w:t>
       </w:r>
     </w:p>
     <w:p>
@@ -339,7 +323,6 @@
         </w:rPr>
         <w:t>A tabela </w:t>
       </w:r>
-      <w:proofErr w:type="spellStart"/>
       <w:r>
         <w:rPr>
           <w:rFonts w:ascii="Courier New" w:eastAsia="Times New Roman" w:hAnsi="Courier New" w:cs="Courier New"/>
@@ -349,9 +332,21 @@
           <w:shd w:val="clear" w:color="auto" w:fill="F4F6F7"/>
           <w:lang w:eastAsia="pt-BR"/>
         </w:rPr>
-        <w:t>lodlog_op.entrega</w:t>
-      </w:r>
-      <w:proofErr w:type="spellEnd"/>
+        <w:t>lodlog_</w:t>
+      </w:r>
+      <w:proofErr w:type="gramStart"/>
+      <w:r>
+        <w:rPr>
+          <w:rFonts w:ascii="Courier New" w:eastAsia="Times New Roman" w:hAnsi="Courier New" w:cs="Courier New"/>
+          <w:color w:val="333333"/>
+          <w:sz w:val="25"/>
+          <w:szCs w:val="25"/>
+          <w:shd w:val="clear" w:color="auto" w:fill="F4F6F7"/>
+          <w:lang w:eastAsia="pt-BR"/>
+        </w:rPr>
+        <w:t>op.entrega</w:t>
+      </w:r>
+      <w:proofErr w:type="gramEnd"/>
       <w:r>
         <w:rPr>
           <w:rFonts w:ascii="Arial" w:eastAsia="Times New Roman" w:hAnsi="Arial" w:cs="Arial"/>
@@ -443,7 +438,6 @@
         </w:rPr>
         <w:t xml:space="preserve"> KPI: </w:t>
       </w:r>
-      <w:proofErr w:type="spellStart"/>
       <w:r>
         <w:rPr>
           <w:rFonts w:ascii="Courier New" w:eastAsia="Times New Roman" w:hAnsi="Courier New" w:cs="Courier New"/>
@@ -455,18 +449,38 @@
         </w:rPr>
         <w:t>kpi_categoria_atraso</w:t>
       </w:r>
-      <w:proofErr w:type="spellEnd"/>
-      <w:r>
-        <w:rPr>
-          <w:rFonts w:ascii="Arial" w:eastAsia="Times New Roman" w:hAnsi="Arial" w:cs="Arial"/>
-          <w:color w:val="333333"/>
-          <w:sz w:val="27"/>
-          <w:szCs w:val="27"/>
-          <w:lang w:eastAsia="pt-BR"/>
-        </w:rPr>
-        <w:t> na entrega (operacional) e na fato (DW). Categoria derivada de </w:t>
-      </w:r>
-      <w:proofErr w:type="spellStart"/>
+      <w:r>
+        <w:rPr>
+          <w:rFonts w:ascii="Arial" w:eastAsia="Times New Roman" w:hAnsi="Arial" w:cs="Arial"/>
+          <w:color w:val="333333"/>
+          <w:sz w:val="27"/>
+          <w:szCs w:val="27"/>
+          <w:lang w:eastAsia="pt-BR"/>
+        </w:rPr>
+        <w:t xml:space="preserve"> na entrega (operacional) e </w:t>
+      </w:r>
+      <w:proofErr w:type="gramStart"/>
+      <w:r>
+        <w:rPr>
+          <w:rFonts w:ascii="Arial" w:eastAsia="Times New Roman" w:hAnsi="Arial" w:cs="Arial"/>
+          <w:color w:val="333333"/>
+          <w:sz w:val="27"/>
+          <w:szCs w:val="27"/>
+          <w:lang w:eastAsia="pt-BR"/>
+        </w:rPr>
+        <w:t>na fato</w:t>
+      </w:r>
+      <w:proofErr w:type="gramEnd"/>
+      <w:r>
+        <w:rPr>
+          <w:rFonts w:ascii="Arial" w:eastAsia="Times New Roman" w:hAnsi="Arial" w:cs="Arial"/>
+          <w:color w:val="333333"/>
+          <w:sz w:val="27"/>
+          <w:szCs w:val="27"/>
+          <w:lang w:eastAsia="pt-BR"/>
+        </w:rPr>
+        <w:t xml:space="preserve"> (DW). Categoria derivada de </w:t>
+      </w:r>
       <w:r>
         <w:rPr>
           <w:rFonts w:ascii="Courier New" w:eastAsia="Times New Roman" w:hAnsi="Courier New" w:cs="Courier New"/>
@@ -478,7 +492,6 @@
         </w:rPr>
         <w:t>minutos_atraso</w:t>
       </w:r>
-      <w:proofErr w:type="spellEnd"/>
       <w:r>
         <w:rPr>
           <w:rFonts w:ascii="Arial" w:eastAsia="Times New Roman" w:hAnsi="Arial" w:cs="Arial"/>
@@ -506,7 +519,6 @@
           <w:lang w:eastAsia="pt-BR"/>
         </w:rPr>
       </w:pPr>
-      <w:proofErr w:type="spellStart"/>
       <w:r>
         <w:rPr>
           <w:rFonts w:ascii="Arial" w:eastAsia="Times New Roman" w:hAnsi="Arial" w:cs="Arial"/>
@@ -525,20 +537,8 @@
           <w:szCs w:val="27"/>
           <w:lang w:eastAsia="pt-BR"/>
         </w:rPr>
-        <w:t>ini-dimensão</w:t>
-      </w:r>
-      <w:proofErr w:type="spellEnd"/>
-      <w:r>
-        <w:rPr>
-          <w:rFonts w:ascii="Arial" w:eastAsia="Times New Roman" w:hAnsi="Arial" w:cs="Arial"/>
-          <w:color w:val="333333"/>
-          <w:sz w:val="27"/>
-          <w:szCs w:val="27"/>
-          <w:lang w:eastAsia="pt-BR"/>
-        </w:rPr>
-        <w:t> </w:t>
-      </w:r>
-      <w:proofErr w:type="spellStart"/>
+        <w:t>ini-dimensão </w:t>
+      </w:r>
       <w:r>
         <w:rPr>
           <w:rFonts w:ascii="Courier New" w:eastAsia="Times New Roman" w:hAnsi="Courier New" w:cs="Courier New"/>
@@ -550,84 +550,16 @@
         </w:rPr>
         <w:t>lodlog_dw.dim_categoria_atraso</w:t>
       </w:r>
-      <w:proofErr w:type="spellEnd"/>
-      <w:r>
-        <w:rPr>
-          <w:rFonts w:ascii="Arial" w:eastAsia="Times New Roman" w:hAnsi="Arial" w:cs="Arial"/>
-          <w:color w:val="333333"/>
-          <w:sz w:val="27"/>
-          <w:szCs w:val="27"/>
-          <w:lang w:eastAsia="pt-BR"/>
-        </w:rPr>
-        <w:t> (</w:t>
-      </w:r>
-      <w:proofErr w:type="spellStart"/>
-      <w:r>
-        <w:rPr>
-          <w:rFonts w:ascii="Arial" w:eastAsia="Times New Roman" w:hAnsi="Arial" w:cs="Arial"/>
-          <w:color w:val="333333"/>
-          <w:sz w:val="27"/>
-          <w:szCs w:val="27"/>
-          <w:lang w:eastAsia="pt-BR"/>
-        </w:rPr>
-        <w:t>Kimball</w:t>
-      </w:r>
-      <w:proofErr w:type="spellEnd"/>
-      <w:r>
-        <w:rPr>
-          <w:rFonts w:ascii="Arial" w:eastAsia="Times New Roman" w:hAnsi="Arial" w:cs="Arial"/>
-          <w:color w:val="333333"/>
-          <w:sz w:val="27"/>
-          <w:szCs w:val="27"/>
-          <w:lang w:eastAsia="pt-BR"/>
-        </w:rPr>
-        <w:t xml:space="preserve">, SCD Tipo 1, 5 linhas). </w:t>
-      </w:r>
-      <w:proofErr w:type="spellStart"/>
-      <w:r>
-        <w:rPr>
-          <w:rFonts w:ascii="Arial" w:eastAsia="Times New Roman" w:hAnsi="Arial" w:cs="Arial"/>
-          <w:color w:val="333333"/>
-          <w:sz w:val="27"/>
-          <w:szCs w:val="27"/>
-          <w:lang w:eastAsia="pt-BR"/>
-        </w:rPr>
-        <w:t>Surrogate</w:t>
-      </w:r>
-      <w:proofErr w:type="spellEnd"/>
-      <w:r>
-        <w:rPr>
-          <w:rFonts w:ascii="Arial" w:eastAsia="Times New Roman" w:hAnsi="Arial" w:cs="Arial"/>
-          <w:color w:val="333333"/>
-          <w:sz w:val="27"/>
-          <w:szCs w:val="27"/>
-          <w:lang w:eastAsia="pt-BR"/>
-        </w:rPr>
-        <w:t xml:space="preserve"> </w:t>
-      </w:r>
-      <w:proofErr w:type="spellStart"/>
-      <w:r>
-        <w:rPr>
-          <w:rFonts w:ascii="Arial" w:eastAsia="Times New Roman" w:hAnsi="Arial" w:cs="Arial"/>
-          <w:color w:val="333333"/>
-          <w:sz w:val="27"/>
-          <w:szCs w:val="27"/>
-          <w:lang w:eastAsia="pt-BR"/>
-        </w:rPr>
-        <w:t>key</w:t>
-      </w:r>
-      <w:proofErr w:type="spellEnd"/>
-      <w:r>
-        <w:rPr>
-          <w:rFonts w:ascii="Arial" w:eastAsia="Times New Roman" w:hAnsi="Arial" w:cs="Arial"/>
-          <w:color w:val="333333"/>
-          <w:sz w:val="27"/>
-          <w:szCs w:val="27"/>
-          <w:lang w:eastAsia="pt-BR"/>
-        </w:rPr>
-        <w:t> </w:t>
-      </w:r>
-      <w:proofErr w:type="spellStart"/>
+      <w:r>
+        <w:rPr>
+          <w:rFonts w:ascii="Arial" w:eastAsia="Times New Roman" w:hAnsi="Arial" w:cs="Arial"/>
+          <w:color w:val="333333"/>
+          <w:sz w:val="27"/>
+          <w:szCs w:val="27"/>
+          <w:lang w:eastAsia="pt-BR"/>
+        </w:rPr>
+        <w:t> (Kimball, SCD Tipo 1, 5 linhas). Surrogate key </w:t>
+      </w:r>
       <w:r>
         <w:rPr>
           <w:rFonts w:ascii="Courier New" w:eastAsia="Times New Roman" w:hAnsi="Courier New" w:cs="Courier New"/>
@@ -639,16 +571,37 @@
         </w:rPr>
         <w:t>sk_categoria_atraso</w:t>
       </w:r>
-      <w:proofErr w:type="spellEnd"/>
-      <w:r>
-        <w:rPr>
-          <w:rFonts w:ascii="Arial" w:eastAsia="Times New Roman" w:hAnsi="Arial" w:cs="Arial"/>
-          <w:color w:val="333333"/>
-          <w:sz w:val="27"/>
-          <w:szCs w:val="27"/>
-          <w:lang w:eastAsia="pt-BR"/>
-        </w:rPr>
-        <w:t> replicada na fato.</w:t>
+      <w:r>
+        <w:rPr>
+          <w:rFonts w:ascii="Arial" w:eastAsia="Times New Roman" w:hAnsi="Arial" w:cs="Arial"/>
+          <w:color w:val="333333"/>
+          <w:sz w:val="27"/>
+          <w:szCs w:val="27"/>
+          <w:lang w:eastAsia="pt-BR"/>
+        </w:rPr>
+        <w:t xml:space="preserve"> replicada </w:t>
+      </w:r>
+      <w:proofErr w:type="gramStart"/>
+      <w:r>
+        <w:rPr>
+          <w:rFonts w:ascii="Arial" w:eastAsia="Times New Roman" w:hAnsi="Arial" w:cs="Arial"/>
+          <w:color w:val="333333"/>
+          <w:sz w:val="27"/>
+          <w:szCs w:val="27"/>
+          <w:lang w:eastAsia="pt-BR"/>
+        </w:rPr>
+        <w:t>na fato</w:t>
+      </w:r>
+      <w:proofErr w:type="gramEnd"/>
+      <w:r>
+        <w:rPr>
+          <w:rFonts w:ascii="Arial" w:eastAsia="Times New Roman" w:hAnsi="Arial" w:cs="Arial"/>
+          <w:color w:val="333333"/>
+          <w:sz w:val="27"/>
+          <w:szCs w:val="27"/>
+          <w:lang w:eastAsia="pt-BR"/>
+        </w:rPr>
+        <w:t>.</w:t>
       </w:r>
     </w:p>
     <w:p>
@@ -785,51 +738,7 @@
           <w:szCs w:val="27"/>
           <w:lang w:eastAsia="pt-BR"/>
         </w:rPr>
-        <w:t xml:space="preserve">um Star </w:t>
-      </w:r>
-      <w:proofErr w:type="spellStart"/>
-      <w:r>
-        <w:rPr>
-          <w:rFonts w:ascii="Arial" w:eastAsia="Times New Roman" w:hAnsi="Arial" w:cs="Arial"/>
-          <w:color w:val="333333"/>
-          <w:sz w:val="27"/>
-          <w:szCs w:val="27"/>
-          <w:lang w:eastAsia="pt-BR"/>
-        </w:rPr>
-        <w:t>Schema</w:t>
-      </w:r>
-      <w:proofErr w:type="spellEnd"/>
-      <w:r>
-        <w:rPr>
-          <w:rFonts w:ascii="Arial" w:eastAsia="Times New Roman" w:hAnsi="Arial" w:cs="Arial"/>
-          <w:color w:val="333333"/>
-          <w:sz w:val="27"/>
-          <w:szCs w:val="27"/>
-          <w:lang w:eastAsia="pt-BR"/>
-        </w:rPr>
-        <w:t xml:space="preserve"> para </w:t>
-      </w:r>
-      <w:proofErr w:type="spellStart"/>
-      <w:r>
-        <w:rPr>
-          <w:rFonts w:ascii="Arial" w:eastAsia="Times New Roman" w:hAnsi="Arial" w:cs="Arial"/>
-          <w:color w:val="333333"/>
-          <w:sz w:val="27"/>
-          <w:szCs w:val="27"/>
-          <w:lang w:eastAsia="pt-BR"/>
-        </w:rPr>
-        <w:t>analytics</w:t>
-      </w:r>
-      <w:proofErr w:type="spellEnd"/>
-      <w:r>
-        <w:rPr>
-          <w:rFonts w:ascii="Arial" w:eastAsia="Times New Roman" w:hAnsi="Arial" w:cs="Arial"/>
-          <w:color w:val="333333"/>
-          <w:sz w:val="27"/>
-          <w:szCs w:val="27"/>
-          <w:lang w:eastAsia="pt-BR"/>
-        </w:rPr>
-        <w:t xml:space="preserve"> e ML</w:t>
+        <w:t>um Star Schema para analytics e ML</w:t>
       </w:r>
     </w:p>
     <w:p>
@@ -855,51 +764,7 @@
           <w:szCs w:val="27"/>
           <w:lang w:eastAsia="pt-BR"/>
         </w:rPr>
-        <w:t xml:space="preserve">Adicionar um atributo de KPI em uma dimensão do Star </w:t>
-      </w:r>
-      <w:proofErr w:type="spellStart"/>
-      <w:r>
-        <w:rPr>
-          <w:rFonts w:ascii="Arial" w:eastAsia="Times New Roman" w:hAnsi="Arial" w:cs="Arial"/>
-          <w:color w:val="333333"/>
-          <w:sz w:val="27"/>
-          <w:szCs w:val="27"/>
-          <w:lang w:eastAsia="pt-BR"/>
-        </w:rPr>
-        <w:t>Schema</w:t>
-      </w:r>
-      <w:proofErr w:type="spellEnd"/>
-      <w:r>
-        <w:rPr>
-          <w:rFonts w:ascii="Arial" w:eastAsia="Times New Roman" w:hAnsi="Arial" w:cs="Arial"/>
-          <w:color w:val="333333"/>
-          <w:sz w:val="27"/>
-          <w:szCs w:val="27"/>
-          <w:lang w:eastAsia="pt-BR"/>
-        </w:rPr>
-        <w:t xml:space="preserve"> (</w:t>
-      </w:r>
-      <w:proofErr w:type="spellStart"/>
-      <w:r>
-        <w:rPr>
-          <w:rFonts w:ascii="Arial" w:eastAsia="Times New Roman" w:hAnsi="Arial" w:cs="Arial"/>
-          <w:color w:val="333333"/>
-          <w:sz w:val="27"/>
-          <w:szCs w:val="27"/>
-          <w:lang w:eastAsia="pt-BR"/>
-        </w:rPr>
-        <w:t>minidimensão</w:t>
-      </w:r>
-      <w:proofErr w:type="spellEnd"/>
-      <w:r>
-        <w:rPr>
-          <w:rFonts w:ascii="Arial" w:eastAsia="Times New Roman" w:hAnsi="Arial" w:cs="Arial"/>
-          <w:color w:val="333333"/>
-          <w:sz w:val="27"/>
-          <w:szCs w:val="27"/>
-          <w:lang w:eastAsia="pt-BR"/>
-        </w:rPr>
-        <w:t>)</w:t>
+        <w:t>Adicionar um atributo de KPI em uma dimensão do Star Schema (minidimensão)</w:t>
       </w:r>
     </w:p>
     <w:p>
@@ -925,86 +790,8 @@
           <w:szCs w:val="27"/>
           <w:lang w:eastAsia="pt-BR"/>
         </w:rPr>
-        <w:t xml:space="preserve">Justificar o uso de </w:t>
-      </w:r>
-      <w:proofErr w:type="spellStart"/>
-      <w:r>
-        <w:rPr>
-          <w:rFonts w:ascii="Arial" w:eastAsia="Times New Roman" w:hAnsi="Arial" w:cs="Arial"/>
-          <w:color w:val="333333"/>
-          <w:sz w:val="27"/>
-          <w:szCs w:val="27"/>
-          <w:lang w:eastAsia="pt-BR"/>
-        </w:rPr>
-        <w:t>surrogate</w:t>
-      </w:r>
-      <w:proofErr w:type="spellEnd"/>
-      <w:r>
-        <w:rPr>
-          <w:rFonts w:ascii="Arial" w:eastAsia="Times New Roman" w:hAnsi="Arial" w:cs="Arial"/>
-          <w:color w:val="333333"/>
-          <w:sz w:val="27"/>
-          <w:szCs w:val="27"/>
-          <w:lang w:eastAsia="pt-BR"/>
-        </w:rPr>
-        <w:t xml:space="preserve"> </w:t>
-      </w:r>
-      <w:proofErr w:type="spellStart"/>
-      <w:r>
-        <w:rPr>
-          <w:rFonts w:ascii="Arial" w:eastAsia="Times New Roman" w:hAnsi="Arial" w:cs="Arial"/>
-          <w:color w:val="333333"/>
-          <w:sz w:val="27"/>
-          <w:szCs w:val="27"/>
-          <w:lang w:eastAsia="pt-BR"/>
-        </w:rPr>
-        <w:t>keys</w:t>
-      </w:r>
-      <w:proofErr w:type="spellEnd"/>
-      <w:r>
-        <w:rPr>
-          <w:rFonts w:ascii="Arial" w:eastAsia="Times New Roman" w:hAnsi="Arial" w:cs="Arial"/>
-          <w:color w:val="333333"/>
-          <w:sz w:val="27"/>
-          <w:szCs w:val="27"/>
-          <w:lang w:eastAsia="pt-BR"/>
-        </w:rPr>
-        <w:t xml:space="preserve"> </w:t>
-      </w:r>
-      <w:proofErr w:type="spellStart"/>
-      <w:r>
-        <w:rPr>
-          <w:rFonts w:ascii="Arial" w:eastAsia="Times New Roman" w:hAnsi="Arial" w:cs="Arial"/>
-          <w:color w:val="333333"/>
-          <w:sz w:val="27"/>
-          <w:szCs w:val="27"/>
-          <w:lang w:eastAsia="pt-BR"/>
-        </w:rPr>
-        <w:t>vs</w:t>
-      </w:r>
-      <w:proofErr w:type="spellEnd"/>
-      <w:r>
-        <w:rPr>
-          <w:rFonts w:ascii="Arial" w:eastAsia="Times New Roman" w:hAnsi="Arial" w:cs="Arial"/>
-          <w:color w:val="333333"/>
-          <w:sz w:val="27"/>
-          <w:szCs w:val="27"/>
-          <w:lang w:eastAsia="pt-BR"/>
-        </w:rPr>
-        <w:t xml:space="preserve"> natural </w:t>
-      </w:r>
-      <w:proofErr w:type="spellStart"/>
-      <w:r>
-        <w:rPr>
-          <w:rFonts w:ascii="Arial" w:eastAsia="Times New Roman" w:hAnsi="Arial" w:cs="Arial"/>
-          <w:color w:val="333333"/>
-          <w:sz w:val="27"/>
-          <w:szCs w:val="27"/>
-          <w:lang w:eastAsia="pt-BR"/>
-        </w:rPr>
-        <w:t>keys</w:t>
-      </w:r>
-      <w:proofErr w:type="spellEnd"/>
+        <w:t>Justificar o uso de surrogate keys vs natural keys</w:t>
+      </w:r>
     </w:p>
     <w:p>
       <w:pPr>
@@ -1029,29 +816,7 @@
           <w:szCs w:val="27"/>
           <w:lang w:eastAsia="pt-BR"/>
         </w:rPr>
-        <w:t xml:space="preserve">Identificar quando </w:t>
-      </w:r>
-      <w:proofErr w:type="spellStart"/>
-      <w:r>
-        <w:rPr>
-          <w:rFonts w:ascii="Arial" w:eastAsia="Times New Roman" w:hAnsi="Arial" w:cs="Arial"/>
-          <w:color w:val="333333"/>
-          <w:sz w:val="27"/>
-          <w:szCs w:val="27"/>
-          <w:lang w:eastAsia="pt-BR"/>
-        </w:rPr>
-        <w:t>desnormalizar</w:t>
-      </w:r>
-      <w:proofErr w:type="spellEnd"/>
-      <w:r>
-        <w:rPr>
-          <w:rFonts w:ascii="Arial" w:eastAsia="Times New Roman" w:hAnsi="Arial" w:cs="Arial"/>
-          <w:color w:val="333333"/>
-          <w:sz w:val="27"/>
-          <w:szCs w:val="27"/>
-          <w:lang w:eastAsia="pt-BR"/>
-        </w:rPr>
-        <w:t xml:space="preserve"> para ganho de performance</w:t>
+        <w:t>Identificar quando desnormalizar para ganho de performance</w:t>
       </w:r>
     </w:p>
     <w:p>
@@ -1100,29 +865,7 @@
           <w:szCs w:val="27"/>
           <w:lang w:eastAsia="pt-BR"/>
         </w:rPr>
-        <w:t xml:space="preserve">Na Aula 1, o grupo mapeou o ecossistema de dados da </w:t>
-      </w:r>
-      <w:proofErr w:type="spellStart"/>
-      <w:r>
-        <w:rPr>
-          <w:rFonts w:ascii="Arial" w:eastAsia="Times New Roman" w:hAnsi="Arial" w:cs="Arial"/>
-          <w:color w:val="333333"/>
-          <w:sz w:val="27"/>
-          <w:szCs w:val="27"/>
-          <w:lang w:eastAsia="pt-BR"/>
-        </w:rPr>
-        <w:t>LODLog</w:t>
-      </w:r>
-      <w:proofErr w:type="spellEnd"/>
-      <w:r>
-        <w:rPr>
-          <w:rFonts w:ascii="Arial" w:eastAsia="Times New Roman" w:hAnsi="Arial" w:cs="Arial"/>
-          <w:color w:val="333333"/>
-          <w:sz w:val="27"/>
-          <w:szCs w:val="27"/>
-          <w:lang w:eastAsia="pt-BR"/>
-        </w:rPr>
-        <w:t>. Agora é hora de </w:t>
+        <w:t>Na Aula 1, o grupo mapeou o ecossistema de dados da LODLog. Agora é hora de </w:t>
       </w:r>
       <w:r>
         <w:rPr>
@@ -1185,85 +928,7 @@
           <w:szCs w:val="27"/>
           <w:lang w:eastAsia="pt-BR"/>
         </w:rPr>
-        <w:t xml:space="preserve"> A </w:t>
-      </w:r>
-      <w:proofErr w:type="spellStart"/>
-      <w:r>
-        <w:rPr>
-          <w:rFonts w:ascii="Arial" w:eastAsia="Times New Roman" w:hAnsi="Arial" w:cs="Arial"/>
-          <w:i/>
-          <w:iCs/>
-          <w:color w:val="333333"/>
-          <w:sz w:val="27"/>
-          <w:szCs w:val="27"/>
-          <w:lang w:eastAsia="pt-BR"/>
-        </w:rPr>
-        <w:t>LODLog</w:t>
-      </w:r>
-      <w:proofErr w:type="spellEnd"/>
-      <w:r>
-        <w:rPr>
-          <w:rFonts w:ascii="Arial" w:eastAsia="Times New Roman" w:hAnsi="Arial" w:cs="Arial"/>
-          <w:i/>
-          <w:iCs/>
-          <w:color w:val="333333"/>
-          <w:sz w:val="27"/>
-          <w:szCs w:val="27"/>
-          <w:lang w:eastAsia="pt-BR"/>
-        </w:rPr>
-        <w:t xml:space="preserve"> tem dados espalhados em ERP, WMS, TMS e sensores </w:t>
-      </w:r>
-      <w:proofErr w:type="spellStart"/>
-      <w:r>
-        <w:rPr>
-          <w:rFonts w:ascii="Arial" w:eastAsia="Times New Roman" w:hAnsi="Arial" w:cs="Arial"/>
-          <w:i/>
-          <w:iCs/>
-          <w:color w:val="333333"/>
-          <w:sz w:val="27"/>
-          <w:szCs w:val="27"/>
-          <w:lang w:eastAsia="pt-BR"/>
-        </w:rPr>
-        <w:t>IoT</w:t>
-      </w:r>
-      <w:proofErr w:type="spellEnd"/>
-      <w:r>
-        <w:rPr>
-          <w:rFonts w:ascii="Arial" w:eastAsia="Times New Roman" w:hAnsi="Arial" w:cs="Arial"/>
-          <w:i/>
-          <w:iCs/>
-          <w:color w:val="333333"/>
-          <w:sz w:val="27"/>
-          <w:szCs w:val="27"/>
-          <w:lang w:eastAsia="pt-BR"/>
-        </w:rPr>
-        <w:t xml:space="preserve">. Cada sistema usa suas próprias chaves e formatos. Não há uma visão unificada do cliente, do veículo ou do produto. Relatórios demoram porque precisam fazer </w:t>
-      </w:r>
-      <w:proofErr w:type="spellStart"/>
-      <w:r>
-        <w:rPr>
-          <w:rFonts w:ascii="Arial" w:eastAsia="Times New Roman" w:hAnsi="Arial" w:cs="Arial"/>
-          <w:i/>
-          <w:iCs/>
-          <w:color w:val="333333"/>
-          <w:sz w:val="27"/>
-          <w:szCs w:val="27"/>
-          <w:lang w:eastAsia="pt-BR"/>
-        </w:rPr>
-        <w:t>JOINs</w:t>
-      </w:r>
-      <w:proofErr w:type="spellEnd"/>
-      <w:r>
-        <w:rPr>
-          <w:rFonts w:ascii="Arial" w:eastAsia="Times New Roman" w:hAnsi="Arial" w:cs="Arial"/>
-          <w:i/>
-          <w:iCs/>
-          <w:color w:val="333333"/>
-          <w:sz w:val="27"/>
-          <w:szCs w:val="27"/>
-          <w:lang w:eastAsia="pt-BR"/>
-        </w:rPr>
-        <w:t xml:space="preserve"> complexos entre sistemas.</w:t>
+        <w:t> A LODLog tem dados espalhados em ERP, WMS, TMS e sensores IoT. Cada sistema usa suas próprias chaves e formatos. Não há uma visão unificada do cliente, do veículo ou do produto. Relatórios demoram porque precisam fazer JOINs complexos entre sistemas.</w:t>
       </w:r>
     </w:p>
     <w:p>
@@ -1396,7 +1061,6 @@
         </w:rPr>
         <w:t xml:space="preserve">Star </w:t>
       </w:r>
-      <w:proofErr w:type="spellStart"/>
       <w:r>
         <w:rPr>
           <w:rFonts w:ascii="Arial" w:eastAsia="Times New Roman" w:hAnsi="Arial" w:cs="Arial"/>
@@ -1410,7 +1074,6 @@
         <w:lastRenderedPageBreak/>
         <w:t>Schema</w:t>
       </w:r>
-      <w:proofErr w:type="spellEnd"/>
       <w:r>
         <w:rPr>
           <w:rFonts w:ascii="Arial" w:eastAsia="Times New Roman" w:hAnsi="Arial" w:cs="Arial"/>
@@ -1431,22 +1094,8 @@
           <w:szCs w:val="27"/>
           <w:lang w:eastAsia="pt-BR"/>
         </w:rPr>
-        <w:t xml:space="preserve">nova </w:t>
-      </w:r>
-      <w:proofErr w:type="spellStart"/>
-      <w:r>
-        <w:rPr>
-          <w:rFonts w:ascii="Arial" w:eastAsia="Times New Roman" w:hAnsi="Arial" w:cs="Arial"/>
-          <w:b/>
-          <w:bCs/>
-          <w:color w:val="333333"/>
-          <w:sz w:val="27"/>
-          <w:szCs w:val="27"/>
-          <w:lang w:eastAsia="pt-BR"/>
-        </w:rPr>
-        <w:t>mini-dimensão</w:t>
-      </w:r>
-      <w:proofErr w:type="spellEnd"/>
+        <w:t>nova mini-dimensão</w:t>
+      </w:r>
       <w:r>
         <w:rPr>
           <w:rFonts w:ascii="Arial" w:eastAsia="Times New Roman" w:hAnsi="Arial" w:cs="Arial"/>
@@ -1457,7 +1106,6 @@
         </w:rPr>
         <w:t> </w:t>
       </w:r>
-      <w:proofErr w:type="spellStart"/>
       <w:r>
         <w:rPr>
           <w:rFonts w:ascii="Courier New" w:eastAsia="Times New Roman" w:hAnsi="Courier New" w:cs="Courier New"/>
@@ -1469,7 +1117,6 @@
         </w:rPr>
         <w:t>dim_categoria_atraso</w:t>
       </w:r>
-      <w:proofErr w:type="spellEnd"/>
       <w:r>
         <w:rPr>
           <w:rFonts w:ascii="Arial" w:eastAsia="Times New Roman" w:hAnsi="Arial" w:cs="Arial"/>
@@ -1534,29 +1181,7 @@
           <w:szCs w:val="27"/>
           <w:lang w:eastAsia="pt-BR"/>
         </w:rPr>
-        <w:t xml:space="preserve"> no </w:t>
-      </w:r>
-      <w:proofErr w:type="spellStart"/>
-      <w:r>
-        <w:rPr>
-          <w:rFonts w:ascii="Arial" w:eastAsia="Times New Roman" w:hAnsi="Arial" w:cs="Arial"/>
-          <w:color w:val="333333"/>
-          <w:sz w:val="27"/>
-          <w:szCs w:val="27"/>
-          <w:lang w:eastAsia="pt-BR"/>
-        </w:rPr>
-        <w:t>Databricks</w:t>
-      </w:r>
-      <w:proofErr w:type="spellEnd"/>
-      <w:r>
-        <w:rPr>
-          <w:rFonts w:ascii="Arial" w:eastAsia="Times New Roman" w:hAnsi="Arial" w:cs="Arial"/>
-          <w:color w:val="333333"/>
-          <w:sz w:val="27"/>
-          <w:szCs w:val="27"/>
-          <w:lang w:eastAsia="pt-BR"/>
-        </w:rPr>
-        <w:t>. Ele cria as tabelas</w:t>
+        <w:t> no Databricks. Ele cria as tabelas</w:t>
       </w:r>
       <w:r>
         <w:rPr>
@@ -1586,29 +1211,7 @@
           <w:szCs w:val="27"/>
           <w:lang w:eastAsia="pt-BR"/>
         </w:rPr>
-        <w:t>no menu “</w:t>
-      </w:r>
-      <w:proofErr w:type="spellStart"/>
-      <w:r>
-        <w:rPr>
-          <w:rFonts w:ascii="Arial" w:eastAsia="Times New Roman" w:hAnsi="Arial" w:cs="Arial"/>
-          <w:color w:val="333333"/>
-          <w:sz w:val="27"/>
-          <w:szCs w:val="27"/>
-          <w:lang w:eastAsia="pt-BR"/>
-        </w:rPr>
-        <w:t>Catalog</w:t>
-      </w:r>
-      <w:proofErr w:type="spellEnd"/>
-      <w:r>
-        <w:rPr>
-          <w:rFonts w:ascii="Arial" w:eastAsia="Times New Roman" w:hAnsi="Arial" w:cs="Arial"/>
-          <w:color w:val="333333"/>
-          <w:sz w:val="27"/>
-          <w:szCs w:val="27"/>
-          <w:lang w:eastAsia="pt-BR"/>
-        </w:rPr>
-        <w:t>”</w:t>
+        <w:t>no menu “Catalog”</w:t>
       </w:r>
       <w:r>
         <w:rPr>
@@ -1694,31 +1297,8 @@
           <w:szCs w:val="27"/>
           <w:lang w:eastAsia="pt-BR"/>
         </w:rPr>
-        <w:t xml:space="preserve">A partir do cenário </w:t>
-      </w:r>
-      <w:proofErr w:type="spellStart"/>
-      <w:r>
-        <w:rPr>
-          <w:rFonts w:ascii="Arial" w:eastAsia="Times New Roman" w:hAnsi="Arial" w:cs="Arial"/>
-          <w:color w:val="333333"/>
-          <w:sz w:val="27"/>
-          <w:szCs w:val="27"/>
-          <w:lang w:eastAsia="pt-BR"/>
-        </w:rPr>
-        <w:t>LODLog</w:t>
-      </w:r>
-      <w:proofErr w:type="spellEnd"/>
-      <w:r>
-        <w:rPr>
-          <w:rFonts w:ascii="Arial" w:eastAsia="Times New Roman" w:hAnsi="Arial" w:cs="Arial"/>
-          <w:color w:val="333333"/>
-          <w:sz w:val="27"/>
-          <w:szCs w:val="27"/>
-          <w:lang w:eastAsia="pt-BR"/>
-        </w:rPr>
-        <w:t xml:space="preserve"> e das tabelas geradas em </w:t>
-      </w:r>
-      <w:proofErr w:type="spellStart"/>
+        <w:t>A partir do cenário LODLog e das tabelas geradas em </w:t>
+      </w:r>
       <w:r>
         <w:rPr>
           <w:rFonts w:ascii="Courier New" w:eastAsia="Times New Roman" w:hAnsi="Courier New" w:cs="Courier New"/>
@@ -1730,7 +1310,6 @@
         </w:rPr>
         <w:t>lodlog_op</w:t>
       </w:r>
-      <w:proofErr w:type="spellEnd"/>
       <w:r>
         <w:rPr>
           <w:rFonts w:ascii="Arial" w:eastAsia="Times New Roman" w:hAnsi="Arial" w:cs="Arial"/>
@@ -3030,29 +2609,7 @@
           <w:szCs w:val="27"/>
           <w:lang w:eastAsia="pt-BR"/>
         </w:rPr>
-        <w:t xml:space="preserve">o Diagrama Entidade-Relacionamento da </w:t>
-      </w:r>
-      <w:proofErr w:type="spellStart"/>
-      <w:r>
-        <w:rPr>
-          <w:rFonts w:ascii="Arial" w:eastAsia="Times New Roman" w:hAnsi="Arial" w:cs="Arial"/>
-          <w:color w:val="333333"/>
-          <w:sz w:val="27"/>
-          <w:szCs w:val="27"/>
-          <w:lang w:eastAsia="pt-BR"/>
-        </w:rPr>
-        <w:t>LODLog</w:t>
-      </w:r>
-      <w:proofErr w:type="spellEnd"/>
-      <w:r>
-        <w:rPr>
-          <w:rFonts w:ascii="Arial" w:eastAsia="Times New Roman" w:hAnsi="Arial" w:cs="Arial"/>
-          <w:color w:val="333333"/>
-          <w:sz w:val="27"/>
-          <w:szCs w:val="27"/>
-          <w:lang w:eastAsia="pt-BR"/>
-        </w:rPr>
-        <w:t xml:space="preserve"> </w:t>
+        <w:t xml:space="preserve">o Diagrama Entidade-Relacionamento da LODLog </w:t>
       </w:r>
       <w:r>
         <w:rPr>
@@ -3082,51 +2639,7 @@
           <w:szCs w:val="27"/>
           <w:lang w:eastAsia="pt-BR"/>
         </w:rPr>
-        <w:t xml:space="preserve"> Veja scripts SQL na pasta “</w:t>
-      </w:r>
-      <w:proofErr w:type="spellStart"/>
-      <w:r>
-        <w:rPr>
-          <w:rFonts w:ascii="Arial" w:eastAsia="Times New Roman" w:hAnsi="Arial" w:cs="Arial"/>
-          <w:color w:val="333333"/>
-          <w:sz w:val="27"/>
-          <w:szCs w:val="27"/>
-          <w:lang w:eastAsia="pt-BR"/>
-        </w:rPr>
-        <w:t>Labs</w:t>
-      </w:r>
-      <w:proofErr w:type="spellEnd"/>
-      <w:r>
-        <w:rPr>
-          <w:rFonts w:ascii="Arial" w:eastAsia="Times New Roman" w:hAnsi="Arial" w:cs="Arial"/>
-          <w:color w:val="333333"/>
-          <w:sz w:val="27"/>
-          <w:szCs w:val="27"/>
-          <w:lang w:eastAsia="pt-BR"/>
-        </w:rPr>
-        <w:t>/para-</w:t>
-      </w:r>
-      <w:proofErr w:type="spellStart"/>
-      <w:r>
-        <w:rPr>
-          <w:rFonts w:ascii="Arial" w:eastAsia="Times New Roman" w:hAnsi="Arial" w:cs="Arial"/>
-          <w:color w:val="333333"/>
-          <w:sz w:val="27"/>
-          <w:szCs w:val="27"/>
-          <w:lang w:eastAsia="pt-BR"/>
-        </w:rPr>
-        <w:t>postgresql</w:t>
-      </w:r>
-      <w:proofErr w:type="spellEnd"/>
-      <w:r>
-        <w:rPr>
-          <w:rFonts w:ascii="Arial" w:eastAsia="Times New Roman" w:hAnsi="Arial" w:cs="Arial"/>
-          <w:color w:val="333333"/>
-          <w:sz w:val="27"/>
-          <w:szCs w:val="27"/>
-          <w:lang w:eastAsia="pt-BR"/>
-        </w:rPr>
-        <w:t>”, esses scripts são compatíveis com a maioria dos programas para produzirem diagramas a partir de comandos SQL.</w:t>
+        <w:t xml:space="preserve"> Veja scripts SQL na pasta “Labs/para-postgresql”, esses scripts são compatíveis com a maioria dos programas para produzirem diagramas a partir de comandos SQL.</w:t>
       </w:r>
     </w:p>
     <w:p>
@@ -3190,7 +2703,6 @@
         </w:rPr>
         <w:t>a tabela </w:t>
       </w:r>
-      <w:proofErr w:type="spellStart"/>
       <w:r>
         <w:rPr>
           <w:rFonts w:ascii="Courier New" w:eastAsia="Times New Roman" w:hAnsi="Courier New" w:cs="Courier New"/>
@@ -3200,9 +2712,21 @@
           <w:shd w:val="clear" w:color="auto" w:fill="F4F6F7"/>
           <w:lang w:eastAsia="pt-BR"/>
         </w:rPr>
-        <w:t>lodlog_op.entrega</w:t>
-      </w:r>
-      <w:proofErr w:type="spellEnd"/>
+        <w:t>lodlog_</w:t>
+      </w:r>
+      <w:proofErr w:type="gramStart"/>
+      <w:r>
+        <w:rPr>
+          <w:rFonts w:ascii="Courier New" w:eastAsia="Times New Roman" w:hAnsi="Courier New" w:cs="Courier New"/>
+          <w:color w:val="333333"/>
+          <w:sz w:val="25"/>
+          <w:szCs w:val="25"/>
+          <w:shd w:val="clear" w:color="auto" w:fill="F4F6F7"/>
+          <w:lang w:eastAsia="pt-BR"/>
+        </w:rPr>
+        <w:t>op.entrega</w:t>
+      </w:r>
+      <w:proofErr w:type="gramEnd"/>
       <w:r>
         <w:rPr>
           <w:rFonts w:ascii="Arial" w:eastAsia="Times New Roman" w:hAnsi="Arial" w:cs="Arial"/>
@@ -3328,7 +2852,6 @@
         </w:rPr>
         <w:t>Inspecione a tabela </w:t>
       </w:r>
-      <w:proofErr w:type="spellStart"/>
       <w:r>
         <w:rPr>
           <w:rFonts w:ascii="Courier New" w:eastAsia="Times New Roman" w:hAnsi="Courier New" w:cs="Courier New"/>
@@ -3338,42 +2861,9 @@
           <w:shd w:val="clear" w:color="auto" w:fill="F4F6F7"/>
           <w:lang w:eastAsia="pt-BR"/>
         </w:rPr>
-        <w:t>lodlog_op.entrega</w:t>
-      </w:r>
-      <w:proofErr w:type="spellEnd"/>
-      <w:r>
-        <w:rPr>
-          <w:rFonts w:ascii="Arial" w:eastAsia="Times New Roman" w:hAnsi="Arial" w:cs="Arial"/>
-          <w:color w:val="333333"/>
-          <w:sz w:val="27"/>
-          <w:szCs w:val="27"/>
-          <w:lang w:eastAsia="pt-BR"/>
-        </w:rPr>
-        <w:t xml:space="preserve"> no </w:t>
-      </w:r>
-      <w:proofErr w:type="spellStart"/>
-      <w:r>
-        <w:rPr>
-          <w:rFonts w:ascii="Arial" w:eastAsia="Times New Roman" w:hAnsi="Arial" w:cs="Arial"/>
-          <w:color w:val="333333"/>
-          <w:sz w:val="27"/>
-          <w:szCs w:val="27"/>
-          <w:lang w:eastAsia="pt-BR"/>
-        </w:rPr>
-        <w:t>Databricks</w:t>
-      </w:r>
-      <w:proofErr w:type="spellEnd"/>
-      <w:r>
-        <w:rPr>
-          <w:rFonts w:ascii="Arial" w:eastAsia="Times New Roman" w:hAnsi="Arial" w:cs="Arial"/>
-          <w:color w:val="333333"/>
-          <w:sz w:val="27"/>
-          <w:szCs w:val="27"/>
-          <w:lang w:eastAsia="pt-BR"/>
-        </w:rPr>
-        <w:t>. Ela tem a PK </w:t>
-      </w:r>
-      <w:proofErr w:type="spellStart"/>
+        <w:t>lodlog_</w:t>
+      </w:r>
+      <w:proofErr w:type="gramStart"/>
       <w:r>
         <w:rPr>
           <w:rFonts w:ascii="Courier New" w:eastAsia="Times New Roman" w:hAnsi="Courier New" w:cs="Courier New"/>
@@ -3383,9 +2873,30 @@
           <w:shd w:val="clear" w:color="auto" w:fill="F4F6F7"/>
           <w:lang w:eastAsia="pt-BR"/>
         </w:rPr>
+        <w:t>op.entrega</w:t>
+      </w:r>
+      <w:proofErr w:type="gramEnd"/>
+      <w:r>
+        <w:rPr>
+          <w:rFonts w:ascii="Arial" w:eastAsia="Times New Roman" w:hAnsi="Arial" w:cs="Arial"/>
+          <w:color w:val="333333"/>
+          <w:sz w:val="27"/>
+          <w:szCs w:val="27"/>
+          <w:lang w:eastAsia="pt-BR"/>
+        </w:rPr>
+        <w:t> no Databricks. Ela tem a PK </w:t>
+      </w:r>
+      <w:r>
+        <w:rPr>
+          <w:rFonts w:ascii="Courier New" w:eastAsia="Times New Roman" w:hAnsi="Courier New" w:cs="Courier New"/>
+          <w:color w:val="333333"/>
+          <w:sz w:val="25"/>
+          <w:szCs w:val="25"/>
+          <w:shd w:val="clear" w:color="auto" w:fill="F4F6F7"/>
+          <w:lang w:eastAsia="pt-BR"/>
+        </w:rPr>
         <w:t>entrega_id</w:t>
       </w:r>
-      <w:proofErr w:type="spellEnd"/>
       <w:r>
         <w:rPr>
           <w:rFonts w:ascii="Arial" w:eastAsia="Times New Roman" w:hAnsi="Arial" w:cs="Arial"/>
@@ -3447,6 +2958,7 @@
           <w:lang w:eastAsia="pt-BR"/>
         </w:rPr>
       </w:pPr>
+      <w:proofErr w:type="gramStart"/>
       <w:r>
         <w:rPr>
           <w:rFonts w:ascii="Courier New" w:eastAsia="Times New Roman" w:hAnsi="Courier New" w:cs="Courier New"/>
@@ -3455,77 +2967,14 @@
         </w:rPr>
         <w:t>ENTREGA(</w:t>
       </w:r>
-      <w:proofErr w:type="spellStart"/>
+      <w:proofErr w:type="gramEnd"/>
       <w:r>
         <w:rPr>
           <w:rFonts w:ascii="Courier New" w:eastAsia="Times New Roman" w:hAnsi="Courier New" w:cs="Courier New"/>
           <w:color w:val="333333"/>
           <w:lang w:eastAsia="pt-BR"/>
         </w:rPr>
-        <w:t>entrega_id</w:t>
-      </w:r>
-      <w:proofErr w:type="spellEnd"/>
-      <w:r>
-        <w:rPr>
-          <w:rFonts w:ascii="Courier New" w:eastAsia="Times New Roman" w:hAnsi="Courier New" w:cs="Courier New"/>
-          <w:color w:val="333333"/>
-          <w:lang w:eastAsia="pt-BR"/>
-        </w:rPr>
-        <w:t xml:space="preserve">, </w:t>
-      </w:r>
-      <w:proofErr w:type="spellStart"/>
-      <w:r>
-        <w:rPr>
-          <w:rFonts w:ascii="Courier New" w:eastAsia="Times New Roman" w:hAnsi="Courier New" w:cs="Courier New"/>
-          <w:color w:val="333333"/>
-          <w:lang w:eastAsia="pt-BR"/>
-        </w:rPr>
-        <w:t>pedido_id</w:t>
-      </w:r>
-      <w:proofErr w:type="spellEnd"/>
-      <w:r>
-        <w:rPr>
-          <w:rFonts w:ascii="Courier New" w:eastAsia="Times New Roman" w:hAnsi="Courier New" w:cs="Courier New"/>
-          <w:color w:val="333333"/>
-          <w:lang w:eastAsia="pt-BR"/>
-        </w:rPr>
-        <w:t xml:space="preserve">, </w:t>
-      </w:r>
-      <w:proofErr w:type="spellStart"/>
-      <w:r>
-        <w:rPr>
-          <w:rFonts w:ascii="Courier New" w:eastAsia="Times New Roman" w:hAnsi="Courier New" w:cs="Courier New"/>
-          <w:color w:val="333333"/>
-          <w:lang w:eastAsia="pt-BR"/>
-        </w:rPr>
-        <w:t>veiculo_id</w:t>
-      </w:r>
-      <w:proofErr w:type="spellEnd"/>
-      <w:r>
-        <w:rPr>
-          <w:rFonts w:ascii="Courier New" w:eastAsia="Times New Roman" w:hAnsi="Courier New" w:cs="Courier New"/>
-          <w:color w:val="333333"/>
-          <w:lang w:eastAsia="pt-BR"/>
-        </w:rPr>
-        <w:t xml:space="preserve">, </w:t>
-      </w:r>
-      <w:proofErr w:type="spellStart"/>
-      <w:r>
-        <w:rPr>
-          <w:rFonts w:ascii="Courier New" w:eastAsia="Times New Roman" w:hAnsi="Courier New" w:cs="Courier New"/>
-          <w:color w:val="333333"/>
-          <w:lang w:eastAsia="pt-BR"/>
-        </w:rPr>
-        <w:t>motorista_id</w:t>
-      </w:r>
-      <w:proofErr w:type="spellEnd"/>
-      <w:r>
-        <w:rPr>
-          <w:rFonts w:ascii="Courier New" w:eastAsia="Times New Roman" w:hAnsi="Courier New" w:cs="Courier New"/>
-          <w:color w:val="333333"/>
-          <w:lang w:eastAsia="pt-BR"/>
-        </w:rPr>
-        <w:t>,</w:t>
+        <w:t>entrega_id, pedido_id, veiculo_id, motorista_id,</w:t>
       </w:r>
     </w:p>
     <w:p>
@@ -3611,87 +3060,7 @@
           <w:shd w:val="clear" w:color="auto" w:fill="FFE0B2"/>
           <w:lang w:eastAsia="pt-BR"/>
         </w:rPr>
-        <w:t xml:space="preserve">        </w:t>
-      </w:r>
-      <w:proofErr w:type="spellStart"/>
-      <w:r>
-        <w:rPr>
-          <w:rFonts w:ascii="Courier New" w:eastAsia="Times New Roman" w:hAnsi="Courier New" w:cs="Courier New"/>
-          <w:color w:val="333333"/>
-          <w:shd w:val="clear" w:color="auto" w:fill="FFE0B2"/>
-          <w:lang w:eastAsia="pt-BR"/>
-        </w:rPr>
-        <w:t>cliente_id</w:t>
-      </w:r>
-      <w:proofErr w:type="spellEnd"/>
-      <w:r>
-        <w:rPr>
-          <w:rFonts w:ascii="Courier New" w:eastAsia="Times New Roman" w:hAnsi="Courier New" w:cs="Courier New"/>
-          <w:color w:val="333333"/>
-          <w:shd w:val="clear" w:color="auto" w:fill="FFE0B2"/>
-          <w:lang w:eastAsia="pt-BR"/>
-        </w:rPr>
-        <w:t xml:space="preserve">, </w:t>
-      </w:r>
-      <w:proofErr w:type="spellStart"/>
-      <w:r>
-        <w:rPr>
-          <w:rFonts w:ascii="Courier New" w:eastAsia="Times New Roman" w:hAnsi="Courier New" w:cs="Courier New"/>
-          <w:color w:val="333333"/>
-          <w:shd w:val="clear" w:color="auto" w:fill="FFE0B2"/>
-          <w:lang w:eastAsia="pt-BR"/>
-        </w:rPr>
-        <w:t>cliente_cnpj</w:t>
-      </w:r>
-      <w:proofErr w:type="spellEnd"/>
-      <w:r>
-        <w:rPr>
-          <w:rFonts w:ascii="Courier New" w:eastAsia="Times New Roman" w:hAnsi="Courier New" w:cs="Courier New"/>
-          <w:color w:val="333333"/>
-          <w:shd w:val="clear" w:color="auto" w:fill="FFE0B2"/>
-          <w:lang w:eastAsia="pt-BR"/>
-        </w:rPr>
-        <w:t xml:space="preserve">, </w:t>
-      </w:r>
-      <w:proofErr w:type="spellStart"/>
-      <w:r>
-        <w:rPr>
-          <w:rFonts w:ascii="Courier New" w:eastAsia="Times New Roman" w:hAnsi="Courier New" w:cs="Courier New"/>
-          <w:color w:val="333333"/>
-          <w:shd w:val="clear" w:color="auto" w:fill="FFE0B2"/>
-          <w:lang w:eastAsia="pt-BR"/>
-        </w:rPr>
-        <w:t>cliente_razao_social</w:t>
-      </w:r>
-      <w:proofErr w:type="spellEnd"/>
-      <w:r>
-        <w:rPr>
-          <w:rFonts w:ascii="Courier New" w:eastAsia="Times New Roman" w:hAnsi="Courier New" w:cs="Courier New"/>
-          <w:color w:val="333333"/>
-          <w:shd w:val="clear" w:color="auto" w:fill="FFE0B2"/>
-          <w:lang w:eastAsia="pt-BR"/>
-        </w:rPr>
-        <w:t xml:space="preserve">, </w:t>
-      </w:r>
-      <w:proofErr w:type="spellStart"/>
-      <w:r>
-        <w:rPr>
-          <w:rFonts w:ascii="Courier New" w:eastAsia="Times New Roman" w:hAnsi="Courier New" w:cs="Courier New"/>
-          <w:color w:val="333333"/>
-          <w:shd w:val="clear" w:color="auto" w:fill="FFE0B2"/>
-          <w:lang w:eastAsia="pt-BR"/>
-        </w:rPr>
-        <w:t>cliente_segmento</w:t>
-      </w:r>
-      <w:proofErr w:type="spellEnd"/>
-      <w:r>
-        <w:rPr>
-          <w:rFonts w:ascii="Courier New" w:eastAsia="Times New Roman" w:hAnsi="Courier New" w:cs="Courier New"/>
-          <w:color w:val="333333"/>
-          <w:shd w:val="clear" w:color="auto" w:fill="FFE0B2"/>
-          <w:lang w:eastAsia="pt-BR"/>
-        </w:rPr>
-        <w:t>,</w:t>
+        <w:t xml:space="preserve">        cliente_id, cliente_cnpj, cliente_razao_social, cliente_segmento,</w:t>
       </w:r>
     </w:p>
     <w:p>
@@ -3769,87 +3138,7 @@
           <w:shd w:val="clear" w:color="auto" w:fill="FFE0B2"/>
           <w:lang w:eastAsia="pt-BR"/>
         </w:rPr>
-        <w:t xml:space="preserve">        </w:t>
-      </w:r>
-      <w:proofErr w:type="spellStart"/>
-      <w:r>
-        <w:rPr>
-          <w:rFonts w:ascii="Courier New" w:eastAsia="Times New Roman" w:hAnsi="Courier New" w:cs="Courier New"/>
-          <w:color w:val="333333"/>
-          <w:shd w:val="clear" w:color="auto" w:fill="FFE0B2"/>
-          <w:lang w:eastAsia="pt-BR"/>
-        </w:rPr>
-        <w:t>veiculo_placa</w:t>
-      </w:r>
-      <w:proofErr w:type="spellEnd"/>
-      <w:r>
-        <w:rPr>
-          <w:rFonts w:ascii="Courier New" w:eastAsia="Times New Roman" w:hAnsi="Courier New" w:cs="Courier New"/>
-          <w:color w:val="333333"/>
-          <w:shd w:val="clear" w:color="auto" w:fill="FFE0B2"/>
-          <w:lang w:eastAsia="pt-BR"/>
-        </w:rPr>
-        <w:t xml:space="preserve">, </w:t>
-      </w:r>
-      <w:proofErr w:type="spellStart"/>
-      <w:r>
-        <w:rPr>
-          <w:rFonts w:ascii="Courier New" w:eastAsia="Times New Roman" w:hAnsi="Courier New" w:cs="Courier New"/>
-          <w:color w:val="333333"/>
-          <w:shd w:val="clear" w:color="auto" w:fill="FFE0B2"/>
-          <w:lang w:eastAsia="pt-BR"/>
-        </w:rPr>
-        <w:t>veiculo_modelo</w:t>
-      </w:r>
-      <w:proofErr w:type="spellEnd"/>
-      <w:r>
-        <w:rPr>
-          <w:rFonts w:ascii="Courier New" w:eastAsia="Times New Roman" w:hAnsi="Courier New" w:cs="Courier New"/>
-          <w:color w:val="333333"/>
-          <w:shd w:val="clear" w:color="auto" w:fill="FFE0B2"/>
-          <w:lang w:eastAsia="pt-BR"/>
-        </w:rPr>
-        <w:t xml:space="preserve">, </w:t>
-      </w:r>
-      <w:proofErr w:type="spellStart"/>
-      <w:r>
-        <w:rPr>
-          <w:rFonts w:ascii="Courier New" w:eastAsia="Times New Roman" w:hAnsi="Courier New" w:cs="Courier New"/>
-          <w:color w:val="333333"/>
-          <w:shd w:val="clear" w:color="auto" w:fill="FFE0B2"/>
-          <w:lang w:eastAsia="pt-BR"/>
-        </w:rPr>
-        <w:t>veiculo_fabricante</w:t>
-      </w:r>
-      <w:proofErr w:type="spellEnd"/>
-      <w:r>
-        <w:rPr>
-          <w:rFonts w:ascii="Courier New" w:eastAsia="Times New Roman" w:hAnsi="Courier New" w:cs="Courier New"/>
-          <w:color w:val="333333"/>
-          <w:shd w:val="clear" w:color="auto" w:fill="FFE0B2"/>
-          <w:lang w:eastAsia="pt-BR"/>
-        </w:rPr>
-        <w:t xml:space="preserve">, </w:t>
-      </w:r>
-      <w:proofErr w:type="spellStart"/>
-      <w:r>
-        <w:rPr>
-          <w:rFonts w:ascii="Courier New" w:eastAsia="Times New Roman" w:hAnsi="Courier New" w:cs="Courier New"/>
-          <w:color w:val="333333"/>
-          <w:shd w:val="clear" w:color="auto" w:fill="FFE0B2"/>
-          <w:lang w:eastAsia="pt-BR"/>
-        </w:rPr>
-        <w:t>veiculo_capacidade_kg</w:t>
-      </w:r>
-      <w:proofErr w:type="spellEnd"/>
-      <w:r>
-        <w:rPr>
-          <w:rFonts w:ascii="Courier New" w:eastAsia="Times New Roman" w:hAnsi="Courier New" w:cs="Courier New"/>
-          <w:color w:val="333333"/>
-          <w:shd w:val="clear" w:color="auto" w:fill="FFE0B2"/>
-          <w:lang w:eastAsia="pt-BR"/>
-        </w:rPr>
-        <w:t>,</w:t>
+        <w:t xml:space="preserve">        veiculo_placa, veiculo_modelo, veiculo_fabricante, veiculo_capacidade_kg,</w:t>
       </w:r>
     </w:p>
     <w:p>
@@ -3927,67 +3216,7 @@
           <w:shd w:val="clear" w:color="auto" w:fill="FFE0B2"/>
           <w:lang w:eastAsia="pt-BR"/>
         </w:rPr>
-        <w:t xml:space="preserve">        </w:t>
-      </w:r>
-      <w:proofErr w:type="spellStart"/>
-      <w:r>
-        <w:rPr>
-          <w:rFonts w:ascii="Courier New" w:eastAsia="Times New Roman" w:hAnsi="Courier New" w:cs="Courier New"/>
-          <w:color w:val="333333"/>
-          <w:shd w:val="clear" w:color="auto" w:fill="FFE0B2"/>
-          <w:lang w:eastAsia="pt-BR"/>
-        </w:rPr>
-        <w:t>motorista_nome</w:t>
-      </w:r>
-      <w:proofErr w:type="spellEnd"/>
-      <w:r>
-        <w:rPr>
-          <w:rFonts w:ascii="Courier New" w:eastAsia="Times New Roman" w:hAnsi="Courier New" w:cs="Courier New"/>
-          <w:color w:val="333333"/>
-          <w:shd w:val="clear" w:color="auto" w:fill="FFE0B2"/>
-          <w:lang w:eastAsia="pt-BR"/>
-        </w:rPr>
-        <w:t xml:space="preserve">, </w:t>
-      </w:r>
-      <w:proofErr w:type="spellStart"/>
-      <w:r>
-        <w:rPr>
-          <w:rFonts w:ascii="Courier New" w:eastAsia="Times New Roman" w:hAnsi="Courier New" w:cs="Courier New"/>
-          <w:color w:val="333333"/>
-          <w:shd w:val="clear" w:color="auto" w:fill="FFE0B2"/>
-          <w:lang w:eastAsia="pt-BR"/>
-        </w:rPr>
-        <w:t>motorista_cnh</w:t>
-      </w:r>
-      <w:proofErr w:type="spellEnd"/>
-      <w:r>
-        <w:rPr>
-          <w:rFonts w:ascii="Courier New" w:eastAsia="Times New Roman" w:hAnsi="Courier New" w:cs="Courier New"/>
-          <w:color w:val="333333"/>
-          <w:shd w:val="clear" w:color="auto" w:fill="FFE0B2"/>
-          <w:lang w:eastAsia="pt-BR"/>
-        </w:rPr>
-        <w:t xml:space="preserve">, </w:t>
-      </w:r>
-      <w:proofErr w:type="spellStart"/>
-      <w:r>
-        <w:rPr>
-          <w:rFonts w:ascii="Courier New" w:eastAsia="Times New Roman" w:hAnsi="Courier New" w:cs="Courier New"/>
-          <w:color w:val="333333"/>
-          <w:shd w:val="clear" w:color="auto" w:fill="FFE0B2"/>
-          <w:lang w:eastAsia="pt-BR"/>
-        </w:rPr>
-        <w:t>motorista_categoria</w:t>
-      </w:r>
-      <w:proofErr w:type="spellEnd"/>
-      <w:r>
-        <w:rPr>
-          <w:rFonts w:ascii="Courier New" w:eastAsia="Times New Roman" w:hAnsi="Courier New" w:cs="Courier New"/>
-          <w:color w:val="333333"/>
-          <w:shd w:val="clear" w:color="auto" w:fill="FFE0B2"/>
-          <w:lang w:eastAsia="pt-BR"/>
-        </w:rPr>
-        <w:t>,</w:t>
+        <w:t xml:space="preserve">        motorista_nome, motorista_cnh, motorista_categoria,</w:t>
       </w:r>
     </w:p>
     <w:p>
@@ -4064,87 +3293,7 @@
           <w:shd w:val="clear" w:color="auto" w:fill="FFE0B2"/>
           <w:lang w:eastAsia="pt-BR"/>
         </w:rPr>
-        <w:t xml:space="preserve">        </w:t>
-      </w:r>
-      <w:proofErr w:type="spellStart"/>
-      <w:r>
-        <w:rPr>
-          <w:rFonts w:ascii="Courier New" w:eastAsia="Times New Roman" w:hAnsi="Courier New" w:cs="Courier New"/>
-          <w:color w:val="333333"/>
-          <w:shd w:val="clear" w:color="auto" w:fill="FFE0B2"/>
-          <w:lang w:eastAsia="pt-BR"/>
-        </w:rPr>
-        <w:t>cd_origem_id</w:t>
-      </w:r>
-      <w:proofErr w:type="spellEnd"/>
-      <w:r>
-        <w:rPr>
-          <w:rFonts w:ascii="Courier New" w:eastAsia="Times New Roman" w:hAnsi="Courier New" w:cs="Courier New"/>
-          <w:color w:val="333333"/>
-          <w:shd w:val="clear" w:color="auto" w:fill="FFE0B2"/>
-          <w:lang w:eastAsia="pt-BR"/>
-        </w:rPr>
-        <w:t xml:space="preserve">, </w:t>
-      </w:r>
-      <w:proofErr w:type="spellStart"/>
-      <w:r>
-        <w:rPr>
-          <w:rFonts w:ascii="Courier New" w:eastAsia="Times New Roman" w:hAnsi="Courier New" w:cs="Courier New"/>
-          <w:color w:val="333333"/>
-          <w:shd w:val="clear" w:color="auto" w:fill="FFE0B2"/>
-          <w:lang w:eastAsia="pt-BR"/>
-        </w:rPr>
-        <w:t>cd_origem_codigo</w:t>
-      </w:r>
-      <w:proofErr w:type="spellEnd"/>
-      <w:r>
-        <w:rPr>
-          <w:rFonts w:ascii="Courier New" w:eastAsia="Times New Roman" w:hAnsi="Courier New" w:cs="Courier New"/>
-          <w:color w:val="333333"/>
-          <w:shd w:val="clear" w:color="auto" w:fill="FFE0B2"/>
-          <w:lang w:eastAsia="pt-BR"/>
-        </w:rPr>
-        <w:t xml:space="preserve">, </w:t>
-      </w:r>
-      <w:proofErr w:type="spellStart"/>
-      <w:r>
-        <w:rPr>
-          <w:rFonts w:ascii="Courier New" w:eastAsia="Times New Roman" w:hAnsi="Courier New" w:cs="Courier New"/>
-          <w:color w:val="333333"/>
-          <w:shd w:val="clear" w:color="auto" w:fill="FFE0B2"/>
-          <w:lang w:eastAsia="pt-BR"/>
-        </w:rPr>
-        <w:t>cd_origem_nome</w:t>
-      </w:r>
-      <w:proofErr w:type="spellEnd"/>
-      <w:r>
-        <w:rPr>
-          <w:rFonts w:ascii="Courier New" w:eastAsia="Times New Roman" w:hAnsi="Courier New" w:cs="Courier New"/>
-          <w:color w:val="333333"/>
-          <w:shd w:val="clear" w:color="auto" w:fill="FFE0B2"/>
-          <w:lang w:eastAsia="pt-BR"/>
-        </w:rPr>
-        <w:t xml:space="preserve">, </w:t>
-      </w:r>
-      <w:proofErr w:type="spellStart"/>
-      <w:r>
-        <w:rPr>
-          <w:rFonts w:ascii="Courier New" w:eastAsia="Times New Roman" w:hAnsi="Courier New" w:cs="Courier New"/>
-          <w:color w:val="333333"/>
-          <w:shd w:val="clear" w:color="auto" w:fill="FFE0B2"/>
-          <w:lang w:eastAsia="pt-BR"/>
-        </w:rPr>
-        <w:t>cd_origem_uf</w:t>
-      </w:r>
-      <w:proofErr w:type="spellEnd"/>
-      <w:r>
-        <w:rPr>
-          <w:rFonts w:ascii="Courier New" w:eastAsia="Times New Roman" w:hAnsi="Courier New" w:cs="Courier New"/>
-          <w:color w:val="333333"/>
-          <w:shd w:val="clear" w:color="auto" w:fill="FFE0B2"/>
-          <w:lang w:eastAsia="pt-BR"/>
-        </w:rPr>
-        <w:t>,</w:t>
+        <w:t xml:space="preserve">        cd_origem_id, cd_origem_codigo, cd_origem_nome, cd_origem_uf,</w:t>
       </w:r>
     </w:p>
     <w:p>
@@ -4181,61 +3330,7 @@
           <w:color w:val="333333"/>
           <w:lang w:eastAsia="pt-BR"/>
         </w:rPr>
-        <w:t xml:space="preserve">        </w:t>
-      </w:r>
-      <w:proofErr w:type="spellStart"/>
-      <w:r>
-        <w:rPr>
-          <w:rFonts w:ascii="Courier New" w:eastAsia="Times New Roman" w:hAnsi="Courier New" w:cs="Courier New"/>
-          <w:color w:val="333333"/>
-          <w:lang w:eastAsia="pt-BR"/>
-        </w:rPr>
-        <w:t>data_saida</w:t>
-      </w:r>
-      <w:proofErr w:type="spellEnd"/>
-      <w:r>
-        <w:rPr>
-          <w:rFonts w:ascii="Courier New" w:eastAsia="Times New Roman" w:hAnsi="Courier New" w:cs="Courier New"/>
-          <w:color w:val="333333"/>
-          <w:lang w:eastAsia="pt-BR"/>
-        </w:rPr>
-        <w:t xml:space="preserve">, </w:t>
-      </w:r>
-      <w:proofErr w:type="spellStart"/>
-      <w:r>
-        <w:rPr>
-          <w:rFonts w:ascii="Courier New" w:eastAsia="Times New Roman" w:hAnsi="Courier New" w:cs="Courier New"/>
-          <w:color w:val="333333"/>
-          <w:lang w:eastAsia="pt-BR"/>
-        </w:rPr>
-        <w:t>data_entrega_prevista</w:t>
-      </w:r>
-      <w:proofErr w:type="spellEnd"/>
-      <w:r>
-        <w:rPr>
-          <w:rFonts w:ascii="Courier New" w:eastAsia="Times New Roman" w:hAnsi="Courier New" w:cs="Courier New"/>
-          <w:color w:val="333333"/>
-          <w:lang w:eastAsia="pt-BR"/>
-        </w:rPr>
-        <w:t xml:space="preserve">, </w:t>
-      </w:r>
-      <w:proofErr w:type="spellStart"/>
-      <w:r>
-        <w:rPr>
-          <w:rFonts w:ascii="Courier New" w:eastAsia="Times New Roman" w:hAnsi="Courier New" w:cs="Courier New"/>
-          <w:color w:val="333333"/>
-          <w:lang w:eastAsia="pt-BR"/>
-        </w:rPr>
-        <w:t>data_entrega_real</w:t>
-      </w:r>
-      <w:proofErr w:type="spellEnd"/>
-      <w:r>
-        <w:rPr>
-          <w:rFonts w:ascii="Courier New" w:eastAsia="Times New Roman" w:hAnsi="Courier New" w:cs="Courier New"/>
-          <w:color w:val="333333"/>
-          <w:lang w:eastAsia="pt-BR"/>
-        </w:rPr>
-        <w:t>,</w:t>
+        <w:t xml:space="preserve">        data_saida, data_entrega_prevista, data_entrega_real,</w:t>
       </w:r>
     </w:p>
     <w:p>
@@ -4272,79 +3367,7 @@
           <w:color w:val="333333"/>
           <w:lang w:eastAsia="pt-BR"/>
         </w:rPr>
-        <w:t xml:space="preserve">        </w:t>
-      </w:r>
-      <w:proofErr w:type="spellStart"/>
-      <w:r>
-        <w:rPr>
-          <w:rFonts w:ascii="Courier New" w:eastAsia="Times New Roman" w:hAnsi="Courier New" w:cs="Courier New"/>
-          <w:color w:val="333333"/>
-          <w:lang w:eastAsia="pt-BR"/>
-        </w:rPr>
-        <w:t>distancia_km</w:t>
-      </w:r>
-      <w:proofErr w:type="spellEnd"/>
-      <w:r>
-        <w:rPr>
-          <w:rFonts w:ascii="Courier New" w:eastAsia="Times New Roman" w:hAnsi="Courier New" w:cs="Courier New"/>
-          <w:color w:val="333333"/>
-          <w:lang w:eastAsia="pt-BR"/>
-        </w:rPr>
-        <w:t xml:space="preserve">, </w:t>
-      </w:r>
-      <w:proofErr w:type="spellStart"/>
-      <w:r>
-        <w:rPr>
-          <w:rFonts w:ascii="Courier New" w:eastAsia="Times New Roman" w:hAnsi="Courier New" w:cs="Courier New"/>
-          <w:color w:val="333333"/>
-          <w:lang w:eastAsia="pt-BR"/>
-        </w:rPr>
-        <w:t>custo_combustivel</w:t>
-      </w:r>
-      <w:proofErr w:type="spellEnd"/>
-      <w:r>
-        <w:rPr>
-          <w:rFonts w:ascii="Courier New" w:eastAsia="Times New Roman" w:hAnsi="Courier New" w:cs="Courier New"/>
-          <w:color w:val="333333"/>
-          <w:lang w:eastAsia="pt-BR"/>
-        </w:rPr>
-        <w:t xml:space="preserve">, </w:t>
-      </w:r>
-      <w:proofErr w:type="spellStart"/>
-      <w:r>
-        <w:rPr>
-          <w:rFonts w:ascii="Courier New" w:eastAsia="Times New Roman" w:hAnsi="Courier New" w:cs="Courier New"/>
-          <w:color w:val="333333"/>
-          <w:lang w:eastAsia="pt-BR"/>
-        </w:rPr>
-        <w:t>custo_pedagio</w:t>
-      </w:r>
-      <w:proofErr w:type="spellEnd"/>
-      <w:r>
-        <w:rPr>
-          <w:rFonts w:ascii="Courier New" w:eastAsia="Times New Roman" w:hAnsi="Courier New" w:cs="Courier New"/>
-          <w:color w:val="333333"/>
-          <w:lang w:eastAsia="pt-BR"/>
-        </w:rPr>
-        <w:t xml:space="preserve">, </w:t>
-      </w:r>
-      <w:proofErr w:type="spellStart"/>
-      <w:r>
-        <w:rPr>
-          <w:rFonts w:ascii="Courier New" w:eastAsia="Times New Roman" w:hAnsi="Courier New" w:cs="Courier New"/>
-          <w:color w:val="333333"/>
-          <w:lang w:eastAsia="pt-BR"/>
-        </w:rPr>
-        <w:t>valor_frete</w:t>
-      </w:r>
-      <w:proofErr w:type="spellEnd"/>
-      <w:r>
-        <w:rPr>
-          <w:rFonts w:ascii="Courier New" w:eastAsia="Times New Roman" w:hAnsi="Courier New" w:cs="Courier New"/>
-          <w:color w:val="333333"/>
-          <w:lang w:eastAsia="pt-BR"/>
-        </w:rPr>
-        <w:t>,</w:t>
+        <w:t xml:space="preserve">        distancia_km, custo_combustivel, custo_pedagio, valor_frete,</w:t>
       </w:r>
     </w:p>
     <w:p>
@@ -4381,43 +3404,7 @@
           <w:color w:val="333333"/>
           <w:lang w:eastAsia="pt-BR"/>
         </w:rPr>
-        <w:t xml:space="preserve">        </w:t>
-      </w:r>
-      <w:proofErr w:type="spellStart"/>
-      <w:r>
-        <w:rPr>
-          <w:rFonts w:ascii="Courier New" w:eastAsia="Times New Roman" w:hAnsi="Courier New" w:cs="Courier New"/>
-          <w:color w:val="333333"/>
-          <w:lang w:eastAsia="pt-BR"/>
-        </w:rPr>
-        <w:t>multa_atraso</w:t>
-      </w:r>
-      <w:proofErr w:type="spellEnd"/>
-      <w:r>
-        <w:rPr>
-          <w:rFonts w:ascii="Courier New" w:eastAsia="Times New Roman" w:hAnsi="Courier New" w:cs="Courier New"/>
-          <w:color w:val="333333"/>
-          <w:lang w:eastAsia="pt-BR"/>
-        </w:rPr>
-        <w:t xml:space="preserve">, </w:t>
-      </w:r>
-      <w:proofErr w:type="spellStart"/>
-      <w:r>
-        <w:rPr>
-          <w:rFonts w:ascii="Courier New" w:eastAsia="Times New Roman" w:hAnsi="Courier New" w:cs="Courier New"/>
-          <w:color w:val="333333"/>
-          <w:lang w:eastAsia="pt-BR"/>
-        </w:rPr>
-        <w:t>status_entrega</w:t>
-      </w:r>
-      <w:proofErr w:type="spellEnd"/>
-      <w:r>
-        <w:rPr>
-          <w:rFonts w:ascii="Courier New" w:eastAsia="Times New Roman" w:hAnsi="Courier New" w:cs="Courier New"/>
-          <w:color w:val="333333"/>
-          <w:lang w:eastAsia="pt-BR"/>
-        </w:rPr>
-        <w:t>,</w:t>
+        <w:t xml:space="preserve">        multa_atraso, status_entrega,</w:t>
       </w:r>
     </w:p>
     <w:p>
@@ -4454,25 +3441,7 @@
           <w:color w:val="333333"/>
           <w:lang w:eastAsia="pt-BR"/>
         </w:rPr>
-        <w:t xml:space="preserve">        </w:t>
-      </w:r>
-      <w:proofErr w:type="spellStart"/>
-      <w:r>
-        <w:rPr>
-          <w:rFonts w:ascii="Courier New" w:eastAsia="Times New Roman" w:hAnsi="Courier New" w:cs="Courier New"/>
-          <w:color w:val="333333"/>
-          <w:lang w:eastAsia="pt-BR"/>
-        </w:rPr>
-        <w:t>kpi_categoria_atraso</w:t>
-      </w:r>
-      <w:proofErr w:type="spellEnd"/>
-      <w:r>
-        <w:rPr>
-          <w:rFonts w:ascii="Courier New" w:eastAsia="Times New Roman" w:hAnsi="Courier New" w:cs="Courier New"/>
-          <w:color w:val="333333"/>
-          <w:lang w:eastAsia="pt-BR"/>
-        </w:rPr>
-        <w:t>)</w:t>
+        <w:t xml:space="preserve">        kpi_categoria_atraso)</w:t>
       </w:r>
     </w:p>
     <w:p>
@@ -4690,31 +3659,8 @@
           <w:szCs w:val="27"/>
           <w:lang w:eastAsia="pt-BR"/>
         </w:rPr>
-        <w:t> (</w:t>
-      </w:r>
-      <w:proofErr w:type="spellStart"/>
-      <w:r>
-        <w:rPr>
-          <w:rFonts w:ascii="Arial" w:eastAsia="Times New Roman" w:hAnsi="Arial" w:cs="Arial"/>
-          <w:color w:val="333333"/>
-          <w:sz w:val="27"/>
-          <w:szCs w:val="27"/>
-          <w:lang w:eastAsia="pt-BR"/>
-        </w:rPr>
-        <w:t>ex</w:t>
-      </w:r>
-      <w:proofErr w:type="spellEnd"/>
-      <w:r>
-        <w:rPr>
-          <w:rFonts w:ascii="Arial" w:eastAsia="Times New Roman" w:hAnsi="Arial" w:cs="Arial"/>
-          <w:color w:val="333333"/>
-          <w:sz w:val="27"/>
-          <w:szCs w:val="27"/>
-          <w:lang w:eastAsia="pt-BR"/>
-        </w:rPr>
-        <w:t>: </w:t>
-      </w:r>
-      <w:proofErr w:type="spellStart"/>
+        <w:t> (ex: </w:t>
+      </w:r>
       <w:r>
         <w:rPr>
           <w:rFonts w:ascii="Courier New" w:eastAsia="Times New Roman" w:hAnsi="Courier New" w:cs="Courier New"/>
@@ -4724,57 +3670,8 @@
           <w:shd w:val="clear" w:color="auto" w:fill="F4F6F7"/>
           <w:lang w:eastAsia="pt-BR"/>
         </w:rPr>
-        <w:t>cliente_id</w:t>
-      </w:r>
-      <w:proofErr w:type="spellEnd"/>
-      <w:r>
-        <w:rPr>
-          <w:rFonts w:ascii="Courier New" w:eastAsia="Times New Roman" w:hAnsi="Courier New" w:cs="Courier New"/>
-          <w:color w:val="333333"/>
-          <w:sz w:val="25"/>
-          <w:szCs w:val="25"/>
-          <w:shd w:val="clear" w:color="auto" w:fill="F4F6F7"/>
-          <w:lang w:eastAsia="pt-BR"/>
-        </w:rPr>
-        <w:t xml:space="preserve"> → </w:t>
-      </w:r>
-      <w:proofErr w:type="spellStart"/>
-      <w:r>
-        <w:rPr>
-          <w:rFonts w:ascii="Courier New" w:eastAsia="Times New Roman" w:hAnsi="Courier New" w:cs="Courier New"/>
-          <w:color w:val="333333"/>
-          <w:sz w:val="25"/>
-          <w:szCs w:val="25"/>
-          <w:shd w:val="clear" w:color="auto" w:fill="F4F6F7"/>
-          <w:lang w:eastAsia="pt-BR"/>
-        </w:rPr>
-        <w:t>cliente_cnpj</w:t>
-      </w:r>
-      <w:proofErr w:type="spellEnd"/>
-      <w:r>
-        <w:rPr>
-          <w:rFonts w:ascii="Courier New" w:eastAsia="Times New Roman" w:hAnsi="Courier New" w:cs="Courier New"/>
-          <w:color w:val="333333"/>
-          <w:sz w:val="25"/>
-          <w:szCs w:val="25"/>
-          <w:shd w:val="clear" w:color="auto" w:fill="F4F6F7"/>
-          <w:lang w:eastAsia="pt-BR"/>
-        </w:rPr>
-        <w:t xml:space="preserve"> → </w:t>
-      </w:r>
-      <w:proofErr w:type="spellStart"/>
-      <w:r>
-        <w:rPr>
-          <w:rFonts w:ascii="Courier New" w:eastAsia="Times New Roman" w:hAnsi="Courier New" w:cs="Courier New"/>
-          <w:color w:val="333333"/>
-          <w:sz w:val="25"/>
-          <w:szCs w:val="25"/>
-          <w:shd w:val="clear" w:color="auto" w:fill="F4F6F7"/>
-          <w:lang w:eastAsia="pt-BR"/>
-        </w:rPr>
-        <w:t>cliente_razao_social</w:t>
-      </w:r>
-      <w:proofErr w:type="spellEnd"/>
+        <w:t>cliente_id → cliente_cnpj → cliente_razao_social</w:t>
+      </w:r>
       <w:r>
         <w:rPr>
           <w:rFonts w:ascii="Arial" w:eastAsia="Times New Roman" w:hAnsi="Arial" w:cs="Arial"/>
@@ -5078,29 +3975,7 @@
           <w:szCs w:val="27"/>
           <w:lang w:eastAsia="pt-BR"/>
         </w:rPr>
-        <w:t xml:space="preserve">Para cada tabela: PK e </w:t>
-      </w:r>
-      <w:proofErr w:type="spellStart"/>
-      <w:r>
-        <w:rPr>
-          <w:rFonts w:ascii="Arial" w:eastAsia="Times New Roman" w:hAnsi="Arial" w:cs="Arial"/>
-          <w:color w:val="333333"/>
-          <w:sz w:val="27"/>
-          <w:szCs w:val="27"/>
-          <w:lang w:eastAsia="pt-BR"/>
-        </w:rPr>
-        <w:t>FKs</w:t>
-      </w:r>
-      <w:proofErr w:type="spellEnd"/>
-      <w:r>
-        <w:rPr>
-          <w:rFonts w:ascii="Arial" w:eastAsia="Times New Roman" w:hAnsi="Arial" w:cs="Arial"/>
-          <w:color w:val="333333"/>
-          <w:sz w:val="27"/>
-          <w:szCs w:val="27"/>
-          <w:lang w:eastAsia="pt-BR"/>
-        </w:rPr>
-        <w:t>.</w:t>
+        <w:t>Para cada tabela: PK e FKs.</w:t>
       </w:r>
     </w:p>
     <w:p>
@@ -5203,33 +4078,7 @@
           <w:szCs w:val="36"/>
           <w:lang w:eastAsia="pt-BR"/>
         </w:rPr>
-        <w:t xml:space="preserve">Parte 3 — Star </w:t>
-      </w:r>
-      <w:proofErr w:type="spellStart"/>
-      <w:r>
-        <w:rPr>
-          <w:rFonts w:ascii="Arial" w:eastAsia="Times New Roman" w:hAnsi="Arial" w:cs="Arial"/>
-          <w:b/>
-          <w:bCs/>
-          <w:color w:val="2874A6"/>
-          <w:sz w:val="36"/>
-          <w:szCs w:val="36"/>
-          <w:lang w:eastAsia="pt-BR"/>
-        </w:rPr>
-        <w:t>Schema</w:t>
-      </w:r>
-      <w:proofErr w:type="spellEnd"/>
-      <w:r>
-        <w:rPr>
-          <w:rFonts w:ascii="Arial" w:eastAsia="Times New Roman" w:hAnsi="Arial" w:cs="Arial"/>
-          <w:b/>
-          <w:bCs/>
-          <w:color w:val="2874A6"/>
-          <w:sz w:val="36"/>
-          <w:szCs w:val="36"/>
-          <w:lang w:eastAsia="pt-BR"/>
-        </w:rPr>
-        <w:t xml:space="preserve"> para Analytics (30 min)</w:t>
+        <w:t>Parte 3 — Star Schema para Analytics (30 min)</w:t>
       </w:r>
     </w:p>
     <w:p>
@@ -5256,59 +4105,7 @@
           <w:szCs w:val="27"/>
           <w:lang w:eastAsia="pt-BR"/>
         </w:rPr>
-        <w:t xml:space="preserve">Atividade 3.1: Diferença ER </w:t>
-      </w:r>
-      <w:proofErr w:type="spellStart"/>
-      <w:r>
-        <w:rPr>
-          <w:rFonts w:ascii="Arial" w:eastAsia="Times New Roman" w:hAnsi="Arial" w:cs="Arial"/>
-          <w:b/>
-          <w:bCs/>
-          <w:color w:val="2E86C1"/>
-          <w:sz w:val="27"/>
-          <w:szCs w:val="27"/>
-          <w:lang w:eastAsia="pt-BR"/>
-        </w:rPr>
-        <w:t>vs</w:t>
-      </w:r>
-      <w:proofErr w:type="spellEnd"/>
-      <w:r>
-        <w:rPr>
-          <w:rFonts w:ascii="Arial" w:eastAsia="Times New Roman" w:hAnsi="Arial" w:cs="Arial"/>
-          <w:b/>
-          <w:bCs/>
-          <w:color w:val="2E86C1"/>
-          <w:sz w:val="27"/>
-          <w:szCs w:val="27"/>
-          <w:lang w:eastAsia="pt-BR"/>
-        </w:rPr>
-        <w:t xml:space="preserve"> Star </w:t>
-      </w:r>
-      <w:proofErr w:type="spellStart"/>
-      <w:r>
-        <w:rPr>
-          <w:rFonts w:ascii="Arial" w:eastAsia="Times New Roman" w:hAnsi="Arial" w:cs="Arial"/>
-          <w:b/>
-          <w:bCs/>
-          <w:color w:val="2E86C1"/>
-          <w:sz w:val="27"/>
-          <w:szCs w:val="27"/>
-          <w:lang w:eastAsia="pt-BR"/>
-        </w:rPr>
-        <w:t>Schema</w:t>
-      </w:r>
-      <w:proofErr w:type="spellEnd"/>
-      <w:r>
-        <w:rPr>
-          <w:rFonts w:ascii="Arial" w:eastAsia="Times New Roman" w:hAnsi="Arial" w:cs="Arial"/>
-          <w:b/>
-          <w:bCs/>
-          <w:color w:val="2E86C1"/>
-          <w:sz w:val="27"/>
-          <w:szCs w:val="27"/>
-          <w:lang w:eastAsia="pt-BR"/>
-        </w:rPr>
-        <w:t xml:space="preserve"> (individual, 5 min)</w:t>
+        <w:t>Atividade 3.1: Diferença ER vs Star Schema (individual, 5 min)</w:t>
       </w:r>
     </w:p>
     <w:tbl>
@@ -5447,29 +4244,7 @@
                 <w:color w:val="333333"/>
                 <w:lang w:eastAsia="pt-BR"/>
               </w:rPr>
-              <w:t xml:space="preserve">Star </w:t>
-            </w:r>
-            <w:proofErr w:type="spellStart"/>
-            <w:r>
-              <w:rPr>
-                <w:rFonts w:ascii="Arial" w:eastAsia="Times New Roman" w:hAnsi="Arial" w:cs="Arial"/>
-                <w:b/>
-                <w:bCs/>
-                <w:color w:val="333333"/>
-                <w:lang w:eastAsia="pt-BR"/>
-              </w:rPr>
-              <w:t>Schema</w:t>
-            </w:r>
-            <w:proofErr w:type="spellEnd"/>
-            <w:r>
-              <w:rPr>
-                <w:rFonts w:ascii="Arial" w:eastAsia="Times New Roman" w:hAnsi="Arial" w:cs="Arial"/>
-                <w:b/>
-                <w:bCs/>
-                <w:color w:val="333333"/>
-                <w:lang w:eastAsia="pt-BR"/>
-              </w:rPr>
-              <w:t xml:space="preserve"> (Analítico)</w:t>
+              <w:t>Star Schema (Analítico)</w:t>
             </w:r>
           </w:p>
         </w:tc>
@@ -5886,36 +4661,8 @@
                 <w:color w:val="333333"/>
                 <w:lang w:eastAsia="pt-BR"/>
               </w:rPr>
-              <w:t xml:space="preserve">Uso de </w:t>
+              <w:t>Uso de surrogate keys</w:t>
             </w:r>
-            <w:proofErr w:type="spellStart"/>
-            <w:r>
-              <w:rPr>
-                <w:rFonts w:ascii="Arial" w:eastAsia="Times New Roman" w:hAnsi="Arial" w:cs="Arial"/>
-                <w:color w:val="333333"/>
-                <w:lang w:eastAsia="pt-BR"/>
-              </w:rPr>
-              <w:t>surrogate</w:t>
-            </w:r>
-            <w:proofErr w:type="spellEnd"/>
-            <w:r>
-              <w:rPr>
-                <w:rFonts w:ascii="Arial" w:eastAsia="Times New Roman" w:hAnsi="Arial" w:cs="Arial"/>
-                <w:color w:val="333333"/>
-                <w:lang w:eastAsia="pt-BR"/>
-              </w:rPr>
-              <w:t xml:space="preserve"> </w:t>
-            </w:r>
-            <w:proofErr w:type="spellStart"/>
-            <w:r>
-              <w:rPr>
-                <w:rFonts w:ascii="Arial" w:eastAsia="Times New Roman" w:hAnsi="Arial" w:cs="Arial"/>
-                <w:color w:val="333333"/>
-                <w:lang w:eastAsia="pt-BR"/>
-              </w:rPr>
-              <w:t>keys</w:t>
-            </w:r>
-            <w:proofErr w:type="spellEnd"/>
           </w:p>
         </w:tc>
         <w:tc>
@@ -6119,148 +4866,82 @@
           <w:szCs w:val="27"/>
           <w:lang w:eastAsia="pt-BR"/>
         </w:rPr>
-        <w:t xml:space="preserve"> o Star </w:t>
-      </w:r>
-      <w:proofErr w:type="spellStart"/>
+        <w:t xml:space="preserve"> o Star Schema da LODLog (grupo, 15 min)</w:t>
+      </w:r>
+    </w:p>
+    <w:p>
+      <w:pPr>
+        <w:spacing w:before="100" w:beforeAutospacing="1" w:after="100" w:afterAutospacing="1" w:line="240" w:lineRule="auto"/>
+        <w:rPr>
+          <w:rFonts w:ascii="Arial" w:eastAsia="Times New Roman" w:hAnsi="Arial" w:cs="Arial"/>
+          <w:color w:val="333333"/>
+          <w:sz w:val="27"/>
+          <w:szCs w:val="27"/>
+          <w:lang w:eastAsia="pt-BR"/>
+        </w:rPr>
+      </w:pPr>
+      <w:r>
+        <w:rPr>
+          <w:rFonts w:ascii="Arial" w:eastAsia="Times New Roman" w:hAnsi="Arial" w:cs="Arial"/>
+          <w:color w:val="333333"/>
+          <w:sz w:val="27"/>
+          <w:szCs w:val="27"/>
+          <w:lang w:eastAsia="pt-BR"/>
+        </w:rPr>
+        <w:t xml:space="preserve">A partir do ER normalizado (Parte 2), </w:t>
+      </w:r>
+      <w:r>
+        <w:rPr>
+          <w:rFonts w:ascii="Arial" w:eastAsia="Times New Roman" w:hAnsi="Arial" w:cs="Arial"/>
+          <w:color w:val="333333"/>
+          <w:sz w:val="27"/>
+          <w:szCs w:val="27"/>
+          <w:lang w:eastAsia="pt-BR"/>
+        </w:rPr>
+        <w:t>compreenda</w:t>
+      </w:r>
+      <w:r>
+        <w:rPr>
+          <w:rFonts w:ascii="Arial" w:eastAsia="Times New Roman" w:hAnsi="Arial" w:cs="Arial"/>
+          <w:color w:val="333333"/>
+          <w:sz w:val="27"/>
+          <w:szCs w:val="27"/>
+          <w:lang w:eastAsia="pt-BR"/>
+        </w:rPr>
+        <w:t xml:space="preserve"> </w:t>
+      </w:r>
+      <w:r>
+        <w:rPr>
+          <w:rFonts w:ascii="Arial" w:eastAsia="Times New Roman" w:hAnsi="Arial" w:cs="Arial"/>
+          <w:color w:val="333333"/>
+          <w:sz w:val="27"/>
+          <w:szCs w:val="27"/>
+          <w:lang w:eastAsia="pt-BR"/>
+        </w:rPr>
+        <w:t>o</w:t>
+      </w:r>
+      <w:r>
+        <w:rPr>
+          <w:rFonts w:ascii="Arial" w:eastAsia="Times New Roman" w:hAnsi="Arial" w:cs="Arial"/>
+          <w:color w:val="333333"/>
+          <w:sz w:val="27"/>
+          <w:szCs w:val="27"/>
+          <w:lang w:eastAsia="pt-BR"/>
+        </w:rPr>
+        <w:t> </w:t>
+      </w:r>
       <w:r>
         <w:rPr>
           <w:rFonts w:ascii="Arial" w:eastAsia="Times New Roman" w:hAnsi="Arial" w:cs="Arial"/>
           <w:b/>
           <w:bCs/>
-          <w:color w:val="2E86C1"/>
-          <w:sz w:val="27"/>
-          <w:szCs w:val="27"/>
-          <w:lang w:eastAsia="pt-BR"/>
-        </w:rPr>
-        <w:t>Schema</w:t>
-      </w:r>
-      <w:proofErr w:type="spellEnd"/>
-      <w:r>
-        <w:rPr>
-          <w:rFonts w:ascii="Arial" w:eastAsia="Times New Roman" w:hAnsi="Arial" w:cs="Arial"/>
-          <w:b/>
-          <w:bCs/>
-          <w:color w:val="2E86C1"/>
-          <w:sz w:val="27"/>
-          <w:szCs w:val="27"/>
-          <w:lang w:eastAsia="pt-BR"/>
-        </w:rPr>
-        <w:t xml:space="preserve"> da </w:t>
-      </w:r>
-      <w:proofErr w:type="spellStart"/>
-      <w:r>
-        <w:rPr>
-          <w:rFonts w:ascii="Arial" w:eastAsia="Times New Roman" w:hAnsi="Arial" w:cs="Arial"/>
-          <w:b/>
-          <w:bCs/>
-          <w:color w:val="2E86C1"/>
-          <w:sz w:val="27"/>
-          <w:szCs w:val="27"/>
-          <w:lang w:eastAsia="pt-BR"/>
-        </w:rPr>
-        <w:t>LODLog</w:t>
-      </w:r>
-      <w:proofErr w:type="spellEnd"/>
-      <w:r>
-        <w:rPr>
-          <w:rFonts w:ascii="Arial" w:eastAsia="Times New Roman" w:hAnsi="Arial" w:cs="Arial"/>
-          <w:b/>
-          <w:bCs/>
-          <w:color w:val="2E86C1"/>
-          <w:sz w:val="27"/>
-          <w:szCs w:val="27"/>
-          <w:lang w:eastAsia="pt-BR"/>
-        </w:rPr>
-        <w:t xml:space="preserve"> (grupo, 15 min)</w:t>
-      </w:r>
-    </w:p>
-    <w:p>
-      <w:pPr>
-        <w:spacing w:before="100" w:beforeAutospacing="1" w:after="100" w:afterAutospacing="1" w:line="240" w:lineRule="auto"/>
-        <w:rPr>
-          <w:rFonts w:ascii="Arial" w:eastAsia="Times New Roman" w:hAnsi="Arial" w:cs="Arial"/>
-          <w:color w:val="333333"/>
-          <w:sz w:val="27"/>
-          <w:szCs w:val="27"/>
-          <w:lang w:eastAsia="pt-BR"/>
-        </w:rPr>
-      </w:pPr>
-      <w:r>
-        <w:rPr>
-          <w:rFonts w:ascii="Arial" w:eastAsia="Times New Roman" w:hAnsi="Arial" w:cs="Arial"/>
-          <w:color w:val="333333"/>
-          <w:sz w:val="27"/>
-          <w:szCs w:val="27"/>
-          <w:lang w:eastAsia="pt-BR"/>
-        </w:rPr>
-        <w:t xml:space="preserve">A partir do ER normalizado (Parte 2), </w:t>
-      </w:r>
-      <w:r>
-        <w:rPr>
-          <w:rFonts w:ascii="Arial" w:eastAsia="Times New Roman" w:hAnsi="Arial" w:cs="Arial"/>
-          <w:color w:val="333333"/>
-          <w:sz w:val="27"/>
-          <w:szCs w:val="27"/>
-          <w:lang w:eastAsia="pt-BR"/>
-        </w:rPr>
-        <w:t>compreenda</w:t>
-      </w:r>
-      <w:r>
-        <w:rPr>
-          <w:rFonts w:ascii="Arial" w:eastAsia="Times New Roman" w:hAnsi="Arial" w:cs="Arial"/>
-          <w:color w:val="333333"/>
-          <w:sz w:val="27"/>
-          <w:szCs w:val="27"/>
-          <w:lang w:eastAsia="pt-BR"/>
-        </w:rPr>
-        <w:t xml:space="preserve"> </w:t>
-      </w:r>
-      <w:r>
-        <w:rPr>
-          <w:rFonts w:ascii="Arial" w:eastAsia="Times New Roman" w:hAnsi="Arial" w:cs="Arial"/>
-          <w:color w:val="333333"/>
-          <w:sz w:val="27"/>
-          <w:szCs w:val="27"/>
-          <w:lang w:eastAsia="pt-BR"/>
-        </w:rPr>
-        <w:t>o</w:t>
-      </w:r>
-      <w:r>
-        <w:rPr>
-          <w:rFonts w:ascii="Arial" w:eastAsia="Times New Roman" w:hAnsi="Arial" w:cs="Arial"/>
-          <w:color w:val="333333"/>
-          <w:sz w:val="27"/>
-          <w:szCs w:val="27"/>
-          <w:lang w:eastAsia="pt-BR"/>
-        </w:rPr>
-        <w:t> </w:t>
-      </w:r>
-      <w:r>
-        <w:rPr>
-          <w:rFonts w:ascii="Arial" w:eastAsia="Times New Roman" w:hAnsi="Arial" w:cs="Arial"/>
-          <w:b/>
-          <w:bCs/>
-          <w:color w:val="333333"/>
-          <w:sz w:val="27"/>
-          <w:szCs w:val="27"/>
-          <w:lang w:eastAsia="pt-BR"/>
-        </w:rPr>
-        <w:t xml:space="preserve">Star </w:t>
-      </w:r>
-      <w:proofErr w:type="spellStart"/>
-      <w:r>
-        <w:rPr>
-          <w:rFonts w:ascii="Arial" w:eastAsia="Times New Roman" w:hAnsi="Arial" w:cs="Arial"/>
-          <w:b/>
-          <w:bCs/>
-          <w:color w:val="333333"/>
-          <w:sz w:val="27"/>
-          <w:szCs w:val="27"/>
-          <w:lang w:eastAsia="pt-BR"/>
-        </w:rPr>
-        <w:t>Schema</w:t>
-      </w:r>
-      <w:proofErr w:type="spellEnd"/>
+          <w:color w:val="333333"/>
+          <w:sz w:val="27"/>
+          <w:szCs w:val="27"/>
+          <w:lang w:eastAsia="pt-BR"/>
+        </w:rPr>
+        <w:t>Star Schema</w:t>
+      </w:r>
       <w:r>
         <w:rPr>
           <w:rFonts w:ascii="Arial" w:eastAsia="Times New Roman" w:hAnsi="Arial" w:cs="Arial"/>
@@ -6521,7 +5202,6 @@
         </w:rPr>
         <w:t> (4 originais + a nova </w:t>
       </w:r>
-      <w:proofErr w:type="spellStart"/>
       <w:r>
         <w:rPr>
           <w:rFonts w:ascii="Courier New" w:eastAsia="Times New Roman" w:hAnsi="Courier New" w:cs="Courier New"/>
@@ -6533,7 +5213,6 @@
         </w:rPr>
         <w:t>dim_categoria_atraso</w:t>
       </w:r>
-      <w:proofErr w:type="spellEnd"/>
       <w:r>
         <w:rPr>
           <w:rFonts w:ascii="Arial" w:eastAsia="Times New Roman" w:hAnsi="Arial" w:cs="Arial"/>
@@ -6569,33 +5248,7 @@
           <w:szCs w:val="27"/>
           <w:lang w:eastAsia="pt-BR"/>
         </w:rPr>
-        <w:t xml:space="preserve">Atividade 3.3: </w:t>
-      </w:r>
-      <w:proofErr w:type="spellStart"/>
-      <w:r>
-        <w:rPr>
-          <w:rFonts w:ascii="Arial" w:eastAsia="Times New Roman" w:hAnsi="Arial" w:cs="Arial"/>
-          <w:b/>
-          <w:bCs/>
-          <w:color w:val="2E86C1"/>
-          <w:sz w:val="27"/>
-          <w:szCs w:val="27"/>
-          <w:lang w:eastAsia="pt-BR"/>
-        </w:rPr>
-        <w:t>Surrogate</w:t>
-      </w:r>
-      <w:proofErr w:type="spellEnd"/>
-      <w:r>
-        <w:rPr>
-          <w:rFonts w:ascii="Arial" w:eastAsia="Times New Roman" w:hAnsi="Arial" w:cs="Arial"/>
-          <w:b/>
-          <w:bCs/>
-          <w:color w:val="2E86C1"/>
-          <w:sz w:val="27"/>
-          <w:szCs w:val="27"/>
-          <w:lang w:eastAsia="pt-BR"/>
-        </w:rPr>
-        <w:t xml:space="preserve"> Keys (individual, 5 min)</w:t>
+        <w:t>Atividade 3.3: Surrogate Keys (individual, 5 min)</w:t>
       </w:r>
     </w:p>
     <w:tbl>
@@ -6707,59 +5360,7 @@
                 <w:szCs w:val="27"/>
                 <w:lang w:eastAsia="pt-BR"/>
               </w:rPr>
-              <w:t xml:space="preserve">Usa </w:t>
-            </w:r>
-            <w:proofErr w:type="spellStart"/>
-            <w:r>
-              <w:rPr>
-                <w:rFonts w:ascii="Arial" w:eastAsia="Times New Roman" w:hAnsi="Arial" w:cs="Arial"/>
-                <w:b/>
-                <w:bCs/>
-                <w:color w:val="333333"/>
-                <w:sz w:val="27"/>
-                <w:szCs w:val="27"/>
-                <w:lang w:eastAsia="pt-BR"/>
-              </w:rPr>
-              <w:t>surrogate</w:t>
-            </w:r>
-            <w:proofErr w:type="spellEnd"/>
-            <w:r>
-              <w:rPr>
-                <w:rFonts w:ascii="Arial" w:eastAsia="Times New Roman" w:hAnsi="Arial" w:cs="Arial"/>
-                <w:b/>
-                <w:bCs/>
-                <w:color w:val="333333"/>
-                <w:sz w:val="27"/>
-                <w:szCs w:val="27"/>
-                <w:lang w:eastAsia="pt-BR"/>
-              </w:rPr>
-              <w:t xml:space="preserve"> </w:t>
-            </w:r>
-            <w:proofErr w:type="spellStart"/>
-            <w:r>
-              <w:rPr>
-                <w:rFonts w:ascii="Arial" w:eastAsia="Times New Roman" w:hAnsi="Arial" w:cs="Arial"/>
-                <w:b/>
-                <w:bCs/>
-                <w:color w:val="333333"/>
-                <w:sz w:val="27"/>
-                <w:szCs w:val="27"/>
-                <w:lang w:eastAsia="pt-BR"/>
-              </w:rPr>
-              <w:t>key</w:t>
-            </w:r>
-            <w:proofErr w:type="spellEnd"/>
-            <w:r>
-              <w:rPr>
-                <w:rFonts w:ascii="Arial" w:eastAsia="Times New Roman" w:hAnsi="Arial" w:cs="Arial"/>
-                <w:b/>
-                <w:bCs/>
-                <w:color w:val="333333"/>
-                <w:sz w:val="27"/>
-                <w:szCs w:val="27"/>
-                <w:lang w:eastAsia="pt-BR"/>
-              </w:rPr>
-              <w:t>?</w:t>
+              <w:t>Usa surrogate key?</w:t>
             </w:r>
           </w:p>
         </w:tc>
@@ -7551,7 +6152,6 @@
         </w:rPr>
         <w:t xml:space="preserve"> </w:t>
       </w:r>
-      <w:proofErr w:type="spellStart"/>
       <w:r>
         <w:rPr>
           <w:rFonts w:ascii="Arial" w:eastAsia="Times New Roman" w:hAnsi="Arial" w:cs="Arial"/>
@@ -7562,20 +6162,7 @@
           <w:szCs w:val="27"/>
           <w:lang w:eastAsia="pt-BR"/>
         </w:rPr>
-        <w:t>Minidimensão</w:t>
-      </w:r>
-      <w:proofErr w:type="spellEnd"/>
-      <w:r>
-        <w:rPr>
-          <w:rFonts w:ascii="Arial" w:eastAsia="Times New Roman" w:hAnsi="Arial" w:cs="Arial"/>
-          <w:b/>
-          <w:bCs/>
-          <w:color w:val="2E86C1"/>
-          <w:sz w:val="27"/>
-          <w:szCs w:val="27"/>
-          <w:lang w:eastAsia="pt-BR"/>
-        </w:rPr>
-        <w:t xml:space="preserve"> do KPI (grupo, 5 min)</w:t>
+        <w:t>Minidimensão do KPI (grupo, 5 min)</w:t>
       </w:r>
     </w:p>
     <w:p>
@@ -7597,53 +6184,8 @@
           <w:szCs w:val="27"/>
           <w:lang w:eastAsia="pt-BR"/>
         </w:rPr>
-        <w:t xml:space="preserve">O script de </w:t>
-      </w:r>
-      <w:proofErr w:type="spellStart"/>
-      <w:r>
-        <w:rPr>
-          <w:rFonts w:ascii="Arial" w:eastAsia="Times New Roman" w:hAnsi="Arial" w:cs="Arial"/>
-          <w:color w:val="333333"/>
-          <w:sz w:val="27"/>
-          <w:szCs w:val="27"/>
-          <w:lang w:eastAsia="pt-BR"/>
-        </w:rPr>
-        <w:t>seed</w:t>
-      </w:r>
-      <w:proofErr w:type="spellEnd"/>
-      <w:r>
-        <w:rPr>
-          <w:rFonts w:ascii="Arial" w:eastAsia="Times New Roman" w:hAnsi="Arial" w:cs="Arial"/>
-          <w:color w:val="333333"/>
-          <w:sz w:val="27"/>
-          <w:szCs w:val="27"/>
-          <w:lang w:eastAsia="pt-BR"/>
-        </w:rPr>
-        <w:t xml:space="preserve"> v2 já criou a </w:t>
-      </w:r>
-      <w:proofErr w:type="spellStart"/>
-      <w:r>
-        <w:rPr>
-          <w:rFonts w:ascii="Arial" w:eastAsia="Times New Roman" w:hAnsi="Arial" w:cs="Arial"/>
-          <w:color w:val="333333"/>
-          <w:sz w:val="27"/>
-          <w:szCs w:val="27"/>
-          <w:lang w:eastAsia="pt-BR"/>
-        </w:rPr>
-        <w:t>mini-dimensão</w:t>
-      </w:r>
-      <w:proofErr w:type="spellEnd"/>
-      <w:r>
-        <w:rPr>
-          <w:rFonts w:ascii="Arial" w:eastAsia="Times New Roman" w:hAnsi="Arial" w:cs="Arial"/>
-          <w:color w:val="333333"/>
-          <w:sz w:val="27"/>
-          <w:szCs w:val="27"/>
-          <w:lang w:eastAsia="pt-BR"/>
-        </w:rPr>
-        <w:t> </w:t>
-      </w:r>
-      <w:proofErr w:type="spellStart"/>
+        <w:t>O script de seed v2 já criou a mini-dimensão </w:t>
+      </w:r>
       <w:r>
         <w:rPr>
           <w:rFonts w:ascii="Courier New" w:eastAsia="Times New Roman" w:hAnsi="Courier New" w:cs="Courier New"/>
@@ -7655,7 +6197,6 @@
         </w:rPr>
         <w:t>lodlog_dw.dim_categoria_atraso</w:t>
       </w:r>
-      <w:proofErr w:type="spellEnd"/>
       <w:r>
         <w:rPr>
           <w:rFonts w:ascii="Arial" w:eastAsia="Times New Roman" w:hAnsi="Arial" w:cs="Arial"/>
@@ -7704,7 +6245,6 @@
         </w:rPr>
         <w:t> a categoria de atraso foi para uma </w:t>
       </w:r>
-      <w:proofErr w:type="spellStart"/>
       <w:r>
         <w:rPr>
           <w:rFonts w:ascii="Arial" w:eastAsia="Times New Roman" w:hAnsi="Arial" w:cs="Arial"/>
@@ -7717,7 +6257,6 @@
         </w:rPr>
         <w:t>mini-dimensão</w:t>
       </w:r>
-      <w:proofErr w:type="spellEnd"/>
       <w:r>
         <w:rPr>
           <w:rFonts w:ascii="Arial" w:eastAsia="Times New Roman" w:hAnsi="Arial" w:cs="Arial"/>
@@ -7728,7 +6267,6 @@
         </w:rPr>
         <w:t> (e não para a </w:t>
       </w:r>
-      <w:proofErr w:type="spellStart"/>
       <w:r>
         <w:rPr>
           <w:rFonts w:ascii="Courier New" w:eastAsia="Times New Roman" w:hAnsi="Courier New" w:cs="Courier New"/>
@@ -7740,7 +6278,6 @@
         </w:rPr>
         <w:t>dim_tempo</w:t>
       </w:r>
-      <w:proofErr w:type="spellEnd"/>
       <w:r>
         <w:rPr>
           <w:rFonts w:ascii="Arial" w:eastAsia="Times New Roman" w:hAnsi="Arial" w:cs="Arial"/>
@@ -7751,7 +6288,6 @@
         </w:rPr>
         <w:t> ou </w:t>
       </w:r>
-      <w:proofErr w:type="spellStart"/>
       <w:r>
         <w:rPr>
           <w:rFonts w:ascii="Courier New" w:eastAsia="Times New Roman" w:hAnsi="Courier New" w:cs="Courier New"/>
@@ -7763,7 +6299,6 @@
         </w:rPr>
         <w:t>dim_motorista</w:t>
       </w:r>
-      <w:proofErr w:type="spellEnd"/>
       <w:r>
         <w:rPr>
           <w:rFonts w:ascii="Arial" w:eastAsia="Times New Roman" w:hAnsi="Arial" w:cs="Arial"/>
@@ -7800,7 +6335,6 @@
         </w:rPr>
         <w:t>A coluna </w:t>
       </w:r>
-      <w:proofErr w:type="spellStart"/>
       <w:r>
         <w:rPr>
           <w:rFonts w:ascii="Courier New" w:eastAsia="Times New Roman" w:hAnsi="Courier New" w:cs="Courier New"/>
@@ -7812,7 +6346,6 @@
         </w:rPr>
         <w:t>kpi_categoria_atraso</w:t>
       </w:r>
-      <w:proofErr w:type="spellEnd"/>
       <w:r>
         <w:rPr>
           <w:rFonts w:ascii="Arial" w:eastAsia="Times New Roman" w:hAnsi="Arial" w:cs="Arial"/>
@@ -7864,9 +6397,19 @@
           <w:szCs w:val="27"/>
           <w:lang w:eastAsia="pt-BR"/>
         </w:rPr>
-        <w:t> (operacional) e na </w:t>
-      </w:r>
-      <w:proofErr w:type="spellStart"/>
+        <w:t xml:space="preserve"> (operacional) e </w:t>
+      </w:r>
+      <w:proofErr w:type="gramStart"/>
+      <w:r>
+        <w:rPr>
+          <w:rFonts w:ascii="Arial" w:eastAsia="Times New Roman" w:hAnsi="Arial" w:cs="Arial"/>
+          <w:color w:val="333333"/>
+          <w:sz w:val="27"/>
+          <w:szCs w:val="27"/>
+          <w:lang w:eastAsia="pt-BR"/>
+        </w:rPr>
+        <w:t>na </w:t>
+      </w:r>
       <w:r>
         <w:rPr>
           <w:rFonts w:ascii="Courier New" w:eastAsia="Times New Roman" w:hAnsi="Courier New" w:cs="Courier New"/>
@@ -7876,9 +6419,20 @@
           <w:shd w:val="clear" w:color="auto" w:fill="F4F6F7"/>
           <w:lang w:eastAsia="pt-BR"/>
         </w:rPr>
-        <w:t>fato_entregas</w:t>
-      </w:r>
-      <w:proofErr w:type="spellEnd"/>
+        <w:t>fato</w:t>
+      </w:r>
+      <w:proofErr w:type="gramEnd"/>
+      <w:r>
+        <w:rPr>
+          <w:rFonts w:ascii="Courier New" w:eastAsia="Times New Roman" w:hAnsi="Courier New" w:cs="Courier New"/>
+          <w:color w:val="333333"/>
+          <w:sz w:val="25"/>
+          <w:szCs w:val="25"/>
+          <w:shd w:val="clear" w:color="auto" w:fill="F4F6F7"/>
+          <w:lang w:eastAsia="pt-BR"/>
+        </w:rPr>
+        <w:t>_entregas</w:t>
+      </w:r>
       <w:r>
         <w:rPr>
           <w:rFonts w:ascii="Arial" w:eastAsia="Times New Roman" w:hAnsi="Arial" w:cs="Arial"/>
@@ -7937,7 +6491,6 @@
         </w:rPr>
         <w:t>A coluna </w:t>
       </w:r>
-      <w:proofErr w:type="spellStart"/>
       <w:r>
         <w:rPr>
           <w:rFonts w:ascii="Courier New" w:eastAsia="Times New Roman" w:hAnsi="Courier New" w:cs="Courier New"/>
@@ -7949,38 +6502,15 @@
         </w:rPr>
         <w:t>sla_violado</w:t>
       </w:r>
-      <w:proofErr w:type="spellEnd"/>
-      <w:r>
-        <w:rPr>
-          <w:rFonts w:ascii="Arial" w:eastAsia="Times New Roman" w:hAnsi="Arial" w:cs="Arial"/>
-          <w:color w:val="333333"/>
-          <w:sz w:val="27"/>
-          <w:szCs w:val="27"/>
-          <w:lang w:eastAsia="pt-BR"/>
-        </w:rPr>
-        <w:t xml:space="preserve"> na </w:t>
-      </w:r>
-      <w:proofErr w:type="spellStart"/>
-      <w:r>
-        <w:rPr>
-          <w:rFonts w:ascii="Arial" w:eastAsia="Times New Roman" w:hAnsi="Arial" w:cs="Arial"/>
-          <w:color w:val="333333"/>
-          <w:sz w:val="27"/>
-          <w:szCs w:val="27"/>
-          <w:lang w:eastAsia="pt-BR"/>
-        </w:rPr>
-        <w:t>mini-dimensão</w:t>
-      </w:r>
-      <w:proofErr w:type="spellEnd"/>
-      <w:r>
-        <w:rPr>
-          <w:rFonts w:ascii="Arial" w:eastAsia="Times New Roman" w:hAnsi="Arial" w:cs="Arial"/>
-          <w:color w:val="333333"/>
-          <w:sz w:val="27"/>
-          <w:szCs w:val="27"/>
-          <w:lang w:eastAsia="pt-BR"/>
-        </w:rPr>
-        <w:t xml:space="preserve"> é uma </w:t>
+      <w:r>
+        <w:rPr>
+          <w:rFonts w:ascii="Arial" w:eastAsia="Times New Roman" w:hAnsi="Arial" w:cs="Arial"/>
+          <w:color w:val="333333"/>
+          <w:sz w:val="27"/>
+          <w:szCs w:val="27"/>
+          <w:lang w:eastAsia="pt-BR"/>
+        </w:rPr>
+        <w:t> na mini-dimensão é uma </w:t>
       </w:r>
       <w:r>
         <w:rPr>
@@ -8049,9 +6579,18 @@
           <w:szCs w:val="27"/>
           <w:lang w:eastAsia="pt-BR"/>
         </w:rPr>
-        <w:t xml:space="preserve">Conceito-chave — </w:t>
-      </w:r>
-      <w:proofErr w:type="spellStart"/>
+        <w:t>Conceito-chave — Mini-dimensão (Kimball):</w:t>
+      </w:r>
+      <w:r>
+        <w:rPr>
+          <w:rFonts w:ascii="Arial" w:eastAsia="Times New Roman" w:hAnsi="Arial" w:cs="Arial"/>
+          <w:color w:val="333333"/>
+          <w:sz w:val="27"/>
+          <w:szCs w:val="27"/>
+          <w:lang w:eastAsia="pt-BR"/>
+        </w:rPr>
+        <w:t> atributos de </w:t>
+      </w:r>
       <w:r>
         <w:rPr>
           <w:rFonts w:ascii="Arial" w:eastAsia="Times New Roman" w:hAnsi="Arial" w:cs="Arial"/>
@@ -8062,9 +6601,18 @@
           <w:szCs w:val="27"/>
           <w:lang w:eastAsia="pt-BR"/>
         </w:rPr>
-        <w:t>Mini-dimensão</w:t>
-      </w:r>
-      <w:proofErr w:type="spellEnd"/>
+        <w:t>baixa cardinalidade</w:t>
+      </w:r>
+      <w:r>
+        <w:rPr>
+          <w:rFonts w:ascii="Arial" w:eastAsia="Times New Roman" w:hAnsi="Arial" w:cs="Arial"/>
+          <w:color w:val="333333"/>
+          <w:sz w:val="27"/>
+          <w:szCs w:val="27"/>
+          <w:lang w:eastAsia="pt-BR"/>
+        </w:rPr>
+        <w:t> que são </w:t>
+      </w:r>
       <w:r>
         <w:rPr>
           <w:rFonts w:ascii="Arial" w:eastAsia="Times New Roman" w:hAnsi="Arial" w:cs="Arial"/>
@@ -8075,9 +6623,18 @@
           <w:szCs w:val="27"/>
           <w:lang w:eastAsia="pt-BR"/>
         </w:rPr>
-        <w:t xml:space="preserve"> (</w:t>
-      </w:r>
-      <w:proofErr w:type="spellStart"/>
+        <w:t>estáveis</w:t>
+      </w:r>
+      <w:r>
+        <w:rPr>
+          <w:rFonts w:ascii="Arial" w:eastAsia="Times New Roman" w:hAnsi="Arial" w:cs="Arial"/>
+          <w:color w:val="333333"/>
+          <w:sz w:val="27"/>
+          <w:szCs w:val="27"/>
+          <w:lang w:eastAsia="pt-BR"/>
+        </w:rPr>
+        <w:t> (mudam raramente) e usados em filtros/agrupamentos de BI devem ser isolados em uma </w:t>
+      </w:r>
       <w:r>
         <w:rPr>
           <w:rFonts w:ascii="Arial" w:eastAsia="Times New Roman" w:hAnsi="Arial" w:cs="Arial"/>
@@ -8088,120 +6645,39 @@
           <w:szCs w:val="27"/>
           <w:lang w:eastAsia="pt-BR"/>
         </w:rPr>
-        <w:t>Kimball</w:t>
-      </w:r>
-      <w:proofErr w:type="spellEnd"/>
-      <w:r>
-        <w:rPr>
-          <w:rFonts w:ascii="Arial" w:eastAsia="Times New Roman" w:hAnsi="Arial" w:cs="Arial"/>
-          <w:b/>
-          <w:bCs/>
-          <w:color w:val="333333"/>
-          <w:sz w:val="27"/>
-          <w:szCs w:val="27"/>
-          <w:lang w:eastAsia="pt-BR"/>
-        </w:rPr>
-        <w:t>):</w:t>
-      </w:r>
-      <w:r>
-        <w:rPr>
-          <w:rFonts w:ascii="Arial" w:eastAsia="Times New Roman" w:hAnsi="Arial" w:cs="Arial"/>
-          <w:color w:val="333333"/>
-          <w:sz w:val="27"/>
-          <w:szCs w:val="27"/>
-          <w:lang w:eastAsia="pt-BR"/>
-        </w:rPr>
-        <w:t> atributos de </w:t>
-      </w:r>
-      <w:r>
-        <w:rPr>
-          <w:rFonts w:ascii="Arial" w:eastAsia="Times New Roman" w:hAnsi="Arial" w:cs="Arial"/>
-          <w:b/>
-          <w:bCs/>
-          <w:color w:val="333333"/>
-          <w:sz w:val="27"/>
-          <w:szCs w:val="27"/>
-          <w:lang w:eastAsia="pt-BR"/>
-        </w:rPr>
-        <w:t>baixa cardinalidade</w:t>
-      </w:r>
-      <w:r>
-        <w:rPr>
-          <w:rFonts w:ascii="Arial" w:eastAsia="Times New Roman" w:hAnsi="Arial" w:cs="Arial"/>
-          <w:color w:val="333333"/>
-          <w:sz w:val="27"/>
-          <w:szCs w:val="27"/>
-          <w:lang w:eastAsia="pt-BR"/>
-        </w:rPr>
-        <w:t> que são </w:t>
-      </w:r>
-      <w:r>
-        <w:rPr>
-          <w:rFonts w:ascii="Arial" w:eastAsia="Times New Roman" w:hAnsi="Arial" w:cs="Arial"/>
-          <w:b/>
-          <w:bCs/>
-          <w:color w:val="333333"/>
-          <w:sz w:val="27"/>
-          <w:szCs w:val="27"/>
-          <w:lang w:eastAsia="pt-BR"/>
-        </w:rPr>
-        <w:t>estáveis</w:t>
-      </w:r>
-      <w:r>
-        <w:rPr>
-          <w:rFonts w:ascii="Arial" w:eastAsia="Times New Roman" w:hAnsi="Arial" w:cs="Arial"/>
-          <w:color w:val="333333"/>
-          <w:sz w:val="27"/>
-          <w:szCs w:val="27"/>
-          <w:lang w:eastAsia="pt-BR"/>
-        </w:rPr>
-        <w:t> (mudam raramente) e usados em filtros/agrupamentos de BI devem ser isolados em uma </w:t>
-      </w:r>
-      <w:proofErr w:type="spellStart"/>
-      <w:r>
-        <w:rPr>
-          <w:rFonts w:ascii="Arial" w:eastAsia="Times New Roman" w:hAnsi="Arial" w:cs="Arial"/>
-          <w:b/>
-          <w:bCs/>
-          <w:color w:val="333333"/>
-          <w:sz w:val="27"/>
-          <w:szCs w:val="27"/>
-          <w:lang w:eastAsia="pt-BR"/>
-        </w:rPr>
         <w:t>mini-dimensão</w:t>
       </w:r>
-      <w:proofErr w:type="spellEnd"/>
-      <w:r>
-        <w:rPr>
-          <w:rFonts w:ascii="Arial" w:eastAsia="Times New Roman" w:hAnsi="Arial" w:cs="Arial"/>
-          <w:color w:val="333333"/>
-          <w:sz w:val="27"/>
-          <w:szCs w:val="27"/>
-          <w:lang w:eastAsia="pt-BR"/>
-        </w:rPr>
-        <w:t xml:space="preserve">, em vez de serem replicados como </w:t>
-      </w:r>
-      <w:proofErr w:type="spellStart"/>
-      <w:r>
-        <w:rPr>
-          <w:rFonts w:ascii="Arial" w:eastAsia="Times New Roman" w:hAnsi="Arial" w:cs="Arial"/>
-          <w:color w:val="333333"/>
-          <w:sz w:val="27"/>
-          <w:szCs w:val="27"/>
-          <w:lang w:eastAsia="pt-BR"/>
-        </w:rPr>
-        <w:t>string</w:t>
-      </w:r>
-      <w:proofErr w:type="spellEnd"/>
-      <w:r>
-        <w:rPr>
-          <w:rFonts w:ascii="Arial" w:eastAsia="Times New Roman" w:hAnsi="Arial" w:cs="Arial"/>
-          <w:color w:val="333333"/>
-          <w:sz w:val="27"/>
-          <w:szCs w:val="27"/>
-          <w:lang w:eastAsia="pt-BR"/>
-        </w:rPr>
-        <w:t xml:space="preserve"> na fato. Isso permite:</w:t>
+      <w:r>
+        <w:rPr>
+          <w:rFonts w:ascii="Arial" w:eastAsia="Times New Roman" w:hAnsi="Arial" w:cs="Arial"/>
+          <w:color w:val="333333"/>
+          <w:sz w:val="27"/>
+          <w:szCs w:val="27"/>
+          <w:lang w:eastAsia="pt-BR"/>
+        </w:rPr>
+        <w:t xml:space="preserve">, em vez de serem replicados como string </w:t>
+      </w:r>
+      <w:proofErr w:type="gramStart"/>
+      <w:r>
+        <w:rPr>
+          <w:rFonts w:ascii="Arial" w:eastAsia="Times New Roman" w:hAnsi="Arial" w:cs="Arial"/>
+          <w:color w:val="333333"/>
+          <w:sz w:val="27"/>
+          <w:szCs w:val="27"/>
+          <w:lang w:eastAsia="pt-BR"/>
+        </w:rPr>
+        <w:t>na fato</w:t>
+      </w:r>
+      <w:proofErr w:type="gramEnd"/>
+      <w:r>
+        <w:rPr>
+          <w:rFonts w:ascii="Arial" w:eastAsia="Times New Roman" w:hAnsi="Arial" w:cs="Arial"/>
+          <w:color w:val="333333"/>
+          <w:sz w:val="27"/>
+          <w:szCs w:val="27"/>
+          <w:lang w:eastAsia="pt-BR"/>
+        </w:rPr>
+        <w:t>. Isso permite:</w:t>
       </w:r>
     </w:p>
     <w:p>
@@ -8462,29 +6938,7 @@
           <w:szCs w:val="27"/>
           <w:lang w:eastAsia="pt-BR"/>
         </w:rPr>
-        <w:t xml:space="preserve"> no </w:t>
-      </w:r>
-      <w:proofErr w:type="spellStart"/>
-      <w:r>
-        <w:rPr>
-          <w:rFonts w:ascii="Arial" w:eastAsia="Times New Roman" w:hAnsi="Arial" w:cs="Arial"/>
-          <w:color w:val="333333"/>
-          <w:sz w:val="27"/>
-          <w:szCs w:val="27"/>
-          <w:lang w:eastAsia="pt-BR"/>
-        </w:rPr>
-        <w:t>Databricks</w:t>
-      </w:r>
-      <w:proofErr w:type="spellEnd"/>
-      <w:r>
-        <w:rPr>
-          <w:rFonts w:ascii="Arial" w:eastAsia="Times New Roman" w:hAnsi="Arial" w:cs="Arial"/>
-          <w:color w:val="333333"/>
-          <w:sz w:val="27"/>
-          <w:szCs w:val="27"/>
-          <w:lang w:eastAsia="pt-BR"/>
-        </w:rPr>
-        <w:t>.</w:t>
+        <w:t> no Databricks.</w:t>
       </w:r>
     </w:p>
     <w:p>
@@ -8521,9 +6975,9 @@
           <w:shd w:val="clear" w:color="auto" w:fill="F4F6F7"/>
           <w:lang w:eastAsia="pt-BR"/>
         </w:rPr>
-        <w:t xml:space="preserve">CREATE TABLE </w:t>
-      </w:r>
-      <w:proofErr w:type="spellStart"/>
+        <w:t>CREATE TABLE lodlog_</w:t>
+      </w:r>
+      <w:proofErr w:type="gramStart"/>
       <w:r>
         <w:rPr>
           <w:rFonts w:ascii="Courier New" w:eastAsia="Times New Roman" w:hAnsi="Courier New" w:cs="Courier New"/>
@@ -8533,9 +6987,9 @@
           <w:shd w:val="clear" w:color="auto" w:fill="F4F6F7"/>
           <w:lang w:eastAsia="pt-BR"/>
         </w:rPr>
-        <w:t>lodlog_op.entrega</w:t>
-      </w:r>
-      <w:proofErr w:type="spellEnd"/>
+        <w:t>op.entrega</w:t>
+      </w:r>
+      <w:proofErr w:type="gramEnd"/>
       <w:r>
         <w:rPr>
           <w:rFonts w:ascii="Arial" w:eastAsia="Times New Roman" w:hAnsi="Arial" w:cs="Arial"/>
@@ -8582,29 +7036,7 @@
           <w:szCs w:val="27"/>
           <w:lang w:eastAsia="pt-BR"/>
         </w:rPr>
-        <w:t xml:space="preserve"> pela sua versão normalizada em 3FN — apenas com </w:t>
-      </w:r>
-      <w:proofErr w:type="spellStart"/>
-      <w:r>
-        <w:rPr>
-          <w:rFonts w:ascii="Arial" w:eastAsia="Times New Roman" w:hAnsi="Arial" w:cs="Arial"/>
-          <w:color w:val="333333"/>
-          <w:sz w:val="27"/>
-          <w:szCs w:val="27"/>
-          <w:lang w:eastAsia="pt-BR"/>
-        </w:rPr>
-        <w:t>FKs</w:t>
-      </w:r>
-      <w:proofErr w:type="spellEnd"/>
-      <w:r>
-        <w:rPr>
-          <w:rFonts w:ascii="Arial" w:eastAsia="Times New Roman" w:hAnsi="Arial" w:cs="Arial"/>
-          <w:color w:val="333333"/>
-          <w:sz w:val="27"/>
-          <w:szCs w:val="27"/>
-          <w:lang w:eastAsia="pt-BR"/>
-        </w:rPr>
-        <w:t xml:space="preserve"> e medidas (sem colunas redundantes).</w:t>
+        <w:t> pela sua versão normalizada em 3FN — apenas com FKs e medidas (sem colunas redundantes).</w:t>
       </w:r>
     </w:p>
     <w:p>
@@ -8631,9 +7063,8 @@
           <w:szCs w:val="27"/>
           <w:lang w:eastAsia="pt-BR"/>
         </w:rPr>
-        <w:t xml:space="preserve">Atividade 4.2: Crie a </w:t>
-      </w:r>
-      <w:proofErr w:type="spellStart"/>
+        <w:t xml:space="preserve">Atividade 4.2: </w:t>
+      </w:r>
       <w:r>
         <w:rPr>
           <w:rFonts w:ascii="Arial" w:eastAsia="Times New Roman" w:hAnsi="Arial" w:cs="Arial"/>
@@ -8644,9 +7075,8 @@
           <w:szCs w:val="27"/>
           <w:lang w:eastAsia="pt-BR"/>
         </w:rPr>
-        <w:t>Mini-Dimensão</w:t>
-      </w:r>
-      <w:proofErr w:type="spellEnd"/>
+        <w:t>Valide</w:t>
+      </w:r>
       <w:r>
         <w:rPr>
           <w:rFonts w:ascii="Arial" w:eastAsia="Times New Roman" w:hAnsi="Arial" w:cs="Arial"/>
@@ -8657,7 +7087,19 @@
           <w:szCs w:val="27"/>
           <w:lang w:eastAsia="pt-BR"/>
         </w:rPr>
-        <w:t xml:space="preserve"> no DW (individual, 5 min)</w:t>
+        <w:t xml:space="preserve"> a Mini-Dimensão no DW (individual, 5 min)</w:t>
+      </w:r>
+      <w:r>
+        <w:rPr>
+          <w:rFonts w:ascii="Arial" w:eastAsia="Times New Roman" w:hAnsi="Arial" w:cs="Arial"/>
+          <w:b/>
+          <w:bCs/>
+          <w:color w:val="2E86C1"/>
+          <w:sz w:val="27"/>
+          <w:szCs w:val="27"/>
+          <w:lang w:eastAsia="pt-BR"/>
+        </w:rPr>
+        <w:t xml:space="preserve"> (opcional)</w:t>
       </w:r>
     </w:p>
     <w:p>
@@ -8679,31 +7121,8 @@
           <w:szCs w:val="27"/>
           <w:lang w:eastAsia="pt-BR"/>
         </w:rPr>
-        <w:t xml:space="preserve">A </w:t>
-      </w:r>
-      <w:proofErr w:type="spellStart"/>
-      <w:r>
-        <w:rPr>
-          <w:rFonts w:ascii="Arial" w:eastAsia="Times New Roman" w:hAnsi="Arial" w:cs="Arial"/>
-          <w:color w:val="333333"/>
-          <w:sz w:val="27"/>
-          <w:szCs w:val="27"/>
-          <w:lang w:eastAsia="pt-BR"/>
-        </w:rPr>
-        <w:t>mini-dimensão</w:t>
-      </w:r>
-      <w:proofErr w:type="spellEnd"/>
-      <w:r>
-        <w:rPr>
-          <w:rFonts w:ascii="Arial" w:eastAsia="Times New Roman" w:hAnsi="Arial" w:cs="Arial"/>
-          <w:color w:val="333333"/>
-          <w:sz w:val="27"/>
-          <w:szCs w:val="27"/>
-          <w:lang w:eastAsia="pt-BR"/>
-        </w:rPr>
-        <w:t> </w:t>
-      </w:r>
-      <w:proofErr w:type="spellStart"/>
+        <w:t>A mini-dimensão </w:t>
+      </w:r>
       <w:r>
         <w:rPr>
           <w:rFonts w:ascii="Courier New" w:eastAsia="Times New Roman" w:hAnsi="Courier New" w:cs="Courier New"/>
@@ -8715,7 +7134,6 @@
         </w:rPr>
         <w:t>dim_categoria_atraso</w:t>
       </w:r>
-      <w:proofErr w:type="spellEnd"/>
       <w:r>
         <w:rPr>
           <w:rFonts w:ascii="Arial" w:eastAsia="Times New Roman" w:hAnsi="Arial" w:cs="Arial"/>
@@ -8777,384 +7195,25 @@
     </w:p>
     <w:p>
       <w:pPr>
-        <w:numPr>
-          <w:ilvl w:val="0"/>
-          <w:numId w:val="11"/>
-        </w:numPr>
-        <w:shd w:val="clear" w:color="auto" w:fill="F4F6F7"/>
-        <w:tabs>
-          <w:tab w:val="clear" w:pos="720"/>
-          <w:tab w:val="left" w:pos="916"/>
-          <w:tab w:val="left" w:pos="1832"/>
-          <w:tab w:val="left" w:pos="2748"/>
-          <w:tab w:val="left" w:pos="3664"/>
-          <w:tab w:val="left" w:pos="4580"/>
-          <w:tab w:val="left" w:pos="5496"/>
-          <w:tab w:val="left" w:pos="6412"/>
-          <w:tab w:val="left" w:pos="7328"/>
-          <w:tab w:val="left" w:pos="8244"/>
-          <w:tab w:val="left" w:pos="9160"/>
-          <w:tab w:val="left" w:pos="10076"/>
-          <w:tab w:val="left" w:pos="10992"/>
-          <w:tab w:val="left" w:pos="11908"/>
-          <w:tab w:val="left" w:pos="12824"/>
-          <w:tab w:val="left" w:pos="13740"/>
-          <w:tab w:val="left" w:pos="14656"/>
-        </w:tabs>
-        <w:spacing w:after="0" w:line="240" w:lineRule="auto"/>
-        <w:rPr>
-          <w:rFonts w:ascii="Courier New" w:eastAsia="Times New Roman" w:hAnsi="Courier New" w:cs="Courier New"/>
-          <w:color w:val="333333"/>
-          <w:sz w:val="24"/>
-          <w:szCs w:val="24"/>
-          <w:lang w:eastAsia="pt-BR"/>
-        </w:rPr>
-      </w:pPr>
-      <w:r>
-        <w:rPr>
-          <w:rFonts w:ascii="Courier New" w:eastAsia="Times New Roman" w:hAnsi="Courier New" w:cs="Courier New"/>
-          <w:color w:val="333333"/>
-          <w:sz w:val="24"/>
-          <w:szCs w:val="24"/>
-          <w:lang w:eastAsia="pt-BR"/>
-        </w:rPr>
-        <w:t xml:space="preserve">SELECT </w:t>
-      </w:r>
-      <w:proofErr w:type="spellStart"/>
-      <w:r>
-        <w:rPr>
-          <w:rFonts w:ascii="Courier New" w:eastAsia="Times New Roman" w:hAnsi="Courier New" w:cs="Courier New"/>
-          <w:color w:val="333333"/>
-          <w:sz w:val="24"/>
-          <w:szCs w:val="24"/>
-          <w:lang w:eastAsia="pt-BR"/>
-        </w:rPr>
-        <w:t>k.kpi_categoria_atraso</w:t>
-      </w:r>
-      <w:proofErr w:type="spellEnd"/>
-      <w:r>
-        <w:rPr>
-          <w:rFonts w:ascii="Courier New" w:eastAsia="Times New Roman" w:hAnsi="Courier New" w:cs="Courier New"/>
-          <w:color w:val="333333"/>
-          <w:sz w:val="24"/>
-          <w:szCs w:val="24"/>
-          <w:lang w:eastAsia="pt-BR"/>
-        </w:rPr>
-        <w:t>, COUNT(*) AS total</w:t>
-      </w:r>
-    </w:p>
-    <w:p>
-      <w:pPr>
-        <w:numPr>
-          <w:ilvl w:val="0"/>
-          <w:numId w:val="11"/>
-        </w:numPr>
-        <w:shd w:val="clear" w:color="auto" w:fill="F4F6F7"/>
-        <w:tabs>
-          <w:tab w:val="clear" w:pos="720"/>
-          <w:tab w:val="left" w:pos="916"/>
-          <w:tab w:val="left" w:pos="1832"/>
-          <w:tab w:val="left" w:pos="2748"/>
-          <w:tab w:val="left" w:pos="3664"/>
-          <w:tab w:val="left" w:pos="4580"/>
-          <w:tab w:val="left" w:pos="5496"/>
-          <w:tab w:val="left" w:pos="6412"/>
-          <w:tab w:val="left" w:pos="7328"/>
-          <w:tab w:val="left" w:pos="8244"/>
-          <w:tab w:val="left" w:pos="9160"/>
-          <w:tab w:val="left" w:pos="10076"/>
-          <w:tab w:val="left" w:pos="10992"/>
-          <w:tab w:val="left" w:pos="11908"/>
-          <w:tab w:val="left" w:pos="12824"/>
-          <w:tab w:val="left" w:pos="13740"/>
-          <w:tab w:val="left" w:pos="14656"/>
-        </w:tabs>
-        <w:spacing w:after="0" w:line="240" w:lineRule="auto"/>
-        <w:rPr>
-          <w:rFonts w:ascii="Courier New" w:eastAsia="Times New Roman" w:hAnsi="Courier New" w:cs="Courier New"/>
-          <w:color w:val="333333"/>
-          <w:sz w:val="24"/>
-          <w:szCs w:val="24"/>
-          <w:lang w:eastAsia="pt-BR"/>
-        </w:rPr>
-      </w:pPr>
-      <w:r>
-        <w:rPr>
-          <w:rFonts w:ascii="Courier New" w:eastAsia="Times New Roman" w:hAnsi="Courier New" w:cs="Courier New"/>
-          <w:color w:val="333333"/>
-          <w:sz w:val="24"/>
-          <w:szCs w:val="24"/>
-          <w:lang w:eastAsia="pt-BR"/>
-        </w:rPr>
-        <w:t xml:space="preserve">FROM </w:t>
-      </w:r>
-      <w:proofErr w:type="spellStart"/>
-      <w:r>
-        <w:rPr>
-          <w:rFonts w:ascii="Courier New" w:eastAsia="Times New Roman" w:hAnsi="Courier New" w:cs="Courier New"/>
-          <w:color w:val="333333"/>
-          <w:sz w:val="24"/>
-          <w:szCs w:val="24"/>
-          <w:lang w:eastAsia="pt-BR"/>
-        </w:rPr>
-        <w:t>lodlog_dw.fato_entregas</w:t>
-      </w:r>
-      <w:proofErr w:type="spellEnd"/>
-      <w:r>
-        <w:rPr>
-          <w:rFonts w:ascii="Courier New" w:eastAsia="Times New Roman" w:hAnsi="Courier New" w:cs="Courier New"/>
-          <w:color w:val="333333"/>
-          <w:sz w:val="24"/>
-          <w:szCs w:val="24"/>
-          <w:lang w:eastAsia="pt-BR"/>
-        </w:rPr>
-        <w:t xml:space="preserve"> f</w:t>
-      </w:r>
-    </w:p>
-    <w:p>
-      <w:pPr>
-        <w:numPr>
-          <w:ilvl w:val="0"/>
-          <w:numId w:val="11"/>
-        </w:numPr>
-        <w:shd w:val="clear" w:color="auto" w:fill="F4F6F7"/>
-        <w:tabs>
-          <w:tab w:val="clear" w:pos="720"/>
-          <w:tab w:val="left" w:pos="916"/>
-          <w:tab w:val="left" w:pos="1832"/>
-          <w:tab w:val="left" w:pos="2748"/>
-          <w:tab w:val="left" w:pos="3664"/>
-          <w:tab w:val="left" w:pos="4580"/>
-          <w:tab w:val="left" w:pos="5496"/>
-          <w:tab w:val="left" w:pos="6412"/>
-          <w:tab w:val="left" w:pos="7328"/>
-          <w:tab w:val="left" w:pos="8244"/>
-          <w:tab w:val="left" w:pos="9160"/>
-          <w:tab w:val="left" w:pos="10076"/>
-          <w:tab w:val="left" w:pos="10992"/>
-          <w:tab w:val="left" w:pos="11908"/>
-          <w:tab w:val="left" w:pos="12824"/>
-          <w:tab w:val="left" w:pos="13740"/>
-          <w:tab w:val="left" w:pos="14656"/>
-        </w:tabs>
-        <w:spacing w:after="0" w:line="240" w:lineRule="auto"/>
-        <w:rPr>
-          <w:rFonts w:ascii="Courier New" w:eastAsia="Times New Roman" w:hAnsi="Courier New" w:cs="Courier New"/>
-          <w:color w:val="333333"/>
-          <w:sz w:val="24"/>
-          <w:szCs w:val="24"/>
-          <w:lang w:eastAsia="pt-BR"/>
-        </w:rPr>
-      </w:pPr>
-      <w:r>
-        <w:rPr>
-          <w:rFonts w:ascii="Courier New" w:eastAsia="Times New Roman" w:hAnsi="Courier New" w:cs="Courier New"/>
-          <w:color w:val="333333"/>
-          <w:sz w:val="24"/>
-          <w:szCs w:val="24"/>
-          <w:lang w:eastAsia="pt-BR"/>
-        </w:rPr>
-        <w:t xml:space="preserve">JOIN </w:t>
-      </w:r>
-      <w:proofErr w:type="spellStart"/>
-      <w:r>
-        <w:rPr>
-          <w:rFonts w:ascii="Courier New" w:eastAsia="Times New Roman" w:hAnsi="Courier New" w:cs="Courier New"/>
-          <w:color w:val="333333"/>
-          <w:sz w:val="24"/>
-          <w:szCs w:val="24"/>
-          <w:lang w:eastAsia="pt-BR"/>
-        </w:rPr>
-        <w:t>lodlog_dw.dim_categoria_atraso</w:t>
-      </w:r>
-      <w:proofErr w:type="spellEnd"/>
-      <w:r>
-        <w:rPr>
-          <w:rFonts w:ascii="Courier New" w:eastAsia="Times New Roman" w:hAnsi="Courier New" w:cs="Courier New"/>
-          <w:color w:val="333333"/>
-          <w:sz w:val="24"/>
-          <w:szCs w:val="24"/>
-          <w:lang w:eastAsia="pt-BR"/>
-        </w:rPr>
-        <w:t xml:space="preserve"> k ON </w:t>
-      </w:r>
-      <w:proofErr w:type="spellStart"/>
-      <w:r>
-        <w:rPr>
-          <w:rFonts w:ascii="Courier New" w:eastAsia="Times New Roman" w:hAnsi="Courier New" w:cs="Courier New"/>
-          <w:color w:val="333333"/>
-          <w:sz w:val="24"/>
-          <w:szCs w:val="24"/>
-          <w:lang w:eastAsia="pt-BR"/>
-        </w:rPr>
-        <w:t>f.sk_categoria_atraso</w:t>
-      </w:r>
-      <w:proofErr w:type="spellEnd"/>
-      <w:r>
-        <w:rPr>
-          <w:rFonts w:ascii="Courier New" w:eastAsia="Times New Roman" w:hAnsi="Courier New" w:cs="Courier New"/>
-          <w:color w:val="333333"/>
-          <w:sz w:val="24"/>
-          <w:szCs w:val="24"/>
-          <w:lang w:eastAsia="pt-BR"/>
-        </w:rPr>
-        <w:t xml:space="preserve"> = </w:t>
-      </w:r>
-      <w:proofErr w:type="spellStart"/>
-      <w:r>
-        <w:rPr>
-          <w:rFonts w:ascii="Courier New" w:eastAsia="Times New Roman" w:hAnsi="Courier New" w:cs="Courier New"/>
-          <w:color w:val="333333"/>
-          <w:sz w:val="24"/>
-          <w:szCs w:val="24"/>
-          <w:lang w:eastAsia="pt-BR"/>
-        </w:rPr>
-        <w:t>k.sk_categoria_atraso</w:t>
-      </w:r>
-      <w:proofErr w:type="spellEnd"/>
-    </w:p>
-    <w:p>
-      <w:pPr>
-        <w:numPr>
-          <w:ilvl w:val="0"/>
-          <w:numId w:val="11"/>
-        </w:numPr>
-        <w:shd w:val="clear" w:color="auto" w:fill="F4F6F7"/>
-        <w:tabs>
-          <w:tab w:val="clear" w:pos="720"/>
-          <w:tab w:val="left" w:pos="916"/>
-          <w:tab w:val="left" w:pos="1832"/>
-          <w:tab w:val="left" w:pos="2748"/>
-          <w:tab w:val="left" w:pos="3664"/>
-          <w:tab w:val="left" w:pos="4580"/>
-          <w:tab w:val="left" w:pos="5496"/>
-          <w:tab w:val="left" w:pos="6412"/>
-          <w:tab w:val="left" w:pos="7328"/>
-          <w:tab w:val="left" w:pos="8244"/>
-          <w:tab w:val="left" w:pos="9160"/>
-          <w:tab w:val="left" w:pos="10076"/>
-          <w:tab w:val="left" w:pos="10992"/>
-          <w:tab w:val="left" w:pos="11908"/>
-          <w:tab w:val="left" w:pos="12824"/>
-          <w:tab w:val="left" w:pos="13740"/>
-          <w:tab w:val="left" w:pos="14656"/>
-        </w:tabs>
-        <w:spacing w:after="0" w:line="240" w:lineRule="auto"/>
-        <w:rPr>
-          <w:rFonts w:ascii="Courier New" w:eastAsia="Times New Roman" w:hAnsi="Courier New" w:cs="Courier New"/>
-          <w:color w:val="333333"/>
-          <w:sz w:val="24"/>
-          <w:szCs w:val="24"/>
-          <w:lang w:eastAsia="pt-BR"/>
-        </w:rPr>
-      </w:pPr>
-      <w:r>
-        <w:rPr>
-          <w:rFonts w:ascii="Courier New" w:eastAsia="Times New Roman" w:hAnsi="Courier New" w:cs="Courier New"/>
-          <w:color w:val="333333"/>
-          <w:sz w:val="24"/>
-          <w:szCs w:val="24"/>
-          <w:lang w:eastAsia="pt-BR"/>
-        </w:rPr>
-        <w:t xml:space="preserve">GROUP BY </w:t>
-      </w:r>
-      <w:proofErr w:type="spellStart"/>
-      <w:r>
-        <w:rPr>
-          <w:rFonts w:ascii="Courier New" w:eastAsia="Times New Roman" w:hAnsi="Courier New" w:cs="Courier New"/>
-          <w:color w:val="333333"/>
-          <w:sz w:val="24"/>
-          <w:szCs w:val="24"/>
-          <w:lang w:eastAsia="pt-BR"/>
-        </w:rPr>
-        <w:t>k.kpi_categoria_atraso</w:t>
-      </w:r>
-      <w:proofErr w:type="spellEnd"/>
-      <w:r>
-        <w:rPr>
-          <w:rFonts w:ascii="Courier New" w:eastAsia="Times New Roman" w:hAnsi="Courier New" w:cs="Courier New"/>
-          <w:color w:val="333333"/>
-          <w:sz w:val="24"/>
-          <w:szCs w:val="24"/>
-          <w:lang w:eastAsia="pt-BR"/>
-        </w:rPr>
-        <w:t xml:space="preserve">, </w:t>
-      </w:r>
-      <w:proofErr w:type="spellStart"/>
-      <w:r>
-        <w:rPr>
-          <w:rFonts w:ascii="Courier New" w:eastAsia="Times New Roman" w:hAnsi="Courier New" w:cs="Courier New"/>
-          <w:color w:val="333333"/>
-          <w:sz w:val="24"/>
-          <w:szCs w:val="24"/>
-          <w:lang w:eastAsia="pt-BR"/>
-        </w:rPr>
-        <w:t>k.ordem</w:t>
-      </w:r>
-      <w:proofErr w:type="spellEnd"/>
-    </w:p>
-    <w:p>
-      <w:pPr>
-        <w:shd w:val="clear" w:color="auto" w:fill="F4F6F7"/>
-        <w:tabs>
-          <w:tab w:val="left" w:pos="916"/>
-          <w:tab w:val="left" w:pos="1832"/>
-          <w:tab w:val="left" w:pos="2748"/>
-          <w:tab w:val="left" w:pos="3664"/>
-          <w:tab w:val="left" w:pos="4580"/>
-          <w:tab w:val="left" w:pos="5496"/>
-          <w:tab w:val="left" w:pos="6412"/>
-          <w:tab w:val="left" w:pos="7328"/>
-          <w:tab w:val="left" w:pos="8244"/>
-          <w:tab w:val="left" w:pos="9160"/>
-          <w:tab w:val="left" w:pos="10076"/>
-          <w:tab w:val="left" w:pos="10992"/>
-          <w:tab w:val="left" w:pos="11908"/>
-          <w:tab w:val="left" w:pos="12824"/>
-          <w:tab w:val="left" w:pos="13740"/>
-          <w:tab w:val="left" w:pos="14656"/>
-        </w:tabs>
-        <w:spacing w:after="0" w:line="240" w:lineRule="auto"/>
+        <w:spacing w:before="100" w:beforeAutospacing="1" w:after="100" w:afterAutospacing="1" w:line="240" w:lineRule="auto"/>
         <w:ind w:left="720"/>
         <w:rPr>
-          <w:rFonts w:ascii="Courier New" w:eastAsia="Times New Roman" w:hAnsi="Courier New" w:cs="Courier New"/>
-          <w:color w:val="333333"/>
-          <w:sz w:val="24"/>
-          <w:szCs w:val="24"/>
-          <w:lang w:eastAsia="pt-BR"/>
-        </w:rPr>
-      </w:pPr>
-      <w:r>
-        <w:rPr>
-          <w:rFonts w:ascii="Courier New" w:eastAsia="Times New Roman" w:hAnsi="Courier New" w:cs="Courier New"/>
-          <w:color w:val="333333"/>
-          <w:sz w:val="24"/>
-          <w:szCs w:val="24"/>
-          <w:lang w:eastAsia="pt-BR"/>
-        </w:rPr>
-        <w:t xml:space="preserve">ORDER BY </w:t>
-      </w:r>
-      <w:proofErr w:type="spellStart"/>
-      <w:r>
-        <w:rPr>
-          <w:rFonts w:ascii="Courier New" w:eastAsia="Times New Roman" w:hAnsi="Courier New" w:cs="Courier New"/>
-          <w:color w:val="333333"/>
-          <w:sz w:val="24"/>
-          <w:szCs w:val="24"/>
-          <w:lang w:eastAsia="pt-BR"/>
-        </w:rPr>
-        <w:t>k.ordem</w:t>
-      </w:r>
-      <w:proofErr w:type="spellEnd"/>
-      <w:r>
-        <w:rPr>
-          <w:rFonts w:ascii="Courier New" w:eastAsia="Times New Roman" w:hAnsi="Courier New" w:cs="Courier New"/>
-          <w:color w:val="333333"/>
-          <w:sz w:val="24"/>
-          <w:szCs w:val="24"/>
-          <w:lang w:eastAsia="pt-BR"/>
-        </w:rPr>
-        <w:t>;</w:t>
+          <w:rFonts w:ascii="Arial" w:eastAsia="Times New Roman" w:hAnsi="Arial" w:cs="Arial"/>
+          <w:color w:val="333333"/>
+          <w:sz w:val="27"/>
+          <w:szCs w:val="27"/>
+          <w:lang w:eastAsia="pt-BR"/>
+        </w:rPr>
+      </w:pPr>
+      <w:r>
+        <w:rPr>
+          <w:rFonts w:ascii="Arial" w:eastAsia="Times New Roman" w:hAnsi="Arial" w:cs="Arial"/>
+          <w:color w:val="333333"/>
+          <w:sz w:val="27"/>
+          <w:szCs w:val="27"/>
+          <w:lang w:eastAsia="pt-BR"/>
+        </w:rPr>
+        <w:t>Join de fato e cat_atraso</w:t>
       </w:r>
     </w:p>
     <w:p>
@@ -9182,7 +7241,6 @@
         </w:rPr>
         <w:t>Faça uma query que mostre a taxa de pontualidade por região (usando </w:t>
       </w:r>
-      <w:proofErr w:type="spellStart"/>
       <w:r>
         <w:rPr>
           <w:rFonts w:ascii="Courier New" w:eastAsia="Times New Roman" w:hAnsi="Courier New" w:cs="Courier New"/>
@@ -9194,7 +7252,6 @@
         </w:rPr>
         <w:t>dim_centro_distribuicao</w:t>
       </w:r>
-      <w:proofErr w:type="spellEnd"/>
       <w:r>
         <w:rPr>
           <w:rFonts w:ascii="Arial" w:eastAsia="Times New Roman" w:hAnsi="Arial" w:cs="Arial"/>
@@ -9208,184 +7265,69 @@
     </w:p>
     <w:p>
       <w:pPr>
-        <w:numPr>
-          <w:ilvl w:val="0"/>
-          <w:numId w:val="11"/>
-        </w:numPr>
-        <w:shd w:val="clear" w:color="auto" w:fill="F4F6F7"/>
-        <w:tabs>
-          <w:tab w:val="clear" w:pos="720"/>
-          <w:tab w:val="left" w:pos="916"/>
-          <w:tab w:val="left" w:pos="1832"/>
-          <w:tab w:val="left" w:pos="2748"/>
-          <w:tab w:val="left" w:pos="3664"/>
-          <w:tab w:val="left" w:pos="4580"/>
-          <w:tab w:val="left" w:pos="5496"/>
-          <w:tab w:val="left" w:pos="6412"/>
-          <w:tab w:val="left" w:pos="7328"/>
-          <w:tab w:val="left" w:pos="8244"/>
-          <w:tab w:val="left" w:pos="9160"/>
-          <w:tab w:val="left" w:pos="10076"/>
-          <w:tab w:val="left" w:pos="10992"/>
-          <w:tab w:val="left" w:pos="11908"/>
-          <w:tab w:val="left" w:pos="12824"/>
-          <w:tab w:val="left" w:pos="13740"/>
-          <w:tab w:val="left" w:pos="14656"/>
-        </w:tabs>
-        <w:spacing w:after="0" w:line="240" w:lineRule="auto"/>
-        <w:rPr>
-          <w:rFonts w:ascii="Courier New" w:eastAsia="Times New Roman" w:hAnsi="Courier New" w:cs="Courier New"/>
-          <w:color w:val="333333"/>
-          <w:sz w:val="24"/>
-          <w:szCs w:val="24"/>
-          <w:lang w:eastAsia="pt-BR"/>
-        </w:rPr>
-      </w:pPr>
-      <w:r>
-        <w:rPr>
-          <w:rFonts w:ascii="Courier New" w:eastAsia="Times New Roman" w:hAnsi="Courier New" w:cs="Courier New"/>
-          <w:color w:val="333333"/>
-          <w:sz w:val="24"/>
-          <w:szCs w:val="24"/>
-          <w:lang w:eastAsia="pt-BR"/>
-        </w:rPr>
-        <w:t xml:space="preserve">SELECT </w:t>
-      </w:r>
-      <w:proofErr w:type="spellStart"/>
-      <w:r>
-        <w:rPr>
-          <w:rFonts w:ascii="Courier New" w:eastAsia="Times New Roman" w:hAnsi="Courier New" w:cs="Courier New"/>
-          <w:color w:val="333333"/>
-          <w:sz w:val="24"/>
-          <w:szCs w:val="24"/>
-          <w:lang w:eastAsia="pt-BR"/>
-        </w:rPr>
-        <w:t>c.regiao</w:t>
-      </w:r>
-      <w:proofErr w:type="spellEnd"/>
-      <w:r>
-        <w:rPr>
-          <w:rFonts w:ascii="Courier New" w:eastAsia="Times New Roman" w:hAnsi="Courier New" w:cs="Courier New"/>
-          <w:color w:val="333333"/>
-          <w:sz w:val="24"/>
-          <w:szCs w:val="24"/>
-          <w:lang w:eastAsia="pt-BR"/>
-        </w:rPr>
-        <w:t>,</w:t>
+        <w:spacing w:before="100" w:beforeAutospacing="1" w:after="100" w:afterAutospacing="1" w:line="240" w:lineRule="auto"/>
+        <w:ind w:left="720"/>
+        <w:rPr>
+          <w:rFonts w:ascii="Arial" w:eastAsia="Times New Roman" w:hAnsi="Arial" w:cs="Arial"/>
+          <w:color w:val="333333"/>
+          <w:sz w:val="27"/>
+          <w:szCs w:val="27"/>
+          <w:lang w:eastAsia="pt-BR"/>
+        </w:rPr>
+      </w:pPr>
+      <w:r>
+        <w:rPr>
+          <w:rFonts w:ascii="Arial" w:eastAsia="Times New Roman" w:hAnsi="Arial" w:cs="Arial"/>
+          <w:color w:val="333333"/>
+          <w:sz w:val="27"/>
+          <w:szCs w:val="27"/>
+          <w:lang w:eastAsia="pt-BR"/>
+        </w:rPr>
+        <w:t xml:space="preserve">Join de fato com </w:t>
+      </w:r>
+      <w:r>
+        <w:rPr>
+          <w:rFonts w:ascii="Arial" w:eastAsia="Times New Roman" w:hAnsi="Arial" w:cs="Arial"/>
+          <w:color w:val="333333"/>
+          <w:sz w:val="27"/>
+          <w:szCs w:val="27"/>
+          <w:lang w:eastAsia="pt-BR"/>
+        </w:rPr>
+        <w:t>dim_centro_distribuicao</w:t>
       </w:r>
     </w:p>
     <w:p>
       <w:pPr>
-        <w:numPr>
-          <w:ilvl w:val="0"/>
-          <w:numId w:val="11"/>
-        </w:numPr>
-        <w:shd w:val="clear" w:color="auto" w:fill="F4F6F7"/>
-        <w:tabs>
-          <w:tab w:val="clear" w:pos="720"/>
-          <w:tab w:val="left" w:pos="916"/>
-          <w:tab w:val="left" w:pos="1832"/>
-          <w:tab w:val="left" w:pos="2748"/>
-          <w:tab w:val="left" w:pos="3664"/>
-          <w:tab w:val="left" w:pos="4580"/>
-          <w:tab w:val="left" w:pos="5496"/>
-          <w:tab w:val="left" w:pos="6412"/>
-          <w:tab w:val="left" w:pos="7328"/>
-          <w:tab w:val="left" w:pos="8244"/>
-          <w:tab w:val="left" w:pos="9160"/>
-          <w:tab w:val="left" w:pos="10076"/>
-          <w:tab w:val="left" w:pos="10992"/>
-          <w:tab w:val="left" w:pos="11908"/>
-          <w:tab w:val="left" w:pos="12824"/>
-          <w:tab w:val="left" w:pos="13740"/>
-          <w:tab w:val="left" w:pos="14656"/>
-        </w:tabs>
-        <w:spacing w:after="0" w:line="240" w:lineRule="auto"/>
-        <w:rPr>
-          <w:rFonts w:ascii="Courier New" w:eastAsia="Times New Roman" w:hAnsi="Courier New" w:cs="Courier New"/>
-          <w:color w:val="333333"/>
-          <w:sz w:val="24"/>
-          <w:szCs w:val="24"/>
-          <w:lang w:eastAsia="pt-BR"/>
-        </w:rPr>
-      </w:pPr>
-      <w:r>
-        <w:rPr>
-          <w:rFonts w:ascii="Courier New" w:eastAsia="Times New Roman" w:hAnsi="Courier New" w:cs="Courier New"/>
-          <w:color w:val="333333"/>
-          <w:sz w:val="24"/>
-          <w:szCs w:val="24"/>
-          <w:lang w:eastAsia="pt-BR"/>
-        </w:rPr>
-        <w:t xml:space="preserve">       SUM(CASE WHEN </w:t>
-      </w:r>
-      <w:proofErr w:type="spellStart"/>
-      <w:r>
-        <w:rPr>
-          <w:rFonts w:ascii="Courier New" w:eastAsia="Times New Roman" w:hAnsi="Courier New" w:cs="Courier New"/>
-          <w:color w:val="333333"/>
-          <w:sz w:val="24"/>
-          <w:szCs w:val="24"/>
-          <w:lang w:eastAsia="pt-BR"/>
-        </w:rPr>
-        <w:t>f.indicador_atraso</w:t>
-      </w:r>
-      <w:proofErr w:type="spellEnd"/>
-      <w:r>
-        <w:rPr>
-          <w:rFonts w:ascii="Courier New" w:eastAsia="Times New Roman" w:hAnsi="Courier New" w:cs="Courier New"/>
-          <w:color w:val="333333"/>
-          <w:sz w:val="24"/>
-          <w:szCs w:val="24"/>
-          <w:lang w:eastAsia="pt-BR"/>
-        </w:rPr>
-        <w:t xml:space="preserve"> = 0 THEN 1 ELSE 0 END) * 1.0 / COUNT(*) AS </w:t>
-      </w:r>
-      <w:proofErr w:type="spellStart"/>
-      <w:r>
-        <w:rPr>
-          <w:rFonts w:ascii="Courier New" w:eastAsia="Times New Roman" w:hAnsi="Courier New" w:cs="Courier New"/>
-          <w:color w:val="333333"/>
-          <w:sz w:val="24"/>
-          <w:szCs w:val="24"/>
-          <w:lang w:eastAsia="pt-BR"/>
-        </w:rPr>
-        <w:t>taxa_pontualidade</w:t>
-      </w:r>
-      <w:proofErr w:type="spellEnd"/>
+        <w:spacing w:before="100" w:beforeAutospacing="1" w:after="100" w:afterAutospacing="1" w:line="240" w:lineRule="auto"/>
+        <w:ind w:left="720"/>
+        <w:rPr>
+          <w:rFonts w:ascii="Arial" w:eastAsia="Times New Roman" w:hAnsi="Arial" w:cs="Arial"/>
+          <w:color w:val="333333"/>
+          <w:sz w:val="27"/>
+          <w:szCs w:val="27"/>
+          <w:lang w:eastAsia="pt-BR"/>
+        </w:rPr>
+      </w:pPr>
+      <w:r>
+        <w:rPr>
+          <w:rFonts w:ascii="Arial" w:eastAsia="Times New Roman" w:hAnsi="Arial" w:cs="Arial"/>
+          <w:color w:val="333333"/>
+          <w:sz w:val="27"/>
+          <w:szCs w:val="27"/>
+          <w:lang w:eastAsia="pt-BR"/>
+        </w:rPr>
+        <w:t>Usar:</w:t>
+      </w:r>
     </w:p>
     <w:p>
       <w:pPr>
-        <w:numPr>
-          <w:ilvl w:val="0"/>
-          <w:numId w:val="11"/>
-        </w:numPr>
-        <w:shd w:val="clear" w:color="auto" w:fill="F4F6F7"/>
-        <w:tabs>
-          <w:tab w:val="clear" w:pos="720"/>
-          <w:tab w:val="left" w:pos="916"/>
-          <w:tab w:val="left" w:pos="1832"/>
-          <w:tab w:val="left" w:pos="2748"/>
-          <w:tab w:val="left" w:pos="3664"/>
-          <w:tab w:val="left" w:pos="4580"/>
-          <w:tab w:val="left" w:pos="5496"/>
-          <w:tab w:val="left" w:pos="6412"/>
-          <w:tab w:val="left" w:pos="7328"/>
-          <w:tab w:val="left" w:pos="8244"/>
-          <w:tab w:val="left" w:pos="9160"/>
-          <w:tab w:val="left" w:pos="10076"/>
-          <w:tab w:val="left" w:pos="10992"/>
-          <w:tab w:val="left" w:pos="11908"/>
-          <w:tab w:val="left" w:pos="12824"/>
-          <w:tab w:val="left" w:pos="13740"/>
-          <w:tab w:val="left" w:pos="14656"/>
-        </w:tabs>
-        <w:spacing w:after="0" w:line="240" w:lineRule="auto"/>
+        <w:spacing w:before="100" w:beforeAutospacing="1" w:after="100" w:afterAutospacing="1" w:line="240" w:lineRule="auto"/>
+        <w:ind w:left="720"/>
         <w:rPr>
           <w:rFonts w:ascii="Courier New" w:eastAsia="Times New Roman" w:hAnsi="Courier New" w:cs="Courier New"/>
           <w:color w:val="333333"/>
-          <w:sz w:val="24"/>
-          <w:szCs w:val="24"/>
+          <w:sz w:val="27"/>
+          <w:szCs w:val="27"/>
           <w:lang w:eastAsia="pt-BR"/>
         </w:rPr>
       </w:pPr>
@@ -9393,199 +7335,68 @@
         <w:rPr>
           <w:rFonts w:ascii="Courier New" w:eastAsia="Times New Roman" w:hAnsi="Courier New" w:cs="Courier New"/>
           <w:color w:val="333333"/>
-          <w:sz w:val="24"/>
-          <w:szCs w:val="24"/>
-          <w:lang w:eastAsia="pt-BR"/>
-        </w:rPr>
-        <w:t xml:space="preserve">FROM </w:t>
-      </w:r>
-      <w:proofErr w:type="spellStart"/>
+          <w:sz w:val="27"/>
+          <w:szCs w:val="27"/>
+          <w:lang w:eastAsia="pt-BR"/>
+        </w:rPr>
+        <w:t xml:space="preserve">SELECT </w:t>
+      </w:r>
+      <w:proofErr w:type="gramStart"/>
       <w:r>
         <w:rPr>
           <w:rFonts w:ascii="Courier New" w:eastAsia="Times New Roman" w:hAnsi="Courier New" w:cs="Courier New"/>
           <w:color w:val="333333"/>
-          <w:sz w:val="24"/>
-          <w:szCs w:val="24"/>
-          <w:lang w:eastAsia="pt-BR"/>
-        </w:rPr>
-        <w:t>lodlog_dw.fato_entregas</w:t>
-      </w:r>
-      <w:proofErr w:type="spellEnd"/>
+          <w:sz w:val="27"/>
+          <w:szCs w:val="27"/>
+          <w:lang w:eastAsia="pt-BR"/>
+        </w:rPr>
+        <w:t>c.regiao</w:t>
+      </w:r>
+      <w:proofErr w:type="gramEnd"/>
       <w:r>
         <w:rPr>
           <w:rFonts w:ascii="Courier New" w:eastAsia="Times New Roman" w:hAnsi="Courier New" w:cs="Courier New"/>
           <w:color w:val="333333"/>
-          <w:sz w:val="24"/>
-          <w:szCs w:val="24"/>
-          <w:lang w:eastAsia="pt-BR"/>
-        </w:rPr>
-        <w:t xml:space="preserve"> f</w:t>
+          <w:sz w:val="27"/>
+          <w:szCs w:val="27"/>
+          <w:lang w:eastAsia="pt-BR"/>
+        </w:rPr>
+        <w:t xml:space="preserve">, </w:t>
       </w:r>
     </w:p>
     <w:p>
       <w:pPr>
-        <w:numPr>
-          <w:ilvl w:val="0"/>
-          <w:numId w:val="11"/>
-        </w:numPr>
-        <w:shd w:val="clear" w:color="auto" w:fill="F4F6F7"/>
-        <w:tabs>
-          <w:tab w:val="clear" w:pos="720"/>
-          <w:tab w:val="left" w:pos="916"/>
-          <w:tab w:val="left" w:pos="1832"/>
-          <w:tab w:val="left" w:pos="2748"/>
-          <w:tab w:val="left" w:pos="3664"/>
-          <w:tab w:val="left" w:pos="4580"/>
-          <w:tab w:val="left" w:pos="5496"/>
-          <w:tab w:val="left" w:pos="6412"/>
-          <w:tab w:val="left" w:pos="7328"/>
-          <w:tab w:val="left" w:pos="8244"/>
-          <w:tab w:val="left" w:pos="9160"/>
-          <w:tab w:val="left" w:pos="10076"/>
-          <w:tab w:val="left" w:pos="10992"/>
-          <w:tab w:val="left" w:pos="11908"/>
-          <w:tab w:val="left" w:pos="12824"/>
-          <w:tab w:val="left" w:pos="13740"/>
-          <w:tab w:val="left" w:pos="14656"/>
-        </w:tabs>
-        <w:spacing w:after="0" w:line="240" w:lineRule="auto"/>
+        <w:spacing w:before="100" w:beforeAutospacing="1" w:after="100" w:afterAutospacing="1" w:line="240" w:lineRule="auto"/>
+        <w:ind w:left="720"/>
         <w:rPr>
           <w:rFonts w:ascii="Courier New" w:eastAsia="Times New Roman" w:hAnsi="Courier New" w:cs="Courier New"/>
           <w:color w:val="333333"/>
-          <w:sz w:val="24"/>
-          <w:szCs w:val="24"/>
-          <w:lang w:eastAsia="pt-BR"/>
-        </w:rPr>
-      </w:pPr>
+          <w:sz w:val="27"/>
+          <w:szCs w:val="27"/>
+          <w:lang w:eastAsia="pt-BR"/>
+        </w:rPr>
+      </w:pPr>
+      <w:proofErr w:type="gramStart"/>
       <w:r>
         <w:rPr>
           <w:rFonts w:ascii="Courier New" w:eastAsia="Times New Roman" w:hAnsi="Courier New" w:cs="Courier New"/>
           <w:color w:val="333333"/>
-          <w:sz w:val="24"/>
-          <w:szCs w:val="24"/>
-          <w:lang w:eastAsia="pt-BR"/>
-        </w:rPr>
-        <w:t xml:space="preserve">JOIN </w:t>
-      </w:r>
-      <w:proofErr w:type="spellStart"/>
+          <w:sz w:val="27"/>
+          <w:szCs w:val="27"/>
+          <w:lang w:eastAsia="pt-BR"/>
+        </w:rPr>
+        <w:t>SUM(</w:t>
+      </w:r>
+      <w:proofErr w:type="gramEnd"/>
       <w:r>
         <w:rPr>
           <w:rFonts w:ascii="Courier New" w:eastAsia="Times New Roman" w:hAnsi="Courier New" w:cs="Courier New"/>
           <w:color w:val="333333"/>
-          <w:sz w:val="24"/>
-          <w:szCs w:val="24"/>
-          <w:lang w:eastAsia="pt-BR"/>
-        </w:rPr>
-        <w:t>lodlog_dw.dim_centro_distribuicao</w:t>
-      </w:r>
-      <w:proofErr w:type="spellEnd"/>
-      <w:r>
-        <w:rPr>
-          <w:rFonts w:ascii="Courier New" w:eastAsia="Times New Roman" w:hAnsi="Courier New" w:cs="Courier New"/>
-          <w:color w:val="333333"/>
-          <w:sz w:val="24"/>
-          <w:szCs w:val="24"/>
-          <w:lang w:eastAsia="pt-BR"/>
-        </w:rPr>
-        <w:t xml:space="preserve"> c ON </w:t>
-      </w:r>
-      <w:proofErr w:type="spellStart"/>
-      <w:r>
-        <w:rPr>
-          <w:rFonts w:ascii="Courier New" w:eastAsia="Times New Roman" w:hAnsi="Courier New" w:cs="Courier New"/>
-          <w:color w:val="333333"/>
-          <w:sz w:val="24"/>
-          <w:szCs w:val="24"/>
-          <w:lang w:eastAsia="pt-BR"/>
-        </w:rPr>
-        <w:t>f.sk_cd_origem</w:t>
-      </w:r>
-      <w:proofErr w:type="spellEnd"/>
-      <w:r>
-        <w:rPr>
-          <w:rFonts w:ascii="Courier New" w:eastAsia="Times New Roman" w:hAnsi="Courier New" w:cs="Courier New"/>
-          <w:color w:val="333333"/>
-          <w:sz w:val="24"/>
-          <w:szCs w:val="24"/>
-          <w:lang w:eastAsia="pt-BR"/>
-        </w:rPr>
-        <w:t xml:space="preserve"> = </w:t>
-      </w:r>
-      <w:proofErr w:type="spellStart"/>
-      <w:r>
-        <w:rPr>
-          <w:rFonts w:ascii="Courier New" w:eastAsia="Times New Roman" w:hAnsi="Courier New" w:cs="Courier New"/>
-          <w:color w:val="333333"/>
-          <w:sz w:val="24"/>
-          <w:szCs w:val="24"/>
-          <w:lang w:eastAsia="pt-BR"/>
-        </w:rPr>
-        <w:t>c.sk_cd</w:t>
-      </w:r>
-      <w:proofErr w:type="spellEnd"/>
-    </w:p>
-    <w:p>
-      <w:pPr>
-        <w:shd w:val="clear" w:color="auto" w:fill="F4F6F7"/>
-        <w:tabs>
-          <w:tab w:val="left" w:pos="916"/>
-          <w:tab w:val="left" w:pos="1832"/>
-          <w:tab w:val="left" w:pos="2748"/>
-          <w:tab w:val="left" w:pos="3664"/>
-          <w:tab w:val="left" w:pos="4580"/>
-          <w:tab w:val="left" w:pos="5496"/>
-          <w:tab w:val="left" w:pos="6412"/>
-          <w:tab w:val="left" w:pos="7328"/>
-          <w:tab w:val="left" w:pos="8244"/>
-          <w:tab w:val="left" w:pos="9160"/>
-          <w:tab w:val="left" w:pos="10076"/>
-          <w:tab w:val="left" w:pos="10992"/>
-          <w:tab w:val="left" w:pos="11908"/>
-          <w:tab w:val="left" w:pos="12824"/>
-          <w:tab w:val="left" w:pos="13740"/>
-          <w:tab w:val="left" w:pos="14656"/>
-        </w:tabs>
-        <w:spacing w:after="0" w:line="240" w:lineRule="auto"/>
-        <w:ind w:left="720"/>
-        <w:rPr>
-          <w:rFonts w:ascii="Courier New" w:eastAsia="Times New Roman" w:hAnsi="Courier New" w:cs="Courier New"/>
-          <w:color w:val="333333"/>
-          <w:sz w:val="24"/>
-          <w:szCs w:val="24"/>
-          <w:lang w:eastAsia="pt-BR"/>
-        </w:rPr>
-      </w:pPr>
-      <w:r>
-        <w:rPr>
-          <w:rFonts w:ascii="Courier New" w:eastAsia="Times New Roman" w:hAnsi="Courier New" w:cs="Courier New"/>
-          <w:color w:val="333333"/>
-          <w:sz w:val="24"/>
-          <w:szCs w:val="24"/>
-          <w:lang w:eastAsia="pt-BR"/>
-        </w:rPr>
-        <w:t xml:space="preserve">GROUP BY </w:t>
-      </w:r>
-      <w:proofErr w:type="spellStart"/>
-      <w:r>
-        <w:rPr>
-          <w:rFonts w:ascii="Courier New" w:eastAsia="Times New Roman" w:hAnsi="Courier New" w:cs="Courier New"/>
-          <w:color w:val="333333"/>
-          <w:sz w:val="24"/>
-          <w:szCs w:val="24"/>
-          <w:lang w:eastAsia="pt-BR"/>
-        </w:rPr>
-        <w:t>c.regiao</w:t>
-      </w:r>
-      <w:proofErr w:type="spellEnd"/>
-      <w:r>
-        <w:rPr>
-          <w:rFonts w:ascii="Courier New" w:eastAsia="Times New Roman" w:hAnsi="Courier New" w:cs="Courier New"/>
-          <w:color w:val="333333"/>
-          <w:sz w:val="24"/>
-          <w:szCs w:val="24"/>
-          <w:lang w:eastAsia="pt-BR"/>
-        </w:rPr>
-        <w:t>;</w:t>
+          <w:sz w:val="27"/>
+          <w:szCs w:val="27"/>
+          <w:lang w:eastAsia="pt-BR"/>
+        </w:rPr>
+        <w:t>CASE WHEN f.indicador_atraso = 0 THEN 1 ELSE 0 END) * 1.0 / COUNT(*) AS taxa_pontualidade</w:t>
       </w:r>
     </w:p>
     <w:p>
@@ -9664,52 +7475,7 @@
           <w:szCs w:val="27"/>
           <w:lang w:eastAsia="pt-BR"/>
         </w:rPr>
-        <w:t>Por que incluiu a coluna </w:t>
-      </w:r>
-      <w:proofErr w:type="spellStart"/>
-      <w:r>
-        <w:rPr>
-          <w:rFonts w:ascii="Courier New" w:eastAsia="Times New Roman" w:hAnsi="Courier New" w:cs="Courier New"/>
-          <w:color w:val="333333"/>
-          <w:sz w:val="25"/>
-          <w:szCs w:val="25"/>
-          <w:shd w:val="clear" w:color="auto" w:fill="F4F6F7"/>
-          <w:lang w:eastAsia="pt-BR"/>
-        </w:rPr>
-        <w:t>kpi_categoria_atraso</w:t>
-      </w:r>
-      <w:proofErr w:type="spellEnd"/>
-      <w:r>
-        <w:rPr>
-          <w:rFonts w:ascii="Arial" w:eastAsia="Times New Roman" w:hAnsi="Arial" w:cs="Arial"/>
-          <w:color w:val="333333"/>
-          <w:sz w:val="27"/>
-          <w:szCs w:val="27"/>
-          <w:lang w:eastAsia="pt-BR"/>
-        </w:rPr>
-        <w:t xml:space="preserve"> na fato, se ela já está na </w:t>
-      </w:r>
-      <w:proofErr w:type="spellStart"/>
-      <w:r>
-        <w:rPr>
-          <w:rFonts w:ascii="Arial" w:eastAsia="Times New Roman" w:hAnsi="Arial" w:cs="Arial"/>
-          <w:color w:val="333333"/>
-          <w:sz w:val="27"/>
-          <w:szCs w:val="27"/>
-          <w:lang w:eastAsia="pt-BR"/>
-        </w:rPr>
-        <w:t>mini-dimensão</w:t>
-      </w:r>
-      <w:proofErr w:type="spellEnd"/>
-      <w:r>
-        <w:rPr>
-          <w:rFonts w:ascii="Arial" w:eastAsia="Times New Roman" w:hAnsi="Arial" w:cs="Arial"/>
-          <w:color w:val="333333"/>
-          <w:sz w:val="27"/>
-          <w:szCs w:val="27"/>
-          <w:lang w:eastAsia="pt-BR"/>
-        </w:rPr>
-        <w:t>?</w:t>
+        <w:t>Qual dimensão vai crescer mais? Como lidaria com isso?</w:t>
       </w:r>
     </w:p>
     <w:p>
@@ -9735,32 +7501,6 @@
           <w:szCs w:val="27"/>
           <w:lang w:eastAsia="pt-BR"/>
         </w:rPr>
-        <w:t>Qual dimensão vai crescer mais? Como lidaria com isso?</w:t>
-      </w:r>
-    </w:p>
-    <w:p>
-      <w:pPr>
-        <w:numPr>
-          <w:ilvl w:val="0"/>
-          <w:numId w:val="12"/>
-        </w:numPr>
-        <w:spacing w:before="100" w:beforeAutospacing="1" w:after="100" w:afterAutospacing="1" w:line="240" w:lineRule="auto"/>
-        <w:rPr>
-          <w:rFonts w:ascii="Arial" w:eastAsia="Times New Roman" w:hAnsi="Arial" w:cs="Arial"/>
-          <w:color w:val="333333"/>
-          <w:sz w:val="27"/>
-          <w:szCs w:val="27"/>
-          <w:lang w:eastAsia="pt-BR"/>
-        </w:rPr>
-      </w:pPr>
-      <w:r>
-        <w:rPr>
-          <w:rFonts w:ascii="Arial" w:eastAsia="Times New Roman" w:hAnsi="Arial" w:cs="Arial"/>
-          <w:color w:val="333333"/>
-          <w:sz w:val="27"/>
-          <w:szCs w:val="27"/>
-          <w:lang w:eastAsia="pt-BR"/>
-        </w:rPr>
         <w:t>Se o negócio pedir uma nova categoria "Atraso Severíssimo" (&gt; 24h), o que muda no modelo?</w:t>
       </w:r>
     </w:p>
@@ -9815,111 +7555,7 @@
           <w:szCs w:val="27"/>
           <w:lang w:eastAsia="pt-BR"/>
         </w:rPr>
-        <w:t xml:space="preserve"> O Star </w:t>
-      </w:r>
-      <w:proofErr w:type="spellStart"/>
-      <w:r>
-        <w:rPr>
-          <w:rFonts w:ascii="Arial" w:eastAsia="Times New Roman" w:hAnsi="Arial" w:cs="Arial"/>
-          <w:i/>
-          <w:iCs/>
-          <w:color w:val="333333"/>
-          <w:sz w:val="27"/>
-          <w:szCs w:val="27"/>
-          <w:lang w:eastAsia="pt-BR"/>
-        </w:rPr>
-        <w:t>Schema</w:t>
-      </w:r>
-      <w:proofErr w:type="spellEnd"/>
-      <w:r>
-        <w:rPr>
-          <w:rFonts w:ascii="Arial" w:eastAsia="Times New Roman" w:hAnsi="Arial" w:cs="Arial"/>
-          <w:i/>
-          <w:iCs/>
-          <w:color w:val="333333"/>
-          <w:sz w:val="27"/>
-          <w:szCs w:val="27"/>
-          <w:lang w:eastAsia="pt-BR"/>
-        </w:rPr>
-        <w:t xml:space="preserve"> não é "melhor" que o ER — são modelos para propósitos diferentes. O ER serve para operar (transações); o Star </w:t>
-      </w:r>
-      <w:proofErr w:type="spellStart"/>
-      <w:r>
-        <w:rPr>
-          <w:rFonts w:ascii="Arial" w:eastAsia="Times New Roman" w:hAnsi="Arial" w:cs="Arial"/>
-          <w:i/>
-          <w:iCs/>
-          <w:color w:val="333333"/>
-          <w:sz w:val="27"/>
-          <w:szCs w:val="27"/>
-          <w:lang w:eastAsia="pt-BR"/>
-        </w:rPr>
-        <w:t>Schema</w:t>
-      </w:r>
-      <w:proofErr w:type="spellEnd"/>
-      <w:r>
-        <w:rPr>
-          <w:rFonts w:ascii="Arial" w:eastAsia="Times New Roman" w:hAnsi="Arial" w:cs="Arial"/>
-          <w:i/>
-          <w:iCs/>
-          <w:color w:val="333333"/>
-          <w:sz w:val="27"/>
-          <w:szCs w:val="27"/>
-          <w:lang w:eastAsia="pt-BR"/>
-        </w:rPr>
-        <w:t xml:space="preserve"> serve para analisar (agregações). Um pipeline de dados bem projetado começa no ER dos sistemas transacionais (em 3FN) e termina no Star </w:t>
-      </w:r>
-      <w:proofErr w:type="spellStart"/>
-      <w:r>
-        <w:rPr>
-          <w:rFonts w:ascii="Arial" w:eastAsia="Times New Roman" w:hAnsi="Arial" w:cs="Arial"/>
-          <w:i/>
-          <w:iCs/>
-          <w:color w:val="333333"/>
-          <w:sz w:val="27"/>
-          <w:szCs w:val="27"/>
-          <w:lang w:eastAsia="pt-BR"/>
-        </w:rPr>
-        <w:t>Schema</w:t>
-      </w:r>
-      <w:proofErr w:type="spellEnd"/>
-      <w:r>
-        <w:rPr>
-          <w:rFonts w:ascii="Arial" w:eastAsia="Times New Roman" w:hAnsi="Arial" w:cs="Arial"/>
-          <w:i/>
-          <w:iCs/>
-          <w:color w:val="333333"/>
-          <w:sz w:val="27"/>
-          <w:szCs w:val="27"/>
-          <w:lang w:eastAsia="pt-BR"/>
-        </w:rPr>
-        <w:t xml:space="preserve"> do DW — com </w:t>
-      </w:r>
-      <w:proofErr w:type="spellStart"/>
-      <w:r>
-        <w:rPr>
-          <w:rFonts w:ascii="Arial" w:eastAsia="Times New Roman" w:hAnsi="Arial" w:cs="Arial"/>
-          <w:i/>
-          <w:iCs/>
-          <w:color w:val="333333"/>
-          <w:sz w:val="27"/>
-          <w:szCs w:val="27"/>
-          <w:lang w:eastAsia="pt-BR"/>
-        </w:rPr>
-        <w:t>mini-dimensões</w:t>
-      </w:r>
-      <w:proofErr w:type="spellEnd"/>
-      <w:r>
-        <w:rPr>
-          <w:rFonts w:ascii="Arial" w:eastAsia="Times New Roman" w:hAnsi="Arial" w:cs="Arial"/>
-          <w:i/>
-          <w:iCs/>
-          <w:color w:val="333333"/>
-          <w:sz w:val="27"/>
-          <w:szCs w:val="27"/>
-          <w:lang w:eastAsia="pt-BR"/>
-        </w:rPr>
-        <w:t xml:space="preserve"> para KPIs de baixa cardinalidade.</w:t>
+        <w:t> O Star Schema não é "melhor" que o ER — são modelos para propósitos diferentes. O ER serve para operar (transações); o Star Schema serve para analisar (agregações). Um pipeline de dados bem projetado começa no ER dos sistemas transacionais (em 3FN) e termina no Star Schema do DW — com mini-dimensões para KPIs de baixa cardinalidade.</w:t>
       </w:r>
     </w:p>
     <w:p/>

--- a/Labs/LAB2.docx
+++ b/Labs/LAB2.docx
@@ -97,8 +97,20 @@
           <w:szCs w:val="23"/>
           <w:lang w:eastAsia="pt-BR"/>
         </w:rPr>
-        <w:t> 2 — Modelagem: Estruturas de dados para suporte a IA e analytics</w:t>
-      </w:r>
+        <w:t xml:space="preserve"> 2 — Modelagem: Estruturas de dados para suporte a IA e </w:t>
+      </w:r>
+      <w:proofErr w:type="spellStart"/>
+      <w:r>
+        <w:rPr>
+          <w:rFonts w:ascii="Arial" w:eastAsia="Times New Roman" w:hAnsi="Arial" w:cs="Arial"/>
+          <w:color w:val="555555"/>
+          <w:sz w:val="23"/>
+          <w:szCs w:val="23"/>
+          <w:lang w:eastAsia="pt-BR"/>
+        </w:rPr>
+        <w:t>analytics</w:t>
+      </w:r>
+      <w:proofErr w:type="spellEnd"/>
       <w:r>
         <w:rPr>
           <w:rFonts w:ascii="Arial" w:eastAsia="Times New Roman" w:hAnsi="Arial" w:cs="Arial"/>
@@ -119,28 +131,9 @@
           <w:szCs w:val="23"/>
           <w:lang w:eastAsia="pt-BR"/>
         </w:rPr>
-        <w:t>Duração do lab:</w:t>
-      </w:r>
-      <w:r>
-        <w:rPr>
-          <w:rFonts w:ascii="Arial" w:eastAsia="Times New Roman" w:hAnsi="Arial" w:cs="Arial"/>
-          <w:color w:val="555555"/>
-          <w:sz w:val="23"/>
-          <w:szCs w:val="23"/>
-          <w:lang w:eastAsia="pt-BR"/>
-        </w:rPr>
-        <w:t> ~1h30</w:t>
-      </w:r>
-      <w:r>
-        <w:rPr>
-          <w:rFonts w:ascii="Arial" w:eastAsia="Times New Roman" w:hAnsi="Arial" w:cs="Arial"/>
-          <w:color w:val="555555"/>
-          <w:sz w:val="23"/>
-          <w:szCs w:val="23"/>
-          <w:lang w:eastAsia="pt-BR"/>
-        </w:rPr>
-        <w:br/>
-      </w:r>
+        <w:t xml:space="preserve">Duração do </w:t>
+      </w:r>
+      <w:proofErr w:type="spellStart"/>
       <w:r>
         <w:rPr>
           <w:rFonts w:ascii="Arial" w:eastAsia="Times New Roman" w:hAnsi="Arial" w:cs="Arial"/>
@@ -151,17 +144,84 @@
           <w:szCs w:val="23"/>
           <w:lang w:eastAsia="pt-BR"/>
         </w:rPr>
-        <w:t>Entrega:</w:t>
-      </w:r>
-      <w:r>
-        <w:rPr>
-          <w:rFonts w:ascii="Arial" w:eastAsia="Times New Roman" w:hAnsi="Arial" w:cs="Arial"/>
+        <w:t>lab</w:t>
+      </w:r>
+      <w:proofErr w:type="spellEnd"/>
+      <w:r>
+        <w:rPr>
+          <w:rFonts w:ascii="Arial" w:eastAsia="Times New Roman" w:hAnsi="Arial" w:cs="Arial"/>
+          <w:b/>
+          <w:bCs/>
           <w:color w:val="555555"/>
           <w:sz w:val="23"/>
           <w:szCs w:val="23"/>
           <w:lang w:eastAsia="pt-BR"/>
         </w:rPr>
-        <w:t> Diagrama ER + Normalização até 3FN + Star Schema + DDL SQL + justificativas + KPI</w:t>
+        <w:t>:</w:t>
+      </w:r>
+      <w:r>
+        <w:rPr>
+          <w:rFonts w:ascii="Arial" w:eastAsia="Times New Roman" w:hAnsi="Arial" w:cs="Arial"/>
+          <w:color w:val="555555"/>
+          <w:sz w:val="23"/>
+          <w:szCs w:val="23"/>
+          <w:lang w:eastAsia="pt-BR"/>
+        </w:rPr>
+        <w:t> ~1h30</w:t>
+      </w:r>
+      <w:r>
+        <w:rPr>
+          <w:rFonts w:ascii="Arial" w:eastAsia="Times New Roman" w:hAnsi="Arial" w:cs="Arial"/>
+          <w:color w:val="555555"/>
+          <w:sz w:val="23"/>
+          <w:szCs w:val="23"/>
+          <w:lang w:eastAsia="pt-BR"/>
+        </w:rPr>
+        <w:br/>
+      </w:r>
+      <w:r>
+        <w:rPr>
+          <w:rFonts w:ascii="Arial" w:eastAsia="Times New Roman" w:hAnsi="Arial" w:cs="Arial"/>
+          <w:b/>
+          <w:bCs/>
+          <w:color w:val="555555"/>
+          <w:sz w:val="23"/>
+          <w:szCs w:val="23"/>
+          <w:lang w:eastAsia="pt-BR"/>
+        </w:rPr>
+        <w:t>Entrega:</w:t>
+      </w:r>
+      <w:r>
+        <w:rPr>
+          <w:rFonts w:ascii="Arial" w:eastAsia="Times New Roman" w:hAnsi="Arial" w:cs="Arial"/>
+          <w:color w:val="555555"/>
+          <w:sz w:val="23"/>
+          <w:szCs w:val="23"/>
+          <w:lang w:eastAsia="pt-BR"/>
+        </w:rPr>
+        <w:t xml:space="preserve"> Diagrama ER + Normalização até 3FN + Star </w:t>
+      </w:r>
+      <w:proofErr w:type="spellStart"/>
+      <w:r>
+        <w:rPr>
+          <w:rFonts w:ascii="Arial" w:eastAsia="Times New Roman" w:hAnsi="Arial" w:cs="Arial"/>
+          <w:color w:val="555555"/>
+          <w:sz w:val="23"/>
+          <w:szCs w:val="23"/>
+          <w:lang w:eastAsia="pt-BR"/>
+        </w:rPr>
+        <w:t>Schema</w:t>
+      </w:r>
+      <w:proofErr w:type="spellEnd"/>
+      <w:r>
+        <w:rPr>
+          <w:rFonts w:ascii="Arial" w:eastAsia="Times New Roman" w:hAnsi="Arial" w:cs="Arial"/>
+          <w:color w:val="555555"/>
+          <w:sz w:val="23"/>
+          <w:szCs w:val="23"/>
+          <w:lang w:eastAsia="pt-BR"/>
+        </w:rPr>
+        <w:t xml:space="preserve"> + DDL SQL + justificativas + KPI</w:t>
       </w:r>
       <w:r>
         <w:rPr>
@@ -323,6 +383,7 @@
         </w:rPr>
         <w:t>A tabela </w:t>
       </w:r>
+      <w:proofErr w:type="spellStart"/>
       <w:r>
         <w:rPr>
           <w:rFonts w:ascii="Courier New" w:eastAsia="Times New Roman" w:hAnsi="Courier New" w:cs="Courier New"/>
@@ -346,6 +407,7 @@
         </w:rPr>
         <w:t>op.entrega</w:t>
       </w:r>
+      <w:proofErr w:type="spellEnd"/>
       <w:proofErr w:type="gramEnd"/>
       <w:r>
         <w:rPr>
@@ -438,6 +500,7 @@
         </w:rPr>
         <w:t xml:space="preserve"> KPI: </w:t>
       </w:r>
+      <w:proofErr w:type="spellStart"/>
       <w:r>
         <w:rPr>
           <w:rFonts w:ascii="Courier New" w:eastAsia="Times New Roman" w:hAnsi="Courier New" w:cs="Courier New"/>
@@ -449,6 +512,7 @@
         </w:rPr>
         <w:t>kpi_categoria_atraso</w:t>
       </w:r>
+      <w:proofErr w:type="spellEnd"/>
       <w:r>
         <w:rPr>
           <w:rFonts w:ascii="Arial" w:eastAsia="Times New Roman" w:hAnsi="Arial" w:cs="Arial"/>
@@ -481,6 +545,7 @@
         </w:rPr>
         <w:t xml:space="preserve"> (DW). Categoria derivada de </w:t>
       </w:r>
+      <w:proofErr w:type="spellStart"/>
       <w:r>
         <w:rPr>
           <w:rFonts w:ascii="Courier New" w:eastAsia="Times New Roman" w:hAnsi="Courier New" w:cs="Courier New"/>
@@ -492,6 +557,7 @@
         </w:rPr>
         <w:t>minutos_atraso</w:t>
       </w:r>
+      <w:proofErr w:type="spellEnd"/>
       <w:r>
         <w:rPr>
           <w:rFonts w:ascii="Arial" w:eastAsia="Times New Roman" w:hAnsi="Arial" w:cs="Arial"/>
@@ -519,6 +585,7 @@
           <w:lang w:eastAsia="pt-BR"/>
         </w:rPr>
       </w:pPr>
+      <w:proofErr w:type="spellStart"/>
       <w:r>
         <w:rPr>
           <w:rFonts w:ascii="Arial" w:eastAsia="Times New Roman" w:hAnsi="Arial" w:cs="Arial"/>
@@ -537,8 +604,20 @@
           <w:szCs w:val="27"/>
           <w:lang w:eastAsia="pt-BR"/>
         </w:rPr>
-        <w:t>ini-dimensão </w:t>
-      </w:r>
+        <w:t>ini-dimensão</w:t>
+      </w:r>
+      <w:proofErr w:type="spellEnd"/>
+      <w:r>
+        <w:rPr>
+          <w:rFonts w:ascii="Arial" w:eastAsia="Times New Roman" w:hAnsi="Arial" w:cs="Arial"/>
+          <w:color w:val="333333"/>
+          <w:sz w:val="27"/>
+          <w:szCs w:val="27"/>
+          <w:lang w:eastAsia="pt-BR"/>
+        </w:rPr>
+        <w:t> </w:t>
+      </w:r>
+      <w:proofErr w:type="spellStart"/>
       <w:r>
         <w:rPr>
           <w:rFonts w:ascii="Courier New" w:eastAsia="Times New Roman" w:hAnsi="Courier New" w:cs="Courier New"/>
@@ -550,16 +629,84 @@
         </w:rPr>
         <w:t>lodlog_dw.dim_categoria_atraso</w:t>
       </w:r>
-      <w:r>
-        <w:rPr>
-          <w:rFonts w:ascii="Arial" w:eastAsia="Times New Roman" w:hAnsi="Arial" w:cs="Arial"/>
-          <w:color w:val="333333"/>
-          <w:sz w:val="27"/>
-          <w:szCs w:val="27"/>
-          <w:lang w:eastAsia="pt-BR"/>
-        </w:rPr>
-        <w:t> (Kimball, SCD Tipo 1, 5 linhas). Surrogate key </w:t>
-      </w:r>
+      <w:proofErr w:type="spellEnd"/>
+      <w:r>
+        <w:rPr>
+          <w:rFonts w:ascii="Arial" w:eastAsia="Times New Roman" w:hAnsi="Arial" w:cs="Arial"/>
+          <w:color w:val="333333"/>
+          <w:sz w:val="27"/>
+          <w:szCs w:val="27"/>
+          <w:lang w:eastAsia="pt-BR"/>
+        </w:rPr>
+        <w:t> (</w:t>
+      </w:r>
+      <w:proofErr w:type="spellStart"/>
+      <w:r>
+        <w:rPr>
+          <w:rFonts w:ascii="Arial" w:eastAsia="Times New Roman" w:hAnsi="Arial" w:cs="Arial"/>
+          <w:color w:val="333333"/>
+          <w:sz w:val="27"/>
+          <w:szCs w:val="27"/>
+          <w:lang w:eastAsia="pt-BR"/>
+        </w:rPr>
+        <w:t>Kimball</w:t>
+      </w:r>
+      <w:proofErr w:type="spellEnd"/>
+      <w:r>
+        <w:rPr>
+          <w:rFonts w:ascii="Arial" w:eastAsia="Times New Roman" w:hAnsi="Arial" w:cs="Arial"/>
+          <w:color w:val="333333"/>
+          <w:sz w:val="27"/>
+          <w:szCs w:val="27"/>
+          <w:lang w:eastAsia="pt-BR"/>
+        </w:rPr>
+        <w:t xml:space="preserve">, SCD Tipo 1, 5 linhas). </w:t>
+      </w:r>
+      <w:proofErr w:type="spellStart"/>
+      <w:r>
+        <w:rPr>
+          <w:rFonts w:ascii="Arial" w:eastAsia="Times New Roman" w:hAnsi="Arial" w:cs="Arial"/>
+          <w:color w:val="333333"/>
+          <w:sz w:val="27"/>
+          <w:szCs w:val="27"/>
+          <w:lang w:eastAsia="pt-BR"/>
+        </w:rPr>
+        <w:t>Surrogate</w:t>
+      </w:r>
+      <w:proofErr w:type="spellEnd"/>
+      <w:r>
+        <w:rPr>
+          <w:rFonts w:ascii="Arial" w:eastAsia="Times New Roman" w:hAnsi="Arial" w:cs="Arial"/>
+          <w:color w:val="333333"/>
+          <w:sz w:val="27"/>
+          <w:szCs w:val="27"/>
+          <w:lang w:eastAsia="pt-BR"/>
+        </w:rPr>
+        <w:t xml:space="preserve"> </w:t>
+      </w:r>
+      <w:proofErr w:type="spellStart"/>
+      <w:r>
+        <w:rPr>
+          <w:rFonts w:ascii="Arial" w:eastAsia="Times New Roman" w:hAnsi="Arial" w:cs="Arial"/>
+          <w:color w:val="333333"/>
+          <w:sz w:val="27"/>
+          <w:szCs w:val="27"/>
+          <w:lang w:eastAsia="pt-BR"/>
+        </w:rPr>
+        <w:t>key</w:t>
+      </w:r>
+      <w:proofErr w:type="spellEnd"/>
+      <w:r>
+        <w:rPr>
+          <w:rFonts w:ascii="Arial" w:eastAsia="Times New Roman" w:hAnsi="Arial" w:cs="Arial"/>
+          <w:color w:val="333333"/>
+          <w:sz w:val="27"/>
+          <w:szCs w:val="27"/>
+          <w:lang w:eastAsia="pt-BR"/>
+        </w:rPr>
+        <w:t> </w:t>
+      </w:r>
+      <w:proofErr w:type="spellStart"/>
       <w:r>
         <w:rPr>
           <w:rFonts w:ascii="Courier New" w:eastAsia="Times New Roman" w:hAnsi="Courier New" w:cs="Courier New"/>
@@ -571,6 +718,7 @@
         </w:rPr>
         <w:t>sk_categoria_atraso</w:t>
       </w:r>
+      <w:proofErr w:type="spellEnd"/>
       <w:r>
         <w:rPr>
           <w:rFonts w:ascii="Arial" w:eastAsia="Times New Roman" w:hAnsi="Arial" w:cs="Arial"/>
@@ -738,7 +886,51 @@
           <w:szCs w:val="27"/>
           <w:lang w:eastAsia="pt-BR"/>
         </w:rPr>
-        <w:t>um Star Schema para analytics e ML</w:t>
+        <w:t xml:space="preserve">um Star </w:t>
+      </w:r>
+      <w:proofErr w:type="spellStart"/>
+      <w:r>
+        <w:rPr>
+          <w:rFonts w:ascii="Arial" w:eastAsia="Times New Roman" w:hAnsi="Arial" w:cs="Arial"/>
+          <w:color w:val="333333"/>
+          <w:sz w:val="27"/>
+          <w:szCs w:val="27"/>
+          <w:lang w:eastAsia="pt-BR"/>
+        </w:rPr>
+        <w:t>Schema</w:t>
+      </w:r>
+      <w:proofErr w:type="spellEnd"/>
+      <w:r>
+        <w:rPr>
+          <w:rFonts w:ascii="Arial" w:eastAsia="Times New Roman" w:hAnsi="Arial" w:cs="Arial"/>
+          <w:color w:val="333333"/>
+          <w:sz w:val="27"/>
+          <w:szCs w:val="27"/>
+          <w:lang w:eastAsia="pt-BR"/>
+        </w:rPr>
+        <w:t xml:space="preserve"> para </w:t>
+      </w:r>
+      <w:proofErr w:type="spellStart"/>
+      <w:r>
+        <w:rPr>
+          <w:rFonts w:ascii="Arial" w:eastAsia="Times New Roman" w:hAnsi="Arial" w:cs="Arial"/>
+          <w:color w:val="333333"/>
+          <w:sz w:val="27"/>
+          <w:szCs w:val="27"/>
+          <w:lang w:eastAsia="pt-BR"/>
+        </w:rPr>
+        <w:t>analytics</w:t>
+      </w:r>
+      <w:proofErr w:type="spellEnd"/>
+      <w:r>
+        <w:rPr>
+          <w:rFonts w:ascii="Arial" w:eastAsia="Times New Roman" w:hAnsi="Arial" w:cs="Arial"/>
+          <w:color w:val="333333"/>
+          <w:sz w:val="27"/>
+          <w:szCs w:val="27"/>
+          <w:lang w:eastAsia="pt-BR"/>
+        </w:rPr>
+        <w:t xml:space="preserve"> e ML</w:t>
       </w:r>
     </w:p>
     <w:p>
@@ -764,7 +956,51 @@
           <w:szCs w:val="27"/>
           <w:lang w:eastAsia="pt-BR"/>
         </w:rPr>
-        <w:t>Adicionar um atributo de KPI em uma dimensão do Star Schema (minidimensão)</w:t>
+        <w:t xml:space="preserve">Adicionar um atributo de KPI em uma dimensão do Star </w:t>
+      </w:r>
+      <w:proofErr w:type="spellStart"/>
+      <w:r>
+        <w:rPr>
+          <w:rFonts w:ascii="Arial" w:eastAsia="Times New Roman" w:hAnsi="Arial" w:cs="Arial"/>
+          <w:color w:val="333333"/>
+          <w:sz w:val="27"/>
+          <w:szCs w:val="27"/>
+          <w:lang w:eastAsia="pt-BR"/>
+        </w:rPr>
+        <w:t>Schema</w:t>
+      </w:r>
+      <w:proofErr w:type="spellEnd"/>
+      <w:r>
+        <w:rPr>
+          <w:rFonts w:ascii="Arial" w:eastAsia="Times New Roman" w:hAnsi="Arial" w:cs="Arial"/>
+          <w:color w:val="333333"/>
+          <w:sz w:val="27"/>
+          <w:szCs w:val="27"/>
+          <w:lang w:eastAsia="pt-BR"/>
+        </w:rPr>
+        <w:t xml:space="preserve"> (</w:t>
+      </w:r>
+      <w:proofErr w:type="spellStart"/>
+      <w:r>
+        <w:rPr>
+          <w:rFonts w:ascii="Arial" w:eastAsia="Times New Roman" w:hAnsi="Arial" w:cs="Arial"/>
+          <w:color w:val="333333"/>
+          <w:sz w:val="27"/>
+          <w:szCs w:val="27"/>
+          <w:lang w:eastAsia="pt-BR"/>
+        </w:rPr>
+        <w:t>minidimensão</w:t>
+      </w:r>
+      <w:proofErr w:type="spellEnd"/>
+      <w:r>
+        <w:rPr>
+          <w:rFonts w:ascii="Arial" w:eastAsia="Times New Roman" w:hAnsi="Arial" w:cs="Arial"/>
+          <w:color w:val="333333"/>
+          <w:sz w:val="27"/>
+          <w:szCs w:val="27"/>
+          <w:lang w:eastAsia="pt-BR"/>
+        </w:rPr>
+        <w:t>)</w:t>
       </w:r>
     </w:p>
     <w:p>
@@ -790,8 +1026,86 @@
           <w:szCs w:val="27"/>
           <w:lang w:eastAsia="pt-BR"/>
         </w:rPr>
-        <w:t>Justificar o uso de surrogate keys vs natural keys</w:t>
-      </w:r>
+        <w:t xml:space="preserve">Justificar o uso de </w:t>
+      </w:r>
+      <w:proofErr w:type="spellStart"/>
+      <w:r>
+        <w:rPr>
+          <w:rFonts w:ascii="Arial" w:eastAsia="Times New Roman" w:hAnsi="Arial" w:cs="Arial"/>
+          <w:color w:val="333333"/>
+          <w:sz w:val="27"/>
+          <w:szCs w:val="27"/>
+          <w:lang w:eastAsia="pt-BR"/>
+        </w:rPr>
+        <w:t>surrogate</w:t>
+      </w:r>
+      <w:proofErr w:type="spellEnd"/>
+      <w:r>
+        <w:rPr>
+          <w:rFonts w:ascii="Arial" w:eastAsia="Times New Roman" w:hAnsi="Arial" w:cs="Arial"/>
+          <w:color w:val="333333"/>
+          <w:sz w:val="27"/>
+          <w:szCs w:val="27"/>
+          <w:lang w:eastAsia="pt-BR"/>
+        </w:rPr>
+        <w:t xml:space="preserve"> </w:t>
+      </w:r>
+      <w:proofErr w:type="spellStart"/>
+      <w:r>
+        <w:rPr>
+          <w:rFonts w:ascii="Arial" w:eastAsia="Times New Roman" w:hAnsi="Arial" w:cs="Arial"/>
+          <w:color w:val="333333"/>
+          <w:sz w:val="27"/>
+          <w:szCs w:val="27"/>
+          <w:lang w:eastAsia="pt-BR"/>
+        </w:rPr>
+        <w:t>keys</w:t>
+      </w:r>
+      <w:proofErr w:type="spellEnd"/>
+      <w:r>
+        <w:rPr>
+          <w:rFonts w:ascii="Arial" w:eastAsia="Times New Roman" w:hAnsi="Arial" w:cs="Arial"/>
+          <w:color w:val="333333"/>
+          <w:sz w:val="27"/>
+          <w:szCs w:val="27"/>
+          <w:lang w:eastAsia="pt-BR"/>
+        </w:rPr>
+        <w:t xml:space="preserve"> </w:t>
+      </w:r>
+      <w:proofErr w:type="spellStart"/>
+      <w:r>
+        <w:rPr>
+          <w:rFonts w:ascii="Arial" w:eastAsia="Times New Roman" w:hAnsi="Arial" w:cs="Arial"/>
+          <w:color w:val="333333"/>
+          <w:sz w:val="27"/>
+          <w:szCs w:val="27"/>
+          <w:lang w:eastAsia="pt-BR"/>
+        </w:rPr>
+        <w:t>vs</w:t>
+      </w:r>
+      <w:proofErr w:type="spellEnd"/>
+      <w:r>
+        <w:rPr>
+          <w:rFonts w:ascii="Arial" w:eastAsia="Times New Roman" w:hAnsi="Arial" w:cs="Arial"/>
+          <w:color w:val="333333"/>
+          <w:sz w:val="27"/>
+          <w:szCs w:val="27"/>
+          <w:lang w:eastAsia="pt-BR"/>
+        </w:rPr>
+        <w:t xml:space="preserve"> natural </w:t>
+      </w:r>
+      <w:proofErr w:type="spellStart"/>
+      <w:r>
+        <w:rPr>
+          <w:rFonts w:ascii="Arial" w:eastAsia="Times New Roman" w:hAnsi="Arial" w:cs="Arial"/>
+          <w:color w:val="333333"/>
+          <w:sz w:val="27"/>
+          <w:szCs w:val="27"/>
+          <w:lang w:eastAsia="pt-BR"/>
+        </w:rPr>
+        <w:t>keys</w:t>
+      </w:r>
+      <w:proofErr w:type="spellEnd"/>
     </w:p>
     <w:p>
       <w:pPr>
@@ -816,7 +1130,29 @@
           <w:szCs w:val="27"/>
           <w:lang w:eastAsia="pt-BR"/>
         </w:rPr>
-        <w:t>Identificar quando desnormalizar para ganho de performance</w:t>
+        <w:t xml:space="preserve">Identificar quando </w:t>
+      </w:r>
+      <w:proofErr w:type="spellStart"/>
+      <w:r>
+        <w:rPr>
+          <w:rFonts w:ascii="Arial" w:eastAsia="Times New Roman" w:hAnsi="Arial" w:cs="Arial"/>
+          <w:color w:val="333333"/>
+          <w:sz w:val="27"/>
+          <w:szCs w:val="27"/>
+          <w:lang w:eastAsia="pt-BR"/>
+        </w:rPr>
+        <w:t>desnormalizar</w:t>
+      </w:r>
+      <w:proofErr w:type="spellEnd"/>
+      <w:r>
+        <w:rPr>
+          <w:rFonts w:ascii="Arial" w:eastAsia="Times New Roman" w:hAnsi="Arial" w:cs="Arial"/>
+          <w:color w:val="333333"/>
+          <w:sz w:val="27"/>
+          <w:szCs w:val="27"/>
+          <w:lang w:eastAsia="pt-BR"/>
+        </w:rPr>
+        <w:t xml:space="preserve"> para ganho de performance</w:t>
       </w:r>
     </w:p>
     <w:p>
@@ -865,7 +1201,29 @@
           <w:szCs w:val="27"/>
           <w:lang w:eastAsia="pt-BR"/>
         </w:rPr>
-        <w:t>Na Aula 1, o grupo mapeou o ecossistema de dados da LODLog. Agora é hora de </w:t>
+        <w:t xml:space="preserve">Na Aula 1, o grupo mapeou o ecossistema de dados da </w:t>
+      </w:r>
+      <w:proofErr w:type="spellStart"/>
+      <w:r>
+        <w:rPr>
+          <w:rFonts w:ascii="Arial" w:eastAsia="Times New Roman" w:hAnsi="Arial" w:cs="Arial"/>
+          <w:color w:val="333333"/>
+          <w:sz w:val="27"/>
+          <w:szCs w:val="27"/>
+          <w:lang w:eastAsia="pt-BR"/>
+        </w:rPr>
+        <w:t>LODLog</w:t>
+      </w:r>
+      <w:proofErr w:type="spellEnd"/>
+      <w:r>
+        <w:rPr>
+          <w:rFonts w:ascii="Arial" w:eastAsia="Times New Roman" w:hAnsi="Arial" w:cs="Arial"/>
+          <w:color w:val="333333"/>
+          <w:sz w:val="27"/>
+          <w:szCs w:val="27"/>
+          <w:lang w:eastAsia="pt-BR"/>
+        </w:rPr>
+        <w:t>. Agora é hora de </w:t>
       </w:r>
       <w:r>
         <w:rPr>
@@ -928,7 +1286,85 @@
           <w:szCs w:val="27"/>
           <w:lang w:eastAsia="pt-BR"/>
         </w:rPr>
-        <w:t> A LODLog tem dados espalhados em ERP, WMS, TMS e sensores IoT. Cada sistema usa suas próprias chaves e formatos. Não há uma visão unificada do cliente, do veículo ou do produto. Relatórios demoram porque precisam fazer JOINs complexos entre sistemas.</w:t>
+        <w:t xml:space="preserve"> A </w:t>
+      </w:r>
+      <w:proofErr w:type="spellStart"/>
+      <w:r>
+        <w:rPr>
+          <w:rFonts w:ascii="Arial" w:eastAsia="Times New Roman" w:hAnsi="Arial" w:cs="Arial"/>
+          <w:i/>
+          <w:iCs/>
+          <w:color w:val="333333"/>
+          <w:sz w:val="27"/>
+          <w:szCs w:val="27"/>
+          <w:lang w:eastAsia="pt-BR"/>
+        </w:rPr>
+        <w:t>LODLog</w:t>
+      </w:r>
+      <w:proofErr w:type="spellEnd"/>
+      <w:r>
+        <w:rPr>
+          <w:rFonts w:ascii="Arial" w:eastAsia="Times New Roman" w:hAnsi="Arial" w:cs="Arial"/>
+          <w:i/>
+          <w:iCs/>
+          <w:color w:val="333333"/>
+          <w:sz w:val="27"/>
+          <w:szCs w:val="27"/>
+          <w:lang w:eastAsia="pt-BR"/>
+        </w:rPr>
+        <w:t xml:space="preserve"> tem dados espalhados em ERP, WMS, TMS e sensores </w:t>
+      </w:r>
+      <w:proofErr w:type="spellStart"/>
+      <w:r>
+        <w:rPr>
+          <w:rFonts w:ascii="Arial" w:eastAsia="Times New Roman" w:hAnsi="Arial" w:cs="Arial"/>
+          <w:i/>
+          <w:iCs/>
+          <w:color w:val="333333"/>
+          <w:sz w:val="27"/>
+          <w:szCs w:val="27"/>
+          <w:lang w:eastAsia="pt-BR"/>
+        </w:rPr>
+        <w:t>IoT</w:t>
+      </w:r>
+      <w:proofErr w:type="spellEnd"/>
+      <w:r>
+        <w:rPr>
+          <w:rFonts w:ascii="Arial" w:eastAsia="Times New Roman" w:hAnsi="Arial" w:cs="Arial"/>
+          <w:i/>
+          <w:iCs/>
+          <w:color w:val="333333"/>
+          <w:sz w:val="27"/>
+          <w:szCs w:val="27"/>
+          <w:lang w:eastAsia="pt-BR"/>
+        </w:rPr>
+        <w:t xml:space="preserve">. Cada sistema usa suas próprias chaves e formatos. Não há uma visão unificada do cliente, do veículo ou do produto. Relatórios demoram porque precisam fazer </w:t>
+      </w:r>
+      <w:proofErr w:type="spellStart"/>
+      <w:r>
+        <w:rPr>
+          <w:rFonts w:ascii="Arial" w:eastAsia="Times New Roman" w:hAnsi="Arial" w:cs="Arial"/>
+          <w:i/>
+          <w:iCs/>
+          <w:color w:val="333333"/>
+          <w:sz w:val="27"/>
+          <w:szCs w:val="27"/>
+          <w:lang w:eastAsia="pt-BR"/>
+        </w:rPr>
+        <w:t>JOINs</w:t>
+      </w:r>
+      <w:proofErr w:type="spellEnd"/>
+      <w:r>
+        <w:rPr>
+          <w:rFonts w:ascii="Arial" w:eastAsia="Times New Roman" w:hAnsi="Arial" w:cs="Arial"/>
+          <w:i/>
+          <w:iCs/>
+          <w:color w:val="333333"/>
+          <w:sz w:val="27"/>
+          <w:szCs w:val="27"/>
+          <w:lang w:eastAsia="pt-BR"/>
+        </w:rPr>
+        <w:t xml:space="preserve"> complexos entre sistemas.</w:t>
       </w:r>
     </w:p>
     <w:p>
@@ -1061,6 +1497,7 @@
         </w:rPr>
         <w:t xml:space="preserve">Star </w:t>
       </w:r>
+      <w:proofErr w:type="spellStart"/>
       <w:r>
         <w:rPr>
           <w:rFonts w:ascii="Arial" w:eastAsia="Times New Roman" w:hAnsi="Arial" w:cs="Arial"/>
@@ -1074,6 +1511,7 @@
         <w:lastRenderedPageBreak/>
         <w:t>Schema</w:t>
       </w:r>
+      <w:proofErr w:type="spellEnd"/>
       <w:r>
         <w:rPr>
           <w:rFonts w:ascii="Arial" w:eastAsia="Times New Roman" w:hAnsi="Arial" w:cs="Arial"/>
@@ -1094,8 +1532,22 @@
           <w:szCs w:val="27"/>
           <w:lang w:eastAsia="pt-BR"/>
         </w:rPr>
-        <w:t>nova mini-dimensão</w:t>
-      </w:r>
+        <w:t xml:space="preserve">nova </w:t>
+      </w:r>
+      <w:proofErr w:type="spellStart"/>
+      <w:r>
+        <w:rPr>
+          <w:rFonts w:ascii="Arial" w:eastAsia="Times New Roman" w:hAnsi="Arial" w:cs="Arial"/>
+          <w:b/>
+          <w:bCs/>
+          <w:color w:val="333333"/>
+          <w:sz w:val="27"/>
+          <w:szCs w:val="27"/>
+          <w:lang w:eastAsia="pt-BR"/>
+        </w:rPr>
+        <w:t>mini-dimensão</w:t>
+      </w:r>
+      <w:proofErr w:type="spellEnd"/>
       <w:r>
         <w:rPr>
           <w:rFonts w:ascii="Arial" w:eastAsia="Times New Roman" w:hAnsi="Arial" w:cs="Arial"/>
@@ -1106,6 +1558,7 @@
         </w:rPr>
         <w:t> </w:t>
       </w:r>
+      <w:proofErr w:type="spellStart"/>
       <w:r>
         <w:rPr>
           <w:rFonts w:ascii="Courier New" w:eastAsia="Times New Roman" w:hAnsi="Courier New" w:cs="Courier New"/>
@@ -1117,6 +1570,7 @@
         </w:rPr>
         <w:t>dim_categoria_atraso</w:t>
       </w:r>
+      <w:proofErr w:type="spellEnd"/>
       <w:r>
         <w:rPr>
           <w:rFonts w:ascii="Arial" w:eastAsia="Times New Roman" w:hAnsi="Arial" w:cs="Arial"/>
@@ -1181,7 +1635,29 @@
           <w:szCs w:val="27"/>
           <w:lang w:eastAsia="pt-BR"/>
         </w:rPr>
-        <w:t> no Databricks. Ele cria as tabelas</w:t>
+        <w:t xml:space="preserve"> no </w:t>
+      </w:r>
+      <w:proofErr w:type="spellStart"/>
+      <w:r>
+        <w:rPr>
+          <w:rFonts w:ascii="Arial" w:eastAsia="Times New Roman" w:hAnsi="Arial" w:cs="Arial"/>
+          <w:color w:val="333333"/>
+          <w:sz w:val="27"/>
+          <w:szCs w:val="27"/>
+          <w:lang w:eastAsia="pt-BR"/>
+        </w:rPr>
+        <w:t>Databricks</w:t>
+      </w:r>
+      <w:proofErr w:type="spellEnd"/>
+      <w:r>
+        <w:rPr>
+          <w:rFonts w:ascii="Arial" w:eastAsia="Times New Roman" w:hAnsi="Arial" w:cs="Arial"/>
+          <w:color w:val="333333"/>
+          <w:sz w:val="27"/>
+          <w:szCs w:val="27"/>
+          <w:lang w:eastAsia="pt-BR"/>
+        </w:rPr>
+        <w:t>. Ele cria as tabelas</w:t>
       </w:r>
       <w:r>
         <w:rPr>
@@ -1211,7 +1687,29 @@
           <w:szCs w:val="27"/>
           <w:lang w:eastAsia="pt-BR"/>
         </w:rPr>
-        <w:t>no menu “Catalog”</w:t>
+        <w:t>no menu “</w:t>
+      </w:r>
+      <w:proofErr w:type="spellStart"/>
+      <w:r>
+        <w:rPr>
+          <w:rFonts w:ascii="Arial" w:eastAsia="Times New Roman" w:hAnsi="Arial" w:cs="Arial"/>
+          <w:color w:val="333333"/>
+          <w:sz w:val="27"/>
+          <w:szCs w:val="27"/>
+          <w:lang w:eastAsia="pt-BR"/>
+        </w:rPr>
+        <w:t>Catalog</w:t>
+      </w:r>
+      <w:proofErr w:type="spellEnd"/>
+      <w:r>
+        <w:rPr>
+          <w:rFonts w:ascii="Arial" w:eastAsia="Times New Roman" w:hAnsi="Arial" w:cs="Arial"/>
+          <w:color w:val="333333"/>
+          <w:sz w:val="27"/>
+          <w:szCs w:val="27"/>
+          <w:lang w:eastAsia="pt-BR"/>
+        </w:rPr>
+        <w:t>”</w:t>
       </w:r>
       <w:r>
         <w:rPr>
@@ -1297,8 +1795,31 @@
           <w:szCs w:val="27"/>
           <w:lang w:eastAsia="pt-BR"/>
         </w:rPr>
-        <w:t>A partir do cenário LODLog e das tabelas geradas em </w:t>
-      </w:r>
+        <w:t xml:space="preserve">A partir do cenário </w:t>
+      </w:r>
+      <w:proofErr w:type="spellStart"/>
+      <w:r>
+        <w:rPr>
+          <w:rFonts w:ascii="Arial" w:eastAsia="Times New Roman" w:hAnsi="Arial" w:cs="Arial"/>
+          <w:color w:val="333333"/>
+          <w:sz w:val="27"/>
+          <w:szCs w:val="27"/>
+          <w:lang w:eastAsia="pt-BR"/>
+        </w:rPr>
+        <w:t>LODLog</w:t>
+      </w:r>
+      <w:proofErr w:type="spellEnd"/>
+      <w:r>
+        <w:rPr>
+          <w:rFonts w:ascii="Arial" w:eastAsia="Times New Roman" w:hAnsi="Arial" w:cs="Arial"/>
+          <w:color w:val="333333"/>
+          <w:sz w:val="27"/>
+          <w:szCs w:val="27"/>
+          <w:lang w:eastAsia="pt-BR"/>
+        </w:rPr>
+        <w:t xml:space="preserve"> e das tabelas geradas em </w:t>
+      </w:r>
+      <w:proofErr w:type="spellStart"/>
       <w:r>
         <w:rPr>
           <w:rFonts w:ascii="Courier New" w:eastAsia="Times New Roman" w:hAnsi="Courier New" w:cs="Courier New"/>
@@ -1310,6 +1831,7 @@
         </w:rPr>
         <w:t>lodlog_op</w:t>
       </w:r>
+      <w:proofErr w:type="spellEnd"/>
       <w:r>
         <w:rPr>
           <w:rFonts w:ascii="Arial" w:eastAsia="Times New Roman" w:hAnsi="Arial" w:cs="Arial"/>
@@ -1695,10 +2217,41 @@
                 <w:rFonts w:ascii="Arial" w:eastAsia="Times New Roman" w:hAnsi="Arial" w:cs="Arial"/>
                 <w:b/>
                 <w:bCs/>
+                <w:strike/>
                 <w:color w:val="333333"/>
                 <w:lang w:eastAsia="pt-BR"/>
               </w:rPr>
-              <w:t>Nome do Relacionamento</w:t>
+              <w:t>Nome</w:t>
+            </w:r>
+            <w:r>
+              <w:rPr>
+                <w:rFonts w:ascii="Arial" w:eastAsia="Times New Roman" w:hAnsi="Arial" w:cs="Arial"/>
+                <w:b/>
+                <w:bCs/>
+                <w:color w:val="333333"/>
+                <w:lang w:eastAsia="pt-BR"/>
+              </w:rPr>
+              <w:t xml:space="preserve"> </w:t>
+            </w:r>
+            <w:r>
+              <w:rPr>
+                <w:rFonts w:ascii="Arial" w:eastAsia="Times New Roman" w:hAnsi="Arial" w:cs="Arial"/>
+                <w:b/>
+                <w:bCs/>
+                <w:color w:val="333333"/>
+                <w:lang w:eastAsia="pt-BR"/>
+              </w:rPr>
+              <w:t xml:space="preserve">Descrição </w:t>
+            </w:r>
+            <w:r>
+              <w:rPr>
+                <w:rFonts w:ascii="Arial" w:eastAsia="Times New Roman" w:hAnsi="Arial" w:cs="Arial"/>
+                <w:b/>
+                <w:bCs/>
+                <w:color w:val="333333"/>
+                <w:lang w:eastAsia="pt-BR"/>
+              </w:rPr>
+              <w:t>do Relacionamento</w:t>
             </w:r>
           </w:p>
         </w:tc>
@@ -1727,6 +2280,7 @@
                 <w:rFonts w:ascii="Arial" w:eastAsia="Times New Roman" w:hAnsi="Arial" w:cs="Arial"/>
                 <w:b/>
                 <w:bCs/>
+                <w:strike/>
                 <w:color w:val="333333"/>
                 <w:lang w:eastAsia="pt-BR"/>
               </w:rPr>
@@ -1736,6 +2290,7 @@
                 <w:rFonts w:ascii="Arial" w:eastAsia="Times New Roman" w:hAnsi="Arial" w:cs="Arial"/>
                 <w:b/>
                 <w:bCs/>
+                <w:strike/>
                 <w:color w:val="333333"/>
                 <w:lang w:eastAsia="pt-BR"/>
               </w:rPr>
@@ -2609,7 +3164,29 @@
           <w:szCs w:val="27"/>
           <w:lang w:eastAsia="pt-BR"/>
         </w:rPr>
-        <w:t xml:space="preserve">o Diagrama Entidade-Relacionamento da LODLog </w:t>
+        <w:t xml:space="preserve">o Diagrama Entidade-Relacionamento da </w:t>
+      </w:r>
+      <w:proofErr w:type="spellStart"/>
+      <w:r>
+        <w:rPr>
+          <w:rFonts w:ascii="Arial" w:eastAsia="Times New Roman" w:hAnsi="Arial" w:cs="Arial"/>
+          <w:color w:val="333333"/>
+          <w:sz w:val="27"/>
+          <w:szCs w:val="27"/>
+          <w:lang w:eastAsia="pt-BR"/>
+        </w:rPr>
+        <w:t>LODLog</w:t>
+      </w:r>
+      <w:proofErr w:type="spellEnd"/>
+      <w:r>
+        <w:rPr>
+          <w:rFonts w:ascii="Arial" w:eastAsia="Times New Roman" w:hAnsi="Arial" w:cs="Arial"/>
+          <w:color w:val="333333"/>
+          <w:sz w:val="27"/>
+          <w:szCs w:val="27"/>
+          <w:lang w:eastAsia="pt-BR"/>
+        </w:rPr>
+        <w:t xml:space="preserve"> </w:t>
       </w:r>
       <w:r>
         <w:rPr>
@@ -2639,7 +3216,51 @@
           <w:szCs w:val="27"/>
           <w:lang w:eastAsia="pt-BR"/>
         </w:rPr>
-        <w:t xml:space="preserve"> Veja scripts SQL na pasta “Labs/para-postgresql”, esses scripts são compatíveis com a maioria dos programas para produzirem diagramas a partir de comandos SQL.</w:t>
+        <w:t xml:space="preserve"> Veja scripts SQL na pasta “</w:t>
+      </w:r>
+      <w:proofErr w:type="spellStart"/>
+      <w:r>
+        <w:rPr>
+          <w:rFonts w:ascii="Arial" w:eastAsia="Times New Roman" w:hAnsi="Arial" w:cs="Arial"/>
+          <w:color w:val="333333"/>
+          <w:sz w:val="27"/>
+          <w:szCs w:val="27"/>
+          <w:lang w:eastAsia="pt-BR"/>
+        </w:rPr>
+        <w:t>Labs</w:t>
+      </w:r>
+      <w:proofErr w:type="spellEnd"/>
+      <w:r>
+        <w:rPr>
+          <w:rFonts w:ascii="Arial" w:eastAsia="Times New Roman" w:hAnsi="Arial" w:cs="Arial"/>
+          <w:color w:val="333333"/>
+          <w:sz w:val="27"/>
+          <w:szCs w:val="27"/>
+          <w:lang w:eastAsia="pt-BR"/>
+        </w:rPr>
+        <w:t>/para-</w:t>
+      </w:r>
+      <w:proofErr w:type="spellStart"/>
+      <w:r>
+        <w:rPr>
+          <w:rFonts w:ascii="Arial" w:eastAsia="Times New Roman" w:hAnsi="Arial" w:cs="Arial"/>
+          <w:color w:val="333333"/>
+          <w:sz w:val="27"/>
+          <w:szCs w:val="27"/>
+          <w:lang w:eastAsia="pt-BR"/>
+        </w:rPr>
+        <w:t>postgresql</w:t>
+      </w:r>
+      <w:proofErr w:type="spellEnd"/>
+      <w:r>
+        <w:rPr>
+          <w:rFonts w:ascii="Arial" w:eastAsia="Times New Roman" w:hAnsi="Arial" w:cs="Arial"/>
+          <w:color w:val="333333"/>
+          <w:sz w:val="27"/>
+          <w:szCs w:val="27"/>
+          <w:lang w:eastAsia="pt-BR"/>
+        </w:rPr>
+        <w:t>”, esses scripts são compatíveis com a maioria dos programas para produzirem diagramas a partir de comandos SQL.</w:t>
       </w:r>
     </w:p>
     <w:p>
@@ -2703,6 +3324,7 @@
         </w:rPr>
         <w:t>a tabela </w:t>
       </w:r>
+      <w:proofErr w:type="spellStart"/>
       <w:r>
         <w:rPr>
           <w:rFonts w:ascii="Courier New" w:eastAsia="Times New Roman" w:hAnsi="Courier New" w:cs="Courier New"/>
@@ -2726,6 +3348,7 @@
         </w:rPr>
         <w:t>op.entrega</w:t>
       </w:r>
+      <w:proofErr w:type="spellEnd"/>
       <w:proofErr w:type="gramEnd"/>
       <w:r>
         <w:rPr>
@@ -2852,6 +3475,7 @@
         </w:rPr>
         <w:t>Inspecione a tabela </w:t>
       </w:r>
+      <w:proofErr w:type="spellStart"/>
       <w:r>
         <w:rPr>
           <w:rFonts w:ascii="Courier New" w:eastAsia="Times New Roman" w:hAnsi="Courier New" w:cs="Courier New"/>
@@ -2875,6 +3499,7 @@
         </w:rPr>
         <w:t>op.entrega</w:t>
       </w:r>
+      <w:proofErr w:type="spellEnd"/>
       <w:proofErr w:type="gramEnd"/>
       <w:r>
         <w:rPr>
@@ -2884,8 +3509,31 @@
           <w:szCs w:val="27"/>
           <w:lang w:eastAsia="pt-BR"/>
         </w:rPr>
-        <w:t> no Databricks. Ela tem a PK </w:t>
-      </w:r>
+        <w:t xml:space="preserve"> no </w:t>
+      </w:r>
+      <w:proofErr w:type="spellStart"/>
+      <w:r>
+        <w:rPr>
+          <w:rFonts w:ascii="Arial" w:eastAsia="Times New Roman" w:hAnsi="Arial" w:cs="Arial"/>
+          <w:color w:val="333333"/>
+          <w:sz w:val="27"/>
+          <w:szCs w:val="27"/>
+          <w:lang w:eastAsia="pt-BR"/>
+        </w:rPr>
+        <w:t>Databricks</w:t>
+      </w:r>
+      <w:proofErr w:type="spellEnd"/>
+      <w:r>
+        <w:rPr>
+          <w:rFonts w:ascii="Arial" w:eastAsia="Times New Roman" w:hAnsi="Arial" w:cs="Arial"/>
+          <w:color w:val="333333"/>
+          <w:sz w:val="27"/>
+          <w:szCs w:val="27"/>
+          <w:lang w:eastAsia="pt-BR"/>
+        </w:rPr>
+        <w:t>. Ela tem a PK </w:t>
+      </w:r>
+      <w:proofErr w:type="spellStart"/>
       <w:r>
         <w:rPr>
           <w:rFonts w:ascii="Courier New" w:eastAsia="Times New Roman" w:hAnsi="Courier New" w:cs="Courier New"/>
@@ -2897,6 +3545,7 @@
         </w:rPr>
         <w:t>entrega_id</w:t>
       </w:r>
+      <w:proofErr w:type="spellEnd"/>
       <w:r>
         <w:rPr>
           <w:rFonts w:ascii="Arial" w:eastAsia="Times New Roman" w:hAnsi="Arial" w:cs="Arial"/>
@@ -2967,6 +3616,7 @@
         </w:rPr>
         <w:t>ENTREGA(</w:t>
       </w:r>
+      <w:proofErr w:type="spellStart"/>
       <w:proofErr w:type="gramEnd"/>
       <w:r>
         <w:rPr>
@@ -2974,7 +3624,70 @@
           <w:color w:val="333333"/>
           <w:lang w:eastAsia="pt-BR"/>
         </w:rPr>
-        <w:t>entrega_id, pedido_id, veiculo_id, motorista_id,</w:t>
+        <w:t>entrega_id</w:t>
+      </w:r>
+      <w:proofErr w:type="spellEnd"/>
+      <w:r>
+        <w:rPr>
+          <w:rFonts w:ascii="Courier New" w:eastAsia="Times New Roman" w:hAnsi="Courier New" w:cs="Courier New"/>
+          <w:color w:val="333333"/>
+          <w:lang w:eastAsia="pt-BR"/>
+        </w:rPr>
+        <w:t xml:space="preserve">, </w:t>
+      </w:r>
+      <w:proofErr w:type="spellStart"/>
+      <w:r>
+        <w:rPr>
+          <w:rFonts w:ascii="Courier New" w:eastAsia="Times New Roman" w:hAnsi="Courier New" w:cs="Courier New"/>
+          <w:color w:val="333333"/>
+          <w:lang w:eastAsia="pt-BR"/>
+        </w:rPr>
+        <w:t>pedido_id</w:t>
+      </w:r>
+      <w:proofErr w:type="spellEnd"/>
+      <w:r>
+        <w:rPr>
+          <w:rFonts w:ascii="Courier New" w:eastAsia="Times New Roman" w:hAnsi="Courier New" w:cs="Courier New"/>
+          <w:color w:val="333333"/>
+          <w:lang w:eastAsia="pt-BR"/>
+        </w:rPr>
+        <w:t xml:space="preserve">, </w:t>
+      </w:r>
+      <w:proofErr w:type="spellStart"/>
+      <w:r>
+        <w:rPr>
+          <w:rFonts w:ascii="Courier New" w:eastAsia="Times New Roman" w:hAnsi="Courier New" w:cs="Courier New"/>
+          <w:color w:val="333333"/>
+          <w:lang w:eastAsia="pt-BR"/>
+        </w:rPr>
+        <w:t>veiculo_id</w:t>
+      </w:r>
+      <w:proofErr w:type="spellEnd"/>
+      <w:r>
+        <w:rPr>
+          <w:rFonts w:ascii="Courier New" w:eastAsia="Times New Roman" w:hAnsi="Courier New" w:cs="Courier New"/>
+          <w:color w:val="333333"/>
+          <w:lang w:eastAsia="pt-BR"/>
+        </w:rPr>
+        <w:t xml:space="preserve">, </w:t>
+      </w:r>
+      <w:proofErr w:type="spellStart"/>
+      <w:r>
+        <w:rPr>
+          <w:rFonts w:ascii="Courier New" w:eastAsia="Times New Roman" w:hAnsi="Courier New" w:cs="Courier New"/>
+          <w:color w:val="333333"/>
+          <w:lang w:eastAsia="pt-BR"/>
+        </w:rPr>
+        <w:t>motorista_id</w:t>
+      </w:r>
+      <w:proofErr w:type="spellEnd"/>
+      <w:r>
+        <w:rPr>
+          <w:rFonts w:ascii="Courier New" w:eastAsia="Times New Roman" w:hAnsi="Courier New" w:cs="Courier New"/>
+          <w:color w:val="333333"/>
+          <w:lang w:eastAsia="pt-BR"/>
+        </w:rPr>
+        <w:t>,</w:t>
       </w:r>
     </w:p>
     <w:p>
@@ -3060,7 +3773,87 @@
           <w:shd w:val="clear" w:color="auto" w:fill="FFE0B2"/>
           <w:lang w:eastAsia="pt-BR"/>
         </w:rPr>
-        <w:t xml:space="preserve">        cliente_id, cliente_cnpj, cliente_razao_social, cliente_segmento,</w:t>
+        <w:t xml:space="preserve">        </w:t>
+      </w:r>
+      <w:proofErr w:type="spellStart"/>
+      <w:r>
+        <w:rPr>
+          <w:rFonts w:ascii="Courier New" w:eastAsia="Times New Roman" w:hAnsi="Courier New" w:cs="Courier New"/>
+          <w:color w:val="333333"/>
+          <w:shd w:val="clear" w:color="auto" w:fill="FFE0B2"/>
+          <w:lang w:eastAsia="pt-BR"/>
+        </w:rPr>
+        <w:t>cliente_id</w:t>
+      </w:r>
+      <w:proofErr w:type="spellEnd"/>
+      <w:r>
+        <w:rPr>
+          <w:rFonts w:ascii="Courier New" w:eastAsia="Times New Roman" w:hAnsi="Courier New" w:cs="Courier New"/>
+          <w:color w:val="333333"/>
+          <w:shd w:val="clear" w:color="auto" w:fill="FFE0B2"/>
+          <w:lang w:eastAsia="pt-BR"/>
+        </w:rPr>
+        <w:t xml:space="preserve">, </w:t>
+      </w:r>
+      <w:proofErr w:type="spellStart"/>
+      <w:r>
+        <w:rPr>
+          <w:rFonts w:ascii="Courier New" w:eastAsia="Times New Roman" w:hAnsi="Courier New" w:cs="Courier New"/>
+          <w:color w:val="333333"/>
+          <w:shd w:val="clear" w:color="auto" w:fill="FFE0B2"/>
+          <w:lang w:eastAsia="pt-BR"/>
+        </w:rPr>
+        <w:t>cliente_cnpj</w:t>
+      </w:r>
+      <w:proofErr w:type="spellEnd"/>
+      <w:r>
+        <w:rPr>
+          <w:rFonts w:ascii="Courier New" w:eastAsia="Times New Roman" w:hAnsi="Courier New" w:cs="Courier New"/>
+          <w:color w:val="333333"/>
+          <w:shd w:val="clear" w:color="auto" w:fill="FFE0B2"/>
+          <w:lang w:eastAsia="pt-BR"/>
+        </w:rPr>
+        <w:t xml:space="preserve">, </w:t>
+      </w:r>
+      <w:proofErr w:type="spellStart"/>
+      <w:r>
+        <w:rPr>
+          <w:rFonts w:ascii="Courier New" w:eastAsia="Times New Roman" w:hAnsi="Courier New" w:cs="Courier New"/>
+          <w:color w:val="333333"/>
+          <w:shd w:val="clear" w:color="auto" w:fill="FFE0B2"/>
+          <w:lang w:eastAsia="pt-BR"/>
+        </w:rPr>
+        <w:t>cliente_razao_social</w:t>
+      </w:r>
+      <w:proofErr w:type="spellEnd"/>
+      <w:r>
+        <w:rPr>
+          <w:rFonts w:ascii="Courier New" w:eastAsia="Times New Roman" w:hAnsi="Courier New" w:cs="Courier New"/>
+          <w:color w:val="333333"/>
+          <w:shd w:val="clear" w:color="auto" w:fill="FFE0B2"/>
+          <w:lang w:eastAsia="pt-BR"/>
+        </w:rPr>
+        <w:t xml:space="preserve">, </w:t>
+      </w:r>
+      <w:proofErr w:type="spellStart"/>
+      <w:r>
+        <w:rPr>
+          <w:rFonts w:ascii="Courier New" w:eastAsia="Times New Roman" w:hAnsi="Courier New" w:cs="Courier New"/>
+          <w:color w:val="333333"/>
+          <w:shd w:val="clear" w:color="auto" w:fill="FFE0B2"/>
+          <w:lang w:eastAsia="pt-BR"/>
+        </w:rPr>
+        <w:t>cliente_segmento</w:t>
+      </w:r>
+      <w:proofErr w:type="spellEnd"/>
+      <w:r>
+        <w:rPr>
+          <w:rFonts w:ascii="Courier New" w:eastAsia="Times New Roman" w:hAnsi="Courier New" w:cs="Courier New"/>
+          <w:color w:val="333333"/>
+          <w:shd w:val="clear" w:color="auto" w:fill="FFE0B2"/>
+          <w:lang w:eastAsia="pt-BR"/>
+        </w:rPr>
+        <w:t>,</w:t>
       </w:r>
     </w:p>
     <w:p>
@@ -3138,7 +3931,87 @@
           <w:shd w:val="clear" w:color="auto" w:fill="FFE0B2"/>
           <w:lang w:eastAsia="pt-BR"/>
         </w:rPr>
-        <w:t xml:space="preserve">        veiculo_placa, veiculo_modelo, veiculo_fabricante, veiculo_capacidade_kg,</w:t>
+        <w:t xml:space="preserve">        </w:t>
+      </w:r>
+      <w:proofErr w:type="spellStart"/>
+      <w:r>
+        <w:rPr>
+          <w:rFonts w:ascii="Courier New" w:eastAsia="Times New Roman" w:hAnsi="Courier New" w:cs="Courier New"/>
+          <w:color w:val="333333"/>
+          <w:shd w:val="clear" w:color="auto" w:fill="FFE0B2"/>
+          <w:lang w:eastAsia="pt-BR"/>
+        </w:rPr>
+        <w:t>veiculo_placa</w:t>
+      </w:r>
+      <w:proofErr w:type="spellEnd"/>
+      <w:r>
+        <w:rPr>
+          <w:rFonts w:ascii="Courier New" w:eastAsia="Times New Roman" w:hAnsi="Courier New" w:cs="Courier New"/>
+          <w:color w:val="333333"/>
+          <w:shd w:val="clear" w:color="auto" w:fill="FFE0B2"/>
+          <w:lang w:eastAsia="pt-BR"/>
+        </w:rPr>
+        <w:t xml:space="preserve">, </w:t>
+      </w:r>
+      <w:proofErr w:type="spellStart"/>
+      <w:r>
+        <w:rPr>
+          <w:rFonts w:ascii="Courier New" w:eastAsia="Times New Roman" w:hAnsi="Courier New" w:cs="Courier New"/>
+          <w:color w:val="333333"/>
+          <w:shd w:val="clear" w:color="auto" w:fill="FFE0B2"/>
+          <w:lang w:eastAsia="pt-BR"/>
+        </w:rPr>
+        <w:t>veiculo_modelo</w:t>
+      </w:r>
+      <w:proofErr w:type="spellEnd"/>
+      <w:r>
+        <w:rPr>
+          <w:rFonts w:ascii="Courier New" w:eastAsia="Times New Roman" w:hAnsi="Courier New" w:cs="Courier New"/>
+          <w:color w:val="333333"/>
+          <w:shd w:val="clear" w:color="auto" w:fill="FFE0B2"/>
+          <w:lang w:eastAsia="pt-BR"/>
+        </w:rPr>
+        <w:t xml:space="preserve">, </w:t>
+      </w:r>
+      <w:proofErr w:type="spellStart"/>
+      <w:r>
+        <w:rPr>
+          <w:rFonts w:ascii="Courier New" w:eastAsia="Times New Roman" w:hAnsi="Courier New" w:cs="Courier New"/>
+          <w:color w:val="333333"/>
+          <w:shd w:val="clear" w:color="auto" w:fill="FFE0B2"/>
+          <w:lang w:eastAsia="pt-BR"/>
+        </w:rPr>
+        <w:t>veiculo_fabricante</w:t>
+      </w:r>
+      <w:proofErr w:type="spellEnd"/>
+      <w:r>
+        <w:rPr>
+          <w:rFonts w:ascii="Courier New" w:eastAsia="Times New Roman" w:hAnsi="Courier New" w:cs="Courier New"/>
+          <w:color w:val="333333"/>
+          <w:shd w:val="clear" w:color="auto" w:fill="FFE0B2"/>
+          <w:lang w:eastAsia="pt-BR"/>
+        </w:rPr>
+        <w:t xml:space="preserve">, </w:t>
+      </w:r>
+      <w:proofErr w:type="spellStart"/>
+      <w:r>
+        <w:rPr>
+          <w:rFonts w:ascii="Courier New" w:eastAsia="Times New Roman" w:hAnsi="Courier New" w:cs="Courier New"/>
+          <w:color w:val="333333"/>
+          <w:shd w:val="clear" w:color="auto" w:fill="FFE0B2"/>
+          <w:lang w:eastAsia="pt-BR"/>
+        </w:rPr>
+        <w:t>veiculo_capacidade_kg</w:t>
+      </w:r>
+      <w:proofErr w:type="spellEnd"/>
+      <w:r>
+        <w:rPr>
+          <w:rFonts w:ascii="Courier New" w:eastAsia="Times New Roman" w:hAnsi="Courier New" w:cs="Courier New"/>
+          <w:color w:val="333333"/>
+          <w:shd w:val="clear" w:color="auto" w:fill="FFE0B2"/>
+          <w:lang w:eastAsia="pt-BR"/>
+        </w:rPr>
+        <w:t>,</w:t>
       </w:r>
     </w:p>
     <w:p>
@@ -3216,7 +4089,67 @@
           <w:shd w:val="clear" w:color="auto" w:fill="FFE0B2"/>
           <w:lang w:eastAsia="pt-BR"/>
         </w:rPr>
-        <w:t xml:space="preserve">        motorista_nome, motorista_cnh, motorista_categoria,</w:t>
+        <w:t xml:space="preserve">        </w:t>
+      </w:r>
+      <w:proofErr w:type="spellStart"/>
+      <w:r>
+        <w:rPr>
+          <w:rFonts w:ascii="Courier New" w:eastAsia="Times New Roman" w:hAnsi="Courier New" w:cs="Courier New"/>
+          <w:color w:val="333333"/>
+          <w:shd w:val="clear" w:color="auto" w:fill="FFE0B2"/>
+          <w:lang w:eastAsia="pt-BR"/>
+        </w:rPr>
+        <w:t>motorista_nome</w:t>
+      </w:r>
+      <w:proofErr w:type="spellEnd"/>
+      <w:r>
+        <w:rPr>
+          <w:rFonts w:ascii="Courier New" w:eastAsia="Times New Roman" w:hAnsi="Courier New" w:cs="Courier New"/>
+          <w:color w:val="333333"/>
+          <w:shd w:val="clear" w:color="auto" w:fill="FFE0B2"/>
+          <w:lang w:eastAsia="pt-BR"/>
+        </w:rPr>
+        <w:t xml:space="preserve">, </w:t>
+      </w:r>
+      <w:proofErr w:type="spellStart"/>
+      <w:r>
+        <w:rPr>
+          <w:rFonts w:ascii="Courier New" w:eastAsia="Times New Roman" w:hAnsi="Courier New" w:cs="Courier New"/>
+          <w:color w:val="333333"/>
+          <w:shd w:val="clear" w:color="auto" w:fill="FFE0B2"/>
+          <w:lang w:eastAsia="pt-BR"/>
+        </w:rPr>
+        <w:t>motorista_cnh</w:t>
+      </w:r>
+      <w:proofErr w:type="spellEnd"/>
+      <w:r>
+        <w:rPr>
+          <w:rFonts w:ascii="Courier New" w:eastAsia="Times New Roman" w:hAnsi="Courier New" w:cs="Courier New"/>
+          <w:color w:val="333333"/>
+          <w:shd w:val="clear" w:color="auto" w:fill="FFE0B2"/>
+          <w:lang w:eastAsia="pt-BR"/>
+        </w:rPr>
+        <w:t xml:space="preserve">, </w:t>
+      </w:r>
+      <w:proofErr w:type="spellStart"/>
+      <w:r>
+        <w:rPr>
+          <w:rFonts w:ascii="Courier New" w:eastAsia="Times New Roman" w:hAnsi="Courier New" w:cs="Courier New"/>
+          <w:color w:val="333333"/>
+          <w:shd w:val="clear" w:color="auto" w:fill="FFE0B2"/>
+          <w:lang w:eastAsia="pt-BR"/>
+        </w:rPr>
+        <w:t>motorista_categoria</w:t>
+      </w:r>
+      <w:proofErr w:type="spellEnd"/>
+      <w:r>
+        <w:rPr>
+          <w:rFonts w:ascii="Courier New" w:eastAsia="Times New Roman" w:hAnsi="Courier New" w:cs="Courier New"/>
+          <w:color w:val="333333"/>
+          <w:shd w:val="clear" w:color="auto" w:fill="FFE0B2"/>
+          <w:lang w:eastAsia="pt-BR"/>
+        </w:rPr>
+        <w:t>,</w:t>
       </w:r>
     </w:p>
     <w:p>
@@ -3293,7 +4226,87 @@
           <w:shd w:val="clear" w:color="auto" w:fill="FFE0B2"/>
           <w:lang w:eastAsia="pt-BR"/>
         </w:rPr>
-        <w:t xml:space="preserve">        cd_origem_id, cd_origem_codigo, cd_origem_nome, cd_origem_uf,</w:t>
+        <w:t xml:space="preserve">        </w:t>
+      </w:r>
+      <w:proofErr w:type="spellStart"/>
+      <w:r>
+        <w:rPr>
+          <w:rFonts w:ascii="Courier New" w:eastAsia="Times New Roman" w:hAnsi="Courier New" w:cs="Courier New"/>
+          <w:color w:val="333333"/>
+          <w:shd w:val="clear" w:color="auto" w:fill="FFE0B2"/>
+          <w:lang w:eastAsia="pt-BR"/>
+        </w:rPr>
+        <w:t>cd_origem_id</w:t>
+      </w:r>
+      <w:proofErr w:type="spellEnd"/>
+      <w:r>
+        <w:rPr>
+          <w:rFonts w:ascii="Courier New" w:eastAsia="Times New Roman" w:hAnsi="Courier New" w:cs="Courier New"/>
+          <w:color w:val="333333"/>
+          <w:shd w:val="clear" w:color="auto" w:fill="FFE0B2"/>
+          <w:lang w:eastAsia="pt-BR"/>
+        </w:rPr>
+        <w:t xml:space="preserve">, </w:t>
+      </w:r>
+      <w:proofErr w:type="spellStart"/>
+      <w:r>
+        <w:rPr>
+          <w:rFonts w:ascii="Courier New" w:eastAsia="Times New Roman" w:hAnsi="Courier New" w:cs="Courier New"/>
+          <w:color w:val="333333"/>
+          <w:shd w:val="clear" w:color="auto" w:fill="FFE0B2"/>
+          <w:lang w:eastAsia="pt-BR"/>
+        </w:rPr>
+        <w:t>cd_origem_codigo</w:t>
+      </w:r>
+      <w:proofErr w:type="spellEnd"/>
+      <w:r>
+        <w:rPr>
+          <w:rFonts w:ascii="Courier New" w:eastAsia="Times New Roman" w:hAnsi="Courier New" w:cs="Courier New"/>
+          <w:color w:val="333333"/>
+          <w:shd w:val="clear" w:color="auto" w:fill="FFE0B2"/>
+          <w:lang w:eastAsia="pt-BR"/>
+        </w:rPr>
+        <w:t xml:space="preserve">, </w:t>
+      </w:r>
+      <w:proofErr w:type="spellStart"/>
+      <w:r>
+        <w:rPr>
+          <w:rFonts w:ascii="Courier New" w:eastAsia="Times New Roman" w:hAnsi="Courier New" w:cs="Courier New"/>
+          <w:color w:val="333333"/>
+          <w:shd w:val="clear" w:color="auto" w:fill="FFE0B2"/>
+          <w:lang w:eastAsia="pt-BR"/>
+        </w:rPr>
+        <w:t>cd_origem_nome</w:t>
+      </w:r>
+      <w:proofErr w:type="spellEnd"/>
+      <w:r>
+        <w:rPr>
+          <w:rFonts w:ascii="Courier New" w:eastAsia="Times New Roman" w:hAnsi="Courier New" w:cs="Courier New"/>
+          <w:color w:val="333333"/>
+          <w:shd w:val="clear" w:color="auto" w:fill="FFE0B2"/>
+          <w:lang w:eastAsia="pt-BR"/>
+        </w:rPr>
+        <w:t xml:space="preserve">, </w:t>
+      </w:r>
+      <w:proofErr w:type="spellStart"/>
+      <w:r>
+        <w:rPr>
+          <w:rFonts w:ascii="Courier New" w:eastAsia="Times New Roman" w:hAnsi="Courier New" w:cs="Courier New"/>
+          <w:color w:val="333333"/>
+          <w:shd w:val="clear" w:color="auto" w:fill="FFE0B2"/>
+          <w:lang w:eastAsia="pt-BR"/>
+        </w:rPr>
+        <w:t>cd_origem_uf</w:t>
+      </w:r>
+      <w:proofErr w:type="spellEnd"/>
+      <w:r>
+        <w:rPr>
+          <w:rFonts w:ascii="Courier New" w:eastAsia="Times New Roman" w:hAnsi="Courier New" w:cs="Courier New"/>
+          <w:color w:val="333333"/>
+          <w:shd w:val="clear" w:color="auto" w:fill="FFE0B2"/>
+          <w:lang w:eastAsia="pt-BR"/>
+        </w:rPr>
+        <w:t>,</w:t>
       </w:r>
     </w:p>
     <w:p>
@@ -3330,7 +4343,61 @@
           <w:color w:val="333333"/>
           <w:lang w:eastAsia="pt-BR"/>
         </w:rPr>
-        <w:t xml:space="preserve">        data_saida, data_entrega_prevista, data_entrega_real,</w:t>
+        <w:t xml:space="preserve">        </w:t>
+      </w:r>
+      <w:proofErr w:type="spellStart"/>
+      <w:r>
+        <w:rPr>
+          <w:rFonts w:ascii="Courier New" w:eastAsia="Times New Roman" w:hAnsi="Courier New" w:cs="Courier New"/>
+          <w:color w:val="333333"/>
+          <w:lang w:eastAsia="pt-BR"/>
+        </w:rPr>
+        <w:t>data_saida</w:t>
+      </w:r>
+      <w:proofErr w:type="spellEnd"/>
+      <w:r>
+        <w:rPr>
+          <w:rFonts w:ascii="Courier New" w:eastAsia="Times New Roman" w:hAnsi="Courier New" w:cs="Courier New"/>
+          <w:color w:val="333333"/>
+          <w:lang w:eastAsia="pt-BR"/>
+        </w:rPr>
+        <w:t xml:space="preserve">, </w:t>
+      </w:r>
+      <w:proofErr w:type="spellStart"/>
+      <w:r>
+        <w:rPr>
+          <w:rFonts w:ascii="Courier New" w:eastAsia="Times New Roman" w:hAnsi="Courier New" w:cs="Courier New"/>
+          <w:color w:val="333333"/>
+          <w:lang w:eastAsia="pt-BR"/>
+        </w:rPr>
+        <w:t>data_entrega_prevista</w:t>
+      </w:r>
+      <w:proofErr w:type="spellEnd"/>
+      <w:r>
+        <w:rPr>
+          <w:rFonts w:ascii="Courier New" w:eastAsia="Times New Roman" w:hAnsi="Courier New" w:cs="Courier New"/>
+          <w:color w:val="333333"/>
+          <w:lang w:eastAsia="pt-BR"/>
+        </w:rPr>
+        <w:t xml:space="preserve">, </w:t>
+      </w:r>
+      <w:proofErr w:type="spellStart"/>
+      <w:r>
+        <w:rPr>
+          <w:rFonts w:ascii="Courier New" w:eastAsia="Times New Roman" w:hAnsi="Courier New" w:cs="Courier New"/>
+          <w:color w:val="333333"/>
+          <w:lang w:eastAsia="pt-BR"/>
+        </w:rPr>
+        <w:t>data_entrega_real</w:t>
+      </w:r>
+      <w:proofErr w:type="spellEnd"/>
+      <w:r>
+        <w:rPr>
+          <w:rFonts w:ascii="Courier New" w:eastAsia="Times New Roman" w:hAnsi="Courier New" w:cs="Courier New"/>
+          <w:color w:val="333333"/>
+          <w:lang w:eastAsia="pt-BR"/>
+        </w:rPr>
+        <w:t>,</w:t>
       </w:r>
     </w:p>
     <w:p>
@@ -3367,7 +4434,79 @@
           <w:color w:val="333333"/>
           <w:lang w:eastAsia="pt-BR"/>
         </w:rPr>
-        <w:t xml:space="preserve">        distancia_km, custo_combustivel, custo_pedagio, valor_frete,</w:t>
+        <w:t xml:space="preserve">        </w:t>
+      </w:r>
+      <w:proofErr w:type="spellStart"/>
+      <w:r>
+        <w:rPr>
+          <w:rFonts w:ascii="Courier New" w:eastAsia="Times New Roman" w:hAnsi="Courier New" w:cs="Courier New"/>
+          <w:color w:val="333333"/>
+          <w:lang w:eastAsia="pt-BR"/>
+        </w:rPr>
+        <w:t>distancia_km</w:t>
+      </w:r>
+      <w:proofErr w:type="spellEnd"/>
+      <w:r>
+        <w:rPr>
+          <w:rFonts w:ascii="Courier New" w:eastAsia="Times New Roman" w:hAnsi="Courier New" w:cs="Courier New"/>
+          <w:color w:val="333333"/>
+          <w:lang w:eastAsia="pt-BR"/>
+        </w:rPr>
+        <w:t xml:space="preserve">, </w:t>
+      </w:r>
+      <w:proofErr w:type="spellStart"/>
+      <w:r>
+        <w:rPr>
+          <w:rFonts w:ascii="Courier New" w:eastAsia="Times New Roman" w:hAnsi="Courier New" w:cs="Courier New"/>
+          <w:color w:val="333333"/>
+          <w:lang w:eastAsia="pt-BR"/>
+        </w:rPr>
+        <w:t>custo_combustivel</w:t>
+      </w:r>
+      <w:proofErr w:type="spellEnd"/>
+      <w:r>
+        <w:rPr>
+          <w:rFonts w:ascii="Courier New" w:eastAsia="Times New Roman" w:hAnsi="Courier New" w:cs="Courier New"/>
+          <w:color w:val="333333"/>
+          <w:lang w:eastAsia="pt-BR"/>
+        </w:rPr>
+        <w:t xml:space="preserve">, </w:t>
+      </w:r>
+      <w:proofErr w:type="spellStart"/>
+      <w:r>
+        <w:rPr>
+          <w:rFonts w:ascii="Courier New" w:eastAsia="Times New Roman" w:hAnsi="Courier New" w:cs="Courier New"/>
+          <w:color w:val="333333"/>
+          <w:lang w:eastAsia="pt-BR"/>
+        </w:rPr>
+        <w:t>custo_pedagio</w:t>
+      </w:r>
+      <w:proofErr w:type="spellEnd"/>
+      <w:r>
+        <w:rPr>
+          <w:rFonts w:ascii="Courier New" w:eastAsia="Times New Roman" w:hAnsi="Courier New" w:cs="Courier New"/>
+          <w:color w:val="333333"/>
+          <w:lang w:eastAsia="pt-BR"/>
+        </w:rPr>
+        <w:t xml:space="preserve">, </w:t>
+      </w:r>
+      <w:proofErr w:type="spellStart"/>
+      <w:r>
+        <w:rPr>
+          <w:rFonts w:ascii="Courier New" w:eastAsia="Times New Roman" w:hAnsi="Courier New" w:cs="Courier New"/>
+          <w:color w:val="333333"/>
+          <w:lang w:eastAsia="pt-BR"/>
+        </w:rPr>
+        <w:t>valor_frete</w:t>
+      </w:r>
+      <w:proofErr w:type="spellEnd"/>
+      <w:r>
+        <w:rPr>
+          <w:rFonts w:ascii="Courier New" w:eastAsia="Times New Roman" w:hAnsi="Courier New" w:cs="Courier New"/>
+          <w:color w:val="333333"/>
+          <w:lang w:eastAsia="pt-BR"/>
+        </w:rPr>
+        <w:t>,</w:t>
       </w:r>
     </w:p>
     <w:p>
@@ -3404,7 +4543,43 @@
           <w:color w:val="333333"/>
           <w:lang w:eastAsia="pt-BR"/>
         </w:rPr>
-        <w:t xml:space="preserve">        multa_atraso, status_entrega,</w:t>
+        <w:t xml:space="preserve">        </w:t>
+      </w:r>
+      <w:proofErr w:type="spellStart"/>
+      <w:r>
+        <w:rPr>
+          <w:rFonts w:ascii="Courier New" w:eastAsia="Times New Roman" w:hAnsi="Courier New" w:cs="Courier New"/>
+          <w:color w:val="333333"/>
+          <w:lang w:eastAsia="pt-BR"/>
+        </w:rPr>
+        <w:t>multa_atraso</w:t>
+      </w:r>
+      <w:proofErr w:type="spellEnd"/>
+      <w:r>
+        <w:rPr>
+          <w:rFonts w:ascii="Courier New" w:eastAsia="Times New Roman" w:hAnsi="Courier New" w:cs="Courier New"/>
+          <w:color w:val="333333"/>
+          <w:lang w:eastAsia="pt-BR"/>
+        </w:rPr>
+        <w:t xml:space="preserve">, </w:t>
+      </w:r>
+      <w:proofErr w:type="spellStart"/>
+      <w:r>
+        <w:rPr>
+          <w:rFonts w:ascii="Courier New" w:eastAsia="Times New Roman" w:hAnsi="Courier New" w:cs="Courier New"/>
+          <w:color w:val="333333"/>
+          <w:lang w:eastAsia="pt-BR"/>
+        </w:rPr>
+        <w:t>status_entrega</w:t>
+      </w:r>
+      <w:proofErr w:type="spellEnd"/>
+      <w:r>
+        <w:rPr>
+          <w:rFonts w:ascii="Courier New" w:eastAsia="Times New Roman" w:hAnsi="Courier New" w:cs="Courier New"/>
+          <w:color w:val="333333"/>
+          <w:lang w:eastAsia="pt-BR"/>
+        </w:rPr>
+        <w:t>,</w:t>
       </w:r>
     </w:p>
     <w:p>
@@ -3441,7 +4616,25 @@
           <w:color w:val="333333"/>
           <w:lang w:eastAsia="pt-BR"/>
         </w:rPr>
-        <w:t xml:space="preserve">        kpi_categoria_atraso)</w:t>
+        <w:t xml:space="preserve">        </w:t>
+      </w:r>
+      <w:proofErr w:type="spellStart"/>
+      <w:r>
+        <w:rPr>
+          <w:rFonts w:ascii="Courier New" w:eastAsia="Times New Roman" w:hAnsi="Courier New" w:cs="Courier New"/>
+          <w:color w:val="333333"/>
+          <w:lang w:eastAsia="pt-BR"/>
+        </w:rPr>
+        <w:t>kpi_categoria_atraso</w:t>
+      </w:r>
+      <w:proofErr w:type="spellEnd"/>
+      <w:r>
+        <w:rPr>
+          <w:rFonts w:ascii="Courier New" w:eastAsia="Times New Roman" w:hAnsi="Courier New" w:cs="Courier New"/>
+          <w:color w:val="333333"/>
+          <w:lang w:eastAsia="pt-BR"/>
+        </w:rPr>
+        <w:t>)</w:t>
       </w:r>
     </w:p>
     <w:p>
@@ -3659,8 +4852,31 @@
           <w:szCs w:val="27"/>
           <w:lang w:eastAsia="pt-BR"/>
         </w:rPr>
-        <w:t> (ex: </w:t>
-      </w:r>
+        <w:t> (</w:t>
+      </w:r>
+      <w:proofErr w:type="spellStart"/>
+      <w:r>
+        <w:rPr>
+          <w:rFonts w:ascii="Arial" w:eastAsia="Times New Roman" w:hAnsi="Arial" w:cs="Arial"/>
+          <w:color w:val="333333"/>
+          <w:sz w:val="27"/>
+          <w:szCs w:val="27"/>
+          <w:lang w:eastAsia="pt-BR"/>
+        </w:rPr>
+        <w:t>ex</w:t>
+      </w:r>
+      <w:proofErr w:type="spellEnd"/>
+      <w:r>
+        <w:rPr>
+          <w:rFonts w:ascii="Arial" w:eastAsia="Times New Roman" w:hAnsi="Arial" w:cs="Arial"/>
+          <w:color w:val="333333"/>
+          <w:sz w:val="27"/>
+          <w:szCs w:val="27"/>
+          <w:lang w:eastAsia="pt-BR"/>
+        </w:rPr>
+        <w:t>: </w:t>
+      </w:r>
+      <w:proofErr w:type="spellStart"/>
       <w:r>
         <w:rPr>
           <w:rFonts w:ascii="Courier New" w:eastAsia="Times New Roman" w:hAnsi="Courier New" w:cs="Courier New"/>
@@ -3670,8 +4886,57 @@
           <w:shd w:val="clear" w:color="auto" w:fill="F4F6F7"/>
           <w:lang w:eastAsia="pt-BR"/>
         </w:rPr>
-        <w:t>cliente_id → cliente_cnpj → cliente_razao_social</w:t>
-      </w:r>
+        <w:t>cliente_id</w:t>
+      </w:r>
+      <w:proofErr w:type="spellEnd"/>
+      <w:r>
+        <w:rPr>
+          <w:rFonts w:ascii="Courier New" w:eastAsia="Times New Roman" w:hAnsi="Courier New" w:cs="Courier New"/>
+          <w:color w:val="333333"/>
+          <w:sz w:val="25"/>
+          <w:szCs w:val="25"/>
+          <w:shd w:val="clear" w:color="auto" w:fill="F4F6F7"/>
+          <w:lang w:eastAsia="pt-BR"/>
+        </w:rPr>
+        <w:t xml:space="preserve"> → </w:t>
+      </w:r>
+      <w:proofErr w:type="spellStart"/>
+      <w:r>
+        <w:rPr>
+          <w:rFonts w:ascii="Courier New" w:eastAsia="Times New Roman" w:hAnsi="Courier New" w:cs="Courier New"/>
+          <w:color w:val="333333"/>
+          <w:sz w:val="25"/>
+          <w:szCs w:val="25"/>
+          <w:shd w:val="clear" w:color="auto" w:fill="F4F6F7"/>
+          <w:lang w:eastAsia="pt-BR"/>
+        </w:rPr>
+        <w:t>cliente_cnpj</w:t>
+      </w:r>
+      <w:proofErr w:type="spellEnd"/>
+      <w:r>
+        <w:rPr>
+          <w:rFonts w:ascii="Courier New" w:eastAsia="Times New Roman" w:hAnsi="Courier New" w:cs="Courier New"/>
+          <w:color w:val="333333"/>
+          <w:sz w:val="25"/>
+          <w:szCs w:val="25"/>
+          <w:shd w:val="clear" w:color="auto" w:fill="F4F6F7"/>
+          <w:lang w:eastAsia="pt-BR"/>
+        </w:rPr>
+        <w:t xml:space="preserve"> → </w:t>
+      </w:r>
+      <w:proofErr w:type="spellStart"/>
+      <w:r>
+        <w:rPr>
+          <w:rFonts w:ascii="Courier New" w:eastAsia="Times New Roman" w:hAnsi="Courier New" w:cs="Courier New"/>
+          <w:color w:val="333333"/>
+          <w:sz w:val="25"/>
+          <w:szCs w:val="25"/>
+          <w:shd w:val="clear" w:color="auto" w:fill="F4F6F7"/>
+          <w:lang w:eastAsia="pt-BR"/>
+        </w:rPr>
+        <w:t>cliente_razao_social</w:t>
+      </w:r>
+      <w:proofErr w:type="spellEnd"/>
       <w:r>
         <w:rPr>
           <w:rFonts w:ascii="Arial" w:eastAsia="Times New Roman" w:hAnsi="Arial" w:cs="Arial"/>
@@ -3975,7 +5240,29 @@
           <w:szCs w:val="27"/>
           <w:lang w:eastAsia="pt-BR"/>
         </w:rPr>
-        <w:t>Para cada tabela: PK e FKs.</w:t>
+        <w:t xml:space="preserve">Para cada tabela: PK e </w:t>
+      </w:r>
+      <w:proofErr w:type="spellStart"/>
+      <w:r>
+        <w:rPr>
+          <w:rFonts w:ascii="Arial" w:eastAsia="Times New Roman" w:hAnsi="Arial" w:cs="Arial"/>
+          <w:color w:val="333333"/>
+          <w:sz w:val="27"/>
+          <w:szCs w:val="27"/>
+          <w:lang w:eastAsia="pt-BR"/>
+        </w:rPr>
+        <w:t>FKs</w:t>
+      </w:r>
+      <w:proofErr w:type="spellEnd"/>
+      <w:r>
+        <w:rPr>
+          <w:rFonts w:ascii="Arial" w:eastAsia="Times New Roman" w:hAnsi="Arial" w:cs="Arial"/>
+          <w:color w:val="333333"/>
+          <w:sz w:val="27"/>
+          <w:szCs w:val="27"/>
+          <w:lang w:eastAsia="pt-BR"/>
+        </w:rPr>
+        <w:t>.</w:t>
       </w:r>
     </w:p>
     <w:p>
@@ -4078,7 +5365,33 @@
           <w:szCs w:val="36"/>
           <w:lang w:eastAsia="pt-BR"/>
         </w:rPr>
-        <w:t>Parte 3 — Star Schema para Analytics (30 min)</w:t>
+        <w:t xml:space="preserve">Parte 3 — Star </w:t>
+      </w:r>
+      <w:proofErr w:type="spellStart"/>
+      <w:r>
+        <w:rPr>
+          <w:rFonts w:ascii="Arial" w:eastAsia="Times New Roman" w:hAnsi="Arial" w:cs="Arial"/>
+          <w:b/>
+          <w:bCs/>
+          <w:color w:val="2874A6"/>
+          <w:sz w:val="36"/>
+          <w:szCs w:val="36"/>
+          <w:lang w:eastAsia="pt-BR"/>
+        </w:rPr>
+        <w:t>Schema</w:t>
+      </w:r>
+      <w:proofErr w:type="spellEnd"/>
+      <w:r>
+        <w:rPr>
+          <w:rFonts w:ascii="Arial" w:eastAsia="Times New Roman" w:hAnsi="Arial" w:cs="Arial"/>
+          <w:b/>
+          <w:bCs/>
+          <w:color w:val="2874A6"/>
+          <w:sz w:val="36"/>
+          <w:szCs w:val="36"/>
+          <w:lang w:eastAsia="pt-BR"/>
+        </w:rPr>
+        <w:t xml:space="preserve"> para Analytics (30 min)</w:t>
       </w:r>
     </w:p>
     <w:p>
@@ -4105,7 +5418,59 @@
           <w:szCs w:val="27"/>
           <w:lang w:eastAsia="pt-BR"/>
         </w:rPr>
-        <w:t>Atividade 3.1: Diferença ER vs Star Schema (individual, 5 min)</w:t>
+        <w:t xml:space="preserve">Atividade 3.1: Diferença ER </w:t>
+      </w:r>
+      <w:proofErr w:type="spellStart"/>
+      <w:r>
+        <w:rPr>
+          <w:rFonts w:ascii="Arial" w:eastAsia="Times New Roman" w:hAnsi="Arial" w:cs="Arial"/>
+          <w:b/>
+          <w:bCs/>
+          <w:color w:val="2E86C1"/>
+          <w:sz w:val="27"/>
+          <w:szCs w:val="27"/>
+          <w:lang w:eastAsia="pt-BR"/>
+        </w:rPr>
+        <w:t>vs</w:t>
+      </w:r>
+      <w:proofErr w:type="spellEnd"/>
+      <w:r>
+        <w:rPr>
+          <w:rFonts w:ascii="Arial" w:eastAsia="Times New Roman" w:hAnsi="Arial" w:cs="Arial"/>
+          <w:b/>
+          <w:bCs/>
+          <w:color w:val="2E86C1"/>
+          <w:sz w:val="27"/>
+          <w:szCs w:val="27"/>
+          <w:lang w:eastAsia="pt-BR"/>
+        </w:rPr>
+        <w:t xml:space="preserve"> Star </w:t>
+      </w:r>
+      <w:proofErr w:type="spellStart"/>
+      <w:r>
+        <w:rPr>
+          <w:rFonts w:ascii="Arial" w:eastAsia="Times New Roman" w:hAnsi="Arial" w:cs="Arial"/>
+          <w:b/>
+          <w:bCs/>
+          <w:color w:val="2E86C1"/>
+          <w:sz w:val="27"/>
+          <w:szCs w:val="27"/>
+          <w:lang w:eastAsia="pt-BR"/>
+        </w:rPr>
+        <w:t>Schema</w:t>
+      </w:r>
+      <w:proofErr w:type="spellEnd"/>
+      <w:r>
+        <w:rPr>
+          <w:rFonts w:ascii="Arial" w:eastAsia="Times New Roman" w:hAnsi="Arial" w:cs="Arial"/>
+          <w:b/>
+          <w:bCs/>
+          <w:color w:val="2E86C1"/>
+          <w:sz w:val="27"/>
+          <w:szCs w:val="27"/>
+          <w:lang w:eastAsia="pt-BR"/>
+        </w:rPr>
+        <w:t xml:space="preserve"> (individual, 5 min)</w:t>
       </w:r>
     </w:p>
     <w:tbl>
@@ -4244,7 +5609,29 @@
                 <w:color w:val="333333"/>
                 <w:lang w:eastAsia="pt-BR"/>
               </w:rPr>
-              <w:t>Star Schema (Analítico)</w:t>
+              <w:t xml:space="preserve">Star </w:t>
+            </w:r>
+            <w:proofErr w:type="spellStart"/>
+            <w:r>
+              <w:rPr>
+                <w:rFonts w:ascii="Arial" w:eastAsia="Times New Roman" w:hAnsi="Arial" w:cs="Arial"/>
+                <w:b/>
+                <w:bCs/>
+                <w:color w:val="333333"/>
+                <w:lang w:eastAsia="pt-BR"/>
+              </w:rPr>
+              <w:t>Schema</w:t>
+            </w:r>
+            <w:proofErr w:type="spellEnd"/>
+            <w:r>
+              <w:rPr>
+                <w:rFonts w:ascii="Arial" w:eastAsia="Times New Roman" w:hAnsi="Arial" w:cs="Arial"/>
+                <w:b/>
+                <w:bCs/>
+                <w:color w:val="333333"/>
+                <w:lang w:eastAsia="pt-BR"/>
+              </w:rPr>
+              <w:t xml:space="preserve"> (Analítico)</w:t>
             </w:r>
           </w:p>
         </w:tc>
@@ -4661,8 +6048,36 @@
                 <w:color w:val="333333"/>
                 <w:lang w:eastAsia="pt-BR"/>
               </w:rPr>
-              <w:t>Uso de surrogate keys</w:t>
+              <w:t xml:space="preserve">Uso de </w:t>
             </w:r>
+            <w:proofErr w:type="spellStart"/>
+            <w:r>
+              <w:rPr>
+                <w:rFonts w:ascii="Arial" w:eastAsia="Times New Roman" w:hAnsi="Arial" w:cs="Arial"/>
+                <w:color w:val="333333"/>
+                <w:lang w:eastAsia="pt-BR"/>
+              </w:rPr>
+              <w:t>surrogate</w:t>
+            </w:r>
+            <w:proofErr w:type="spellEnd"/>
+            <w:r>
+              <w:rPr>
+                <w:rFonts w:ascii="Arial" w:eastAsia="Times New Roman" w:hAnsi="Arial" w:cs="Arial"/>
+                <w:color w:val="333333"/>
+                <w:lang w:eastAsia="pt-BR"/>
+              </w:rPr>
+              <w:t xml:space="preserve"> </w:t>
+            </w:r>
+            <w:proofErr w:type="spellStart"/>
+            <w:r>
+              <w:rPr>
+                <w:rFonts w:ascii="Arial" w:eastAsia="Times New Roman" w:hAnsi="Arial" w:cs="Arial"/>
+                <w:color w:val="333333"/>
+                <w:lang w:eastAsia="pt-BR"/>
+              </w:rPr>
+              <w:t>keys</w:t>
+            </w:r>
+            <w:proofErr w:type="spellEnd"/>
           </w:p>
         </w:tc>
         <w:tc>
@@ -4866,7 +6281,59 @@
           <w:szCs w:val="27"/>
           <w:lang w:eastAsia="pt-BR"/>
         </w:rPr>
-        <w:t xml:space="preserve"> o Star Schema da LODLog (grupo, 15 min)</w:t>
+        <w:t xml:space="preserve"> o Star </w:t>
+      </w:r>
+      <w:proofErr w:type="spellStart"/>
+      <w:r>
+        <w:rPr>
+          <w:rFonts w:ascii="Arial" w:eastAsia="Times New Roman" w:hAnsi="Arial" w:cs="Arial"/>
+          <w:b/>
+          <w:bCs/>
+          <w:color w:val="2E86C1"/>
+          <w:sz w:val="27"/>
+          <w:szCs w:val="27"/>
+          <w:lang w:eastAsia="pt-BR"/>
+        </w:rPr>
+        <w:t>Schema</w:t>
+      </w:r>
+      <w:proofErr w:type="spellEnd"/>
+      <w:r>
+        <w:rPr>
+          <w:rFonts w:ascii="Arial" w:eastAsia="Times New Roman" w:hAnsi="Arial" w:cs="Arial"/>
+          <w:b/>
+          <w:bCs/>
+          <w:color w:val="2E86C1"/>
+          <w:sz w:val="27"/>
+          <w:szCs w:val="27"/>
+          <w:lang w:eastAsia="pt-BR"/>
+        </w:rPr>
+        <w:t xml:space="preserve"> da </w:t>
+      </w:r>
+      <w:proofErr w:type="spellStart"/>
+      <w:r>
+        <w:rPr>
+          <w:rFonts w:ascii="Arial" w:eastAsia="Times New Roman" w:hAnsi="Arial" w:cs="Arial"/>
+          <w:b/>
+          <w:bCs/>
+          <w:color w:val="2E86C1"/>
+          <w:sz w:val="27"/>
+          <w:szCs w:val="27"/>
+          <w:lang w:eastAsia="pt-BR"/>
+        </w:rPr>
+        <w:t>LODLog</w:t>
+      </w:r>
+      <w:proofErr w:type="spellEnd"/>
+      <w:r>
+        <w:rPr>
+          <w:rFonts w:ascii="Arial" w:eastAsia="Times New Roman" w:hAnsi="Arial" w:cs="Arial"/>
+          <w:b/>
+          <w:bCs/>
+          <w:color w:val="2E86C1"/>
+          <w:sz w:val="27"/>
+          <w:szCs w:val="27"/>
+          <w:lang w:eastAsia="pt-BR"/>
+        </w:rPr>
+        <w:t xml:space="preserve"> (grupo, 15 min)</w:t>
       </w:r>
     </w:p>
     <w:p>
@@ -4940,8 +6407,22 @@
           <w:szCs w:val="27"/>
           <w:lang w:eastAsia="pt-BR"/>
         </w:rPr>
-        <w:t>Star Schema</w:t>
-      </w:r>
+        <w:t xml:space="preserve">Star </w:t>
+      </w:r>
+      <w:proofErr w:type="spellStart"/>
+      <w:r>
+        <w:rPr>
+          <w:rFonts w:ascii="Arial" w:eastAsia="Times New Roman" w:hAnsi="Arial" w:cs="Arial"/>
+          <w:b/>
+          <w:bCs/>
+          <w:color w:val="333333"/>
+          <w:sz w:val="27"/>
+          <w:szCs w:val="27"/>
+          <w:lang w:eastAsia="pt-BR"/>
+        </w:rPr>
+        <w:t>Schema</w:t>
+      </w:r>
+      <w:proofErr w:type="spellEnd"/>
       <w:r>
         <w:rPr>
           <w:rFonts w:ascii="Arial" w:eastAsia="Times New Roman" w:hAnsi="Arial" w:cs="Arial"/>
@@ -5202,6 +6683,7 @@
         </w:rPr>
         <w:t> (4 originais + a nova </w:t>
       </w:r>
+      <w:proofErr w:type="spellStart"/>
       <w:r>
         <w:rPr>
           <w:rFonts w:ascii="Courier New" w:eastAsia="Times New Roman" w:hAnsi="Courier New" w:cs="Courier New"/>
@@ -5213,6 +6695,7 @@
         </w:rPr>
         <w:t>dim_categoria_atraso</w:t>
       </w:r>
+      <w:proofErr w:type="spellEnd"/>
       <w:r>
         <w:rPr>
           <w:rFonts w:ascii="Arial" w:eastAsia="Times New Roman" w:hAnsi="Arial" w:cs="Arial"/>
@@ -5248,7 +6731,33 @@
           <w:szCs w:val="27"/>
           <w:lang w:eastAsia="pt-BR"/>
         </w:rPr>
-        <w:t>Atividade 3.3: Surrogate Keys (individual, 5 min)</w:t>
+        <w:t xml:space="preserve">Atividade 3.3: </w:t>
+      </w:r>
+      <w:proofErr w:type="spellStart"/>
+      <w:r>
+        <w:rPr>
+          <w:rFonts w:ascii="Arial" w:eastAsia="Times New Roman" w:hAnsi="Arial" w:cs="Arial"/>
+          <w:b/>
+          <w:bCs/>
+          <w:color w:val="2E86C1"/>
+          <w:sz w:val="27"/>
+          <w:szCs w:val="27"/>
+          <w:lang w:eastAsia="pt-BR"/>
+        </w:rPr>
+        <w:t>Surrogate</w:t>
+      </w:r>
+      <w:proofErr w:type="spellEnd"/>
+      <w:r>
+        <w:rPr>
+          <w:rFonts w:ascii="Arial" w:eastAsia="Times New Roman" w:hAnsi="Arial" w:cs="Arial"/>
+          <w:b/>
+          <w:bCs/>
+          <w:color w:val="2E86C1"/>
+          <w:sz w:val="27"/>
+          <w:szCs w:val="27"/>
+          <w:lang w:eastAsia="pt-BR"/>
+        </w:rPr>
+        <w:t xml:space="preserve"> Keys (individual, 5 min)</w:t>
       </w:r>
     </w:p>
     <w:tbl>
@@ -5360,7 +6869,59 @@
                 <w:szCs w:val="27"/>
                 <w:lang w:eastAsia="pt-BR"/>
               </w:rPr>
-              <w:t>Usa surrogate key?</w:t>
+              <w:t xml:space="preserve">Usa </w:t>
+            </w:r>
+            <w:proofErr w:type="spellStart"/>
+            <w:r>
+              <w:rPr>
+                <w:rFonts w:ascii="Arial" w:eastAsia="Times New Roman" w:hAnsi="Arial" w:cs="Arial"/>
+                <w:b/>
+                <w:bCs/>
+                <w:color w:val="333333"/>
+                <w:sz w:val="27"/>
+                <w:szCs w:val="27"/>
+                <w:lang w:eastAsia="pt-BR"/>
+              </w:rPr>
+              <w:t>surrogate</w:t>
+            </w:r>
+            <w:proofErr w:type="spellEnd"/>
+            <w:r>
+              <w:rPr>
+                <w:rFonts w:ascii="Arial" w:eastAsia="Times New Roman" w:hAnsi="Arial" w:cs="Arial"/>
+                <w:b/>
+                <w:bCs/>
+                <w:color w:val="333333"/>
+                <w:sz w:val="27"/>
+                <w:szCs w:val="27"/>
+                <w:lang w:eastAsia="pt-BR"/>
+              </w:rPr>
+              <w:t xml:space="preserve"> </w:t>
+            </w:r>
+            <w:proofErr w:type="spellStart"/>
+            <w:r>
+              <w:rPr>
+                <w:rFonts w:ascii="Arial" w:eastAsia="Times New Roman" w:hAnsi="Arial" w:cs="Arial"/>
+                <w:b/>
+                <w:bCs/>
+                <w:color w:val="333333"/>
+                <w:sz w:val="27"/>
+                <w:szCs w:val="27"/>
+                <w:lang w:eastAsia="pt-BR"/>
+              </w:rPr>
+              <w:t>key</w:t>
+            </w:r>
+            <w:proofErr w:type="spellEnd"/>
+            <w:r>
+              <w:rPr>
+                <w:rFonts w:ascii="Arial" w:eastAsia="Times New Roman" w:hAnsi="Arial" w:cs="Arial"/>
+                <w:b/>
+                <w:bCs/>
+                <w:color w:val="333333"/>
+                <w:sz w:val="27"/>
+                <w:szCs w:val="27"/>
+                <w:lang w:eastAsia="pt-BR"/>
+              </w:rPr>
+              <w:t>?</w:t>
             </w:r>
           </w:p>
         </w:tc>
@@ -6152,6 +7713,7 @@
         </w:rPr>
         <w:t xml:space="preserve"> </w:t>
       </w:r>
+      <w:proofErr w:type="spellStart"/>
       <w:r>
         <w:rPr>
           <w:rFonts w:ascii="Arial" w:eastAsia="Times New Roman" w:hAnsi="Arial" w:cs="Arial"/>
@@ -6162,7 +7724,20 @@
           <w:szCs w:val="27"/>
           <w:lang w:eastAsia="pt-BR"/>
         </w:rPr>
-        <w:t>Minidimensão do KPI (grupo, 5 min)</w:t>
+        <w:t>Minidimensão</w:t>
+      </w:r>
+      <w:proofErr w:type="spellEnd"/>
+      <w:r>
+        <w:rPr>
+          <w:rFonts w:ascii="Arial" w:eastAsia="Times New Roman" w:hAnsi="Arial" w:cs="Arial"/>
+          <w:b/>
+          <w:bCs/>
+          <w:color w:val="2E86C1"/>
+          <w:sz w:val="27"/>
+          <w:szCs w:val="27"/>
+          <w:lang w:eastAsia="pt-BR"/>
+        </w:rPr>
+        <w:t xml:space="preserve"> do KPI (grupo, 5 min)</w:t>
       </w:r>
     </w:p>
     <w:p>
@@ -6184,8 +7759,53 @@
           <w:szCs w:val="27"/>
           <w:lang w:eastAsia="pt-BR"/>
         </w:rPr>
-        <w:t>O script de seed v2 já criou a mini-dimensão </w:t>
-      </w:r>
+        <w:t xml:space="preserve">O script de </w:t>
+      </w:r>
+      <w:proofErr w:type="spellStart"/>
+      <w:r>
+        <w:rPr>
+          <w:rFonts w:ascii="Arial" w:eastAsia="Times New Roman" w:hAnsi="Arial" w:cs="Arial"/>
+          <w:color w:val="333333"/>
+          <w:sz w:val="27"/>
+          <w:szCs w:val="27"/>
+          <w:lang w:eastAsia="pt-BR"/>
+        </w:rPr>
+        <w:t>seed</w:t>
+      </w:r>
+      <w:proofErr w:type="spellEnd"/>
+      <w:r>
+        <w:rPr>
+          <w:rFonts w:ascii="Arial" w:eastAsia="Times New Roman" w:hAnsi="Arial" w:cs="Arial"/>
+          <w:color w:val="333333"/>
+          <w:sz w:val="27"/>
+          <w:szCs w:val="27"/>
+          <w:lang w:eastAsia="pt-BR"/>
+        </w:rPr>
+        <w:t xml:space="preserve"> v2 já criou a </w:t>
+      </w:r>
+      <w:proofErr w:type="spellStart"/>
+      <w:r>
+        <w:rPr>
+          <w:rFonts w:ascii="Arial" w:eastAsia="Times New Roman" w:hAnsi="Arial" w:cs="Arial"/>
+          <w:color w:val="333333"/>
+          <w:sz w:val="27"/>
+          <w:szCs w:val="27"/>
+          <w:lang w:eastAsia="pt-BR"/>
+        </w:rPr>
+        <w:t>mini-dimensão</w:t>
+      </w:r>
+      <w:proofErr w:type="spellEnd"/>
+      <w:r>
+        <w:rPr>
+          <w:rFonts w:ascii="Arial" w:eastAsia="Times New Roman" w:hAnsi="Arial" w:cs="Arial"/>
+          <w:color w:val="333333"/>
+          <w:sz w:val="27"/>
+          <w:szCs w:val="27"/>
+          <w:lang w:eastAsia="pt-BR"/>
+        </w:rPr>
+        <w:t> </w:t>
+      </w:r>
+      <w:proofErr w:type="spellStart"/>
       <w:r>
         <w:rPr>
           <w:rFonts w:ascii="Courier New" w:eastAsia="Times New Roman" w:hAnsi="Courier New" w:cs="Courier New"/>
@@ -6195,8 +7815,9 @@
           <w:shd w:val="clear" w:color="auto" w:fill="F4F6F7"/>
           <w:lang w:eastAsia="pt-BR"/>
         </w:rPr>
-        <w:t>lodlog_dw.dim_categoria_atraso</w:t>
-      </w:r>
+        <w:t>lodlog_dw.dim_cat_atraso</w:t>
+      </w:r>
+      <w:proofErr w:type="spellEnd"/>
       <w:r>
         <w:rPr>
           <w:rFonts w:ascii="Arial" w:eastAsia="Times New Roman" w:hAnsi="Arial" w:cs="Arial"/>
@@ -6245,6 +7866,7 @@
         </w:rPr>
         <w:t> a categoria de atraso foi para uma </w:t>
       </w:r>
+      <w:proofErr w:type="spellStart"/>
       <w:r>
         <w:rPr>
           <w:rFonts w:ascii="Arial" w:eastAsia="Times New Roman" w:hAnsi="Arial" w:cs="Arial"/>
@@ -6257,6 +7879,7 @@
         </w:rPr>
         <w:t>mini-dimensão</w:t>
       </w:r>
+      <w:proofErr w:type="spellEnd"/>
       <w:r>
         <w:rPr>
           <w:rFonts w:ascii="Arial" w:eastAsia="Times New Roman" w:hAnsi="Arial" w:cs="Arial"/>
@@ -6267,6 +7890,7 @@
         </w:rPr>
         <w:t> (e não para a </w:t>
       </w:r>
+      <w:proofErr w:type="spellStart"/>
       <w:r>
         <w:rPr>
           <w:rFonts w:ascii="Courier New" w:eastAsia="Times New Roman" w:hAnsi="Courier New" w:cs="Courier New"/>
@@ -6278,6 +7902,7 @@
         </w:rPr>
         <w:t>dim_tempo</w:t>
       </w:r>
+      <w:proofErr w:type="spellEnd"/>
       <w:r>
         <w:rPr>
           <w:rFonts w:ascii="Arial" w:eastAsia="Times New Roman" w:hAnsi="Arial" w:cs="Arial"/>
@@ -6288,6 +7913,7 @@
         </w:rPr>
         <w:t> ou </w:t>
       </w:r>
+      <w:proofErr w:type="spellStart"/>
       <w:r>
         <w:rPr>
           <w:rFonts w:ascii="Courier New" w:eastAsia="Times New Roman" w:hAnsi="Courier New" w:cs="Courier New"/>
@@ -6299,6 +7925,7 @@
         </w:rPr>
         <w:t>dim_motorista</w:t>
       </w:r>
+      <w:proofErr w:type="spellEnd"/>
       <w:r>
         <w:rPr>
           <w:rFonts w:ascii="Arial" w:eastAsia="Times New Roman" w:hAnsi="Arial" w:cs="Arial"/>
@@ -6335,6 +7962,7 @@
         </w:rPr>
         <w:t>A coluna </w:t>
       </w:r>
+      <w:proofErr w:type="spellStart"/>
       <w:r>
         <w:rPr>
           <w:rFonts w:ascii="Courier New" w:eastAsia="Times New Roman" w:hAnsi="Courier New" w:cs="Courier New"/>
@@ -6344,8 +7972,9 @@
           <w:shd w:val="clear" w:color="auto" w:fill="F4F6F7"/>
           <w:lang w:eastAsia="pt-BR"/>
         </w:rPr>
-        <w:t>kpi_categoria_atraso</w:t>
-      </w:r>
+        <w:t>kpi_cat_atraso</w:t>
+      </w:r>
+      <w:proofErr w:type="spellEnd"/>
       <w:r>
         <w:rPr>
           <w:rFonts w:ascii="Arial" w:eastAsia="Times New Roman" w:hAnsi="Arial" w:cs="Arial"/>
@@ -6410,6 +8039,7 @@
         </w:rPr>
         <w:t>na </w:t>
       </w:r>
+      <w:proofErr w:type="spellStart"/>
       <w:r>
         <w:rPr>
           <w:rFonts w:ascii="Courier New" w:eastAsia="Times New Roman" w:hAnsi="Courier New" w:cs="Courier New"/>
@@ -6433,6 +8063,7 @@
         </w:rPr>
         <w:t>_entregas</w:t>
       </w:r>
+      <w:proofErr w:type="spellEnd"/>
       <w:r>
         <w:rPr>
           <w:rFonts w:ascii="Arial" w:eastAsia="Times New Roman" w:hAnsi="Arial" w:cs="Arial"/>
@@ -6491,6 +8122,7 @@
         </w:rPr>
         <w:t>A coluna </w:t>
       </w:r>
+      <w:proofErr w:type="spellStart"/>
       <w:r>
         <w:rPr>
           <w:rFonts w:ascii="Courier New" w:eastAsia="Times New Roman" w:hAnsi="Courier New" w:cs="Courier New"/>
@@ -6502,15 +8134,38 @@
         </w:rPr>
         <w:t>sla_violado</w:t>
       </w:r>
-      <w:r>
-        <w:rPr>
-          <w:rFonts w:ascii="Arial" w:eastAsia="Times New Roman" w:hAnsi="Arial" w:cs="Arial"/>
-          <w:color w:val="333333"/>
-          <w:sz w:val="27"/>
-          <w:szCs w:val="27"/>
-          <w:lang w:eastAsia="pt-BR"/>
-        </w:rPr>
-        <w:t> na mini-dimensão é uma </w:t>
+      <w:proofErr w:type="spellEnd"/>
+      <w:r>
+        <w:rPr>
+          <w:rFonts w:ascii="Arial" w:eastAsia="Times New Roman" w:hAnsi="Arial" w:cs="Arial"/>
+          <w:color w:val="333333"/>
+          <w:sz w:val="27"/>
+          <w:szCs w:val="27"/>
+          <w:lang w:eastAsia="pt-BR"/>
+        </w:rPr>
+        <w:t xml:space="preserve"> na </w:t>
+      </w:r>
+      <w:proofErr w:type="spellStart"/>
+      <w:r>
+        <w:rPr>
+          <w:rFonts w:ascii="Arial" w:eastAsia="Times New Roman" w:hAnsi="Arial" w:cs="Arial"/>
+          <w:color w:val="333333"/>
+          <w:sz w:val="27"/>
+          <w:szCs w:val="27"/>
+          <w:lang w:eastAsia="pt-BR"/>
+        </w:rPr>
+        <w:t>mini-dimensão</w:t>
+      </w:r>
+      <w:proofErr w:type="spellEnd"/>
+      <w:r>
+        <w:rPr>
+          <w:rFonts w:ascii="Arial" w:eastAsia="Times New Roman" w:hAnsi="Arial" w:cs="Arial"/>
+          <w:color w:val="333333"/>
+          <w:sz w:val="27"/>
+          <w:szCs w:val="27"/>
+          <w:lang w:eastAsia="pt-BR"/>
+        </w:rPr>
+        <w:t xml:space="preserve"> é uma </w:t>
       </w:r>
       <w:r>
         <w:rPr>
@@ -6579,18 +8234,9 @@
           <w:szCs w:val="27"/>
           <w:lang w:eastAsia="pt-BR"/>
         </w:rPr>
-        <w:t>Conceito-chave — Mini-dimensão (Kimball):</w:t>
-      </w:r>
-      <w:r>
-        <w:rPr>
-          <w:rFonts w:ascii="Arial" w:eastAsia="Times New Roman" w:hAnsi="Arial" w:cs="Arial"/>
-          <w:color w:val="333333"/>
-          <w:sz w:val="27"/>
-          <w:szCs w:val="27"/>
-          <w:lang w:eastAsia="pt-BR"/>
-        </w:rPr>
-        <w:t> atributos de </w:t>
-      </w:r>
+        <w:t xml:space="preserve">Conceito-chave — </w:t>
+      </w:r>
+      <w:proofErr w:type="spellStart"/>
       <w:r>
         <w:rPr>
           <w:rFonts w:ascii="Arial" w:eastAsia="Times New Roman" w:hAnsi="Arial" w:cs="Arial"/>
@@ -6601,18 +8247,9 @@
           <w:szCs w:val="27"/>
           <w:lang w:eastAsia="pt-BR"/>
         </w:rPr>
-        <w:t>baixa cardinalidade</w:t>
-      </w:r>
-      <w:r>
-        <w:rPr>
-          <w:rFonts w:ascii="Arial" w:eastAsia="Times New Roman" w:hAnsi="Arial" w:cs="Arial"/>
-          <w:color w:val="333333"/>
-          <w:sz w:val="27"/>
-          <w:szCs w:val="27"/>
-          <w:lang w:eastAsia="pt-BR"/>
-        </w:rPr>
-        <w:t> que são </w:t>
-      </w:r>
+        <w:t>Mini-dimensão</w:t>
+      </w:r>
+      <w:proofErr w:type="spellEnd"/>
       <w:r>
         <w:rPr>
           <w:rFonts w:ascii="Arial" w:eastAsia="Times New Roman" w:hAnsi="Arial" w:cs="Arial"/>
@@ -6623,18 +8260,9 @@
           <w:szCs w:val="27"/>
           <w:lang w:eastAsia="pt-BR"/>
         </w:rPr>
-        <w:t>estáveis</w:t>
-      </w:r>
-      <w:r>
-        <w:rPr>
-          <w:rFonts w:ascii="Arial" w:eastAsia="Times New Roman" w:hAnsi="Arial" w:cs="Arial"/>
-          <w:color w:val="333333"/>
-          <w:sz w:val="27"/>
-          <w:szCs w:val="27"/>
-          <w:lang w:eastAsia="pt-BR"/>
-        </w:rPr>
-        <w:t> (mudam raramente) e usados em filtros/agrupamentos de BI devem ser isolados em uma </w:t>
-      </w:r>
+        <w:t xml:space="preserve"> (</w:t>
+      </w:r>
+      <w:proofErr w:type="spellStart"/>
       <w:r>
         <w:rPr>
           <w:rFonts w:ascii="Arial" w:eastAsia="Times New Roman" w:hAnsi="Arial" w:cs="Arial"/>
@@ -6645,17 +8273,120 @@
           <w:szCs w:val="27"/>
           <w:lang w:eastAsia="pt-BR"/>
         </w:rPr>
+        <w:t>Kimball</w:t>
+      </w:r>
+      <w:proofErr w:type="spellEnd"/>
+      <w:r>
+        <w:rPr>
+          <w:rFonts w:ascii="Arial" w:eastAsia="Times New Roman" w:hAnsi="Arial" w:cs="Arial"/>
+          <w:b/>
+          <w:bCs/>
+          <w:color w:val="333333"/>
+          <w:sz w:val="27"/>
+          <w:szCs w:val="27"/>
+          <w:lang w:eastAsia="pt-BR"/>
+        </w:rPr>
+        <w:t>):</w:t>
+      </w:r>
+      <w:r>
+        <w:rPr>
+          <w:rFonts w:ascii="Arial" w:eastAsia="Times New Roman" w:hAnsi="Arial" w:cs="Arial"/>
+          <w:color w:val="333333"/>
+          <w:sz w:val="27"/>
+          <w:szCs w:val="27"/>
+          <w:lang w:eastAsia="pt-BR"/>
+        </w:rPr>
+        <w:t> atributos de </w:t>
+      </w:r>
+      <w:r>
+        <w:rPr>
+          <w:rFonts w:ascii="Arial" w:eastAsia="Times New Roman" w:hAnsi="Arial" w:cs="Arial"/>
+          <w:b/>
+          <w:bCs/>
+          <w:color w:val="333333"/>
+          <w:sz w:val="27"/>
+          <w:szCs w:val="27"/>
+          <w:lang w:eastAsia="pt-BR"/>
+        </w:rPr>
+        <w:t>baixa cardinalidade</w:t>
+      </w:r>
+      <w:r>
+        <w:rPr>
+          <w:rFonts w:ascii="Arial" w:eastAsia="Times New Roman" w:hAnsi="Arial" w:cs="Arial"/>
+          <w:color w:val="333333"/>
+          <w:sz w:val="27"/>
+          <w:szCs w:val="27"/>
+          <w:lang w:eastAsia="pt-BR"/>
+        </w:rPr>
+        <w:t> que são </w:t>
+      </w:r>
+      <w:r>
+        <w:rPr>
+          <w:rFonts w:ascii="Arial" w:eastAsia="Times New Roman" w:hAnsi="Arial" w:cs="Arial"/>
+          <w:b/>
+          <w:bCs/>
+          <w:color w:val="333333"/>
+          <w:sz w:val="27"/>
+          <w:szCs w:val="27"/>
+          <w:lang w:eastAsia="pt-BR"/>
+        </w:rPr>
+        <w:t>estáveis</w:t>
+      </w:r>
+      <w:r>
+        <w:rPr>
+          <w:rFonts w:ascii="Arial" w:eastAsia="Times New Roman" w:hAnsi="Arial" w:cs="Arial"/>
+          <w:color w:val="333333"/>
+          <w:sz w:val="27"/>
+          <w:szCs w:val="27"/>
+          <w:lang w:eastAsia="pt-BR"/>
+        </w:rPr>
+        <w:t> (mudam raramente) e usados em filtros/agrupamentos de BI devem ser isolados em uma </w:t>
+      </w:r>
+      <w:proofErr w:type="spellStart"/>
+      <w:r>
+        <w:rPr>
+          <w:rFonts w:ascii="Arial" w:eastAsia="Times New Roman" w:hAnsi="Arial" w:cs="Arial"/>
+          <w:b/>
+          <w:bCs/>
+          <w:color w:val="333333"/>
+          <w:sz w:val="27"/>
+          <w:szCs w:val="27"/>
+          <w:lang w:eastAsia="pt-BR"/>
+        </w:rPr>
         <w:t>mini-dimensão</w:t>
       </w:r>
-      <w:r>
-        <w:rPr>
-          <w:rFonts w:ascii="Arial" w:eastAsia="Times New Roman" w:hAnsi="Arial" w:cs="Arial"/>
-          <w:color w:val="333333"/>
-          <w:sz w:val="27"/>
-          <w:szCs w:val="27"/>
-          <w:lang w:eastAsia="pt-BR"/>
-        </w:rPr>
-        <w:t xml:space="preserve">, em vez de serem replicados como string </w:t>
+      <w:proofErr w:type="spellEnd"/>
+      <w:r>
+        <w:rPr>
+          <w:rFonts w:ascii="Arial" w:eastAsia="Times New Roman" w:hAnsi="Arial" w:cs="Arial"/>
+          <w:color w:val="333333"/>
+          <w:sz w:val="27"/>
+          <w:szCs w:val="27"/>
+          <w:lang w:eastAsia="pt-BR"/>
+        </w:rPr>
+        <w:t xml:space="preserve">, em vez de serem replicados como </w:t>
+      </w:r>
+      <w:proofErr w:type="spellStart"/>
+      <w:r>
+        <w:rPr>
+          <w:rFonts w:ascii="Arial" w:eastAsia="Times New Roman" w:hAnsi="Arial" w:cs="Arial"/>
+          <w:color w:val="333333"/>
+          <w:sz w:val="27"/>
+          <w:szCs w:val="27"/>
+          <w:lang w:eastAsia="pt-BR"/>
+        </w:rPr>
+        <w:t>string</w:t>
+      </w:r>
+      <w:proofErr w:type="spellEnd"/>
+      <w:r>
+        <w:rPr>
+          <w:rFonts w:ascii="Arial" w:eastAsia="Times New Roman" w:hAnsi="Arial" w:cs="Arial"/>
+          <w:color w:val="333333"/>
+          <w:sz w:val="27"/>
+          <w:szCs w:val="27"/>
+          <w:lang w:eastAsia="pt-BR"/>
+        </w:rPr>
+        <w:t xml:space="preserve"> </w:t>
       </w:r>
       <w:proofErr w:type="gramStart"/>
       <w:r>
@@ -6938,7 +8669,29 @@
           <w:szCs w:val="27"/>
           <w:lang w:eastAsia="pt-BR"/>
         </w:rPr>
-        <w:t> no Databricks.</w:t>
+        <w:t xml:space="preserve"> no </w:t>
+      </w:r>
+      <w:proofErr w:type="spellStart"/>
+      <w:r>
+        <w:rPr>
+          <w:rFonts w:ascii="Arial" w:eastAsia="Times New Roman" w:hAnsi="Arial" w:cs="Arial"/>
+          <w:color w:val="333333"/>
+          <w:sz w:val="27"/>
+          <w:szCs w:val="27"/>
+          <w:lang w:eastAsia="pt-BR"/>
+        </w:rPr>
+        <w:t>Databricks</w:t>
+      </w:r>
+      <w:proofErr w:type="spellEnd"/>
+      <w:r>
+        <w:rPr>
+          <w:rFonts w:ascii="Arial" w:eastAsia="Times New Roman" w:hAnsi="Arial" w:cs="Arial"/>
+          <w:color w:val="333333"/>
+          <w:sz w:val="27"/>
+          <w:szCs w:val="27"/>
+          <w:lang w:eastAsia="pt-BR"/>
+        </w:rPr>
+        <w:t>.</w:t>
       </w:r>
     </w:p>
     <w:p>
@@ -6975,9 +8728,9 @@
           <w:shd w:val="clear" w:color="auto" w:fill="F4F6F7"/>
           <w:lang w:eastAsia="pt-BR"/>
         </w:rPr>
-        <w:t>CREATE TABLE lodlog_</w:t>
-      </w:r>
-      <w:proofErr w:type="gramStart"/>
+        <w:t xml:space="preserve">CREATE TABLE </w:t>
+      </w:r>
+      <w:proofErr w:type="spellStart"/>
       <w:r>
         <w:rPr>
           <w:rFonts w:ascii="Courier New" w:eastAsia="Times New Roman" w:hAnsi="Courier New" w:cs="Courier New"/>
@@ -6987,8 +8740,21 @@
           <w:shd w:val="clear" w:color="auto" w:fill="F4F6F7"/>
           <w:lang w:eastAsia="pt-BR"/>
         </w:rPr>
+        <w:t>lodlog_</w:t>
+      </w:r>
+      <w:proofErr w:type="gramStart"/>
+      <w:r>
+        <w:rPr>
+          <w:rFonts w:ascii="Courier New" w:eastAsia="Times New Roman" w:hAnsi="Courier New" w:cs="Courier New"/>
+          <w:color w:val="333333"/>
+          <w:sz w:val="25"/>
+          <w:szCs w:val="25"/>
+          <w:shd w:val="clear" w:color="auto" w:fill="F4F6F7"/>
+          <w:lang w:eastAsia="pt-BR"/>
+        </w:rPr>
         <w:t>op.entrega</w:t>
       </w:r>
+      <w:proofErr w:type="spellEnd"/>
       <w:proofErr w:type="gramEnd"/>
       <w:r>
         <w:rPr>
@@ -7036,7 +8802,29 @@
           <w:szCs w:val="27"/>
           <w:lang w:eastAsia="pt-BR"/>
         </w:rPr>
-        <w:t> pela sua versão normalizada em 3FN — apenas com FKs e medidas (sem colunas redundantes).</w:t>
+        <w:t xml:space="preserve"> pela sua versão normalizada em 3FN — apenas com </w:t>
+      </w:r>
+      <w:proofErr w:type="spellStart"/>
+      <w:r>
+        <w:rPr>
+          <w:rFonts w:ascii="Arial" w:eastAsia="Times New Roman" w:hAnsi="Arial" w:cs="Arial"/>
+          <w:color w:val="333333"/>
+          <w:sz w:val="27"/>
+          <w:szCs w:val="27"/>
+          <w:lang w:eastAsia="pt-BR"/>
+        </w:rPr>
+        <w:t>FKs</w:t>
+      </w:r>
+      <w:proofErr w:type="spellEnd"/>
+      <w:r>
+        <w:rPr>
+          <w:rFonts w:ascii="Arial" w:eastAsia="Times New Roman" w:hAnsi="Arial" w:cs="Arial"/>
+          <w:color w:val="333333"/>
+          <w:sz w:val="27"/>
+          <w:szCs w:val="27"/>
+          <w:lang w:eastAsia="pt-BR"/>
+        </w:rPr>
+        <w:t xml:space="preserve"> e medidas (sem colunas redundantes).</w:t>
       </w:r>
     </w:p>
     <w:p>
@@ -7087,8 +8875,9 @@
           <w:szCs w:val="27"/>
           <w:lang w:eastAsia="pt-BR"/>
         </w:rPr>
-        <w:t xml:space="preserve"> a Mini-Dimensão no DW (individual, 5 min)</w:t>
-      </w:r>
+        <w:t xml:space="preserve"> a </w:t>
+      </w:r>
+      <w:proofErr w:type="spellStart"/>
       <w:r>
         <w:rPr>
           <w:rFonts w:ascii="Arial" w:eastAsia="Times New Roman" w:hAnsi="Arial" w:cs="Arial"/>
@@ -7099,6 +8888,31 @@
           <w:szCs w:val="27"/>
           <w:lang w:eastAsia="pt-BR"/>
         </w:rPr>
+        <w:t>Mini-Dimensão</w:t>
+      </w:r>
+      <w:proofErr w:type="spellEnd"/>
+      <w:r>
+        <w:rPr>
+          <w:rFonts w:ascii="Arial" w:eastAsia="Times New Roman" w:hAnsi="Arial" w:cs="Arial"/>
+          <w:b/>
+          <w:bCs/>
+          <w:color w:val="2E86C1"/>
+          <w:sz w:val="27"/>
+          <w:szCs w:val="27"/>
+          <w:lang w:eastAsia="pt-BR"/>
+        </w:rPr>
+        <w:t xml:space="preserve"> no DW (individual, 5 min)</w:t>
+      </w:r>
+      <w:r>
+        <w:rPr>
+          <w:rFonts w:ascii="Arial" w:eastAsia="Times New Roman" w:hAnsi="Arial" w:cs="Arial"/>
+          <w:b/>
+          <w:bCs/>
+          <w:color w:val="2E86C1"/>
+          <w:sz w:val="27"/>
+          <w:szCs w:val="27"/>
+          <w:lang w:eastAsia="pt-BR"/>
+        </w:rPr>
         <w:t xml:space="preserve"> (opcional)</w:t>
       </w:r>
     </w:p>
@@ -7121,8 +8935,31 @@
           <w:szCs w:val="27"/>
           <w:lang w:eastAsia="pt-BR"/>
         </w:rPr>
-        <w:t>A mini-dimensão </w:t>
-      </w:r>
+        <w:t xml:space="preserve">A </w:t>
+      </w:r>
+      <w:proofErr w:type="spellStart"/>
+      <w:r>
+        <w:rPr>
+          <w:rFonts w:ascii="Arial" w:eastAsia="Times New Roman" w:hAnsi="Arial" w:cs="Arial"/>
+          <w:color w:val="333333"/>
+          <w:sz w:val="27"/>
+          <w:szCs w:val="27"/>
+          <w:lang w:eastAsia="pt-BR"/>
+        </w:rPr>
+        <w:t>mini-dimensão</w:t>
+      </w:r>
+      <w:proofErr w:type="spellEnd"/>
+      <w:r>
+        <w:rPr>
+          <w:rFonts w:ascii="Arial" w:eastAsia="Times New Roman" w:hAnsi="Arial" w:cs="Arial"/>
+          <w:color w:val="333333"/>
+          <w:sz w:val="27"/>
+          <w:szCs w:val="27"/>
+          <w:lang w:eastAsia="pt-BR"/>
+        </w:rPr>
+        <w:t> </w:t>
+      </w:r>
+      <w:proofErr w:type="spellStart"/>
       <w:r>
         <w:rPr>
           <w:rFonts w:ascii="Courier New" w:eastAsia="Times New Roman" w:hAnsi="Courier New" w:cs="Courier New"/>
@@ -7134,6 +8971,7 @@
         </w:rPr>
         <w:t>dim_categoria_atraso</w:t>
       </w:r>
+      <w:proofErr w:type="spellEnd"/>
       <w:r>
         <w:rPr>
           <w:rFonts w:ascii="Arial" w:eastAsia="Times New Roman" w:hAnsi="Arial" w:cs="Arial"/>
@@ -7205,16 +9043,40 @@
           <w:lang w:eastAsia="pt-BR"/>
         </w:rPr>
       </w:pPr>
-      <w:r>
-        <w:rPr>
-          <w:rFonts w:ascii="Arial" w:eastAsia="Times New Roman" w:hAnsi="Arial" w:cs="Arial"/>
-          <w:color w:val="333333"/>
-          <w:sz w:val="27"/>
-          <w:szCs w:val="27"/>
-          <w:lang w:eastAsia="pt-BR"/>
-        </w:rPr>
-        <w:t>Join de fato e cat_atraso</w:t>
-      </w:r>
+      <w:proofErr w:type="spellStart"/>
+      <w:r>
+        <w:rPr>
+          <w:rFonts w:ascii="Arial" w:eastAsia="Times New Roman" w:hAnsi="Arial" w:cs="Arial"/>
+          <w:color w:val="333333"/>
+          <w:sz w:val="27"/>
+          <w:szCs w:val="27"/>
+          <w:lang w:eastAsia="pt-BR"/>
+        </w:rPr>
+        <w:t>Join</w:t>
+      </w:r>
+      <w:proofErr w:type="spellEnd"/>
+      <w:r>
+        <w:rPr>
+          <w:rFonts w:ascii="Arial" w:eastAsia="Times New Roman" w:hAnsi="Arial" w:cs="Arial"/>
+          <w:color w:val="333333"/>
+          <w:sz w:val="27"/>
+          <w:szCs w:val="27"/>
+          <w:lang w:eastAsia="pt-BR"/>
+        </w:rPr>
+        <w:t xml:space="preserve"> de fato e </w:t>
+      </w:r>
+      <w:proofErr w:type="spellStart"/>
+      <w:r>
+        <w:rPr>
+          <w:rFonts w:ascii="Arial" w:eastAsia="Times New Roman" w:hAnsi="Arial" w:cs="Arial"/>
+          <w:color w:val="333333"/>
+          <w:sz w:val="27"/>
+          <w:szCs w:val="27"/>
+          <w:lang w:eastAsia="pt-BR"/>
+        </w:rPr>
+        <w:t>cat_atraso</w:t>
+      </w:r>
+      <w:proofErr w:type="spellEnd"/>
     </w:p>
     <w:p>
       <w:pPr>
@@ -7241,6 +9103,7 @@
         </w:rPr>
         <w:t>Faça uma query que mostre a taxa de pontualidade por região (usando </w:t>
       </w:r>
+      <w:proofErr w:type="spellStart"/>
       <w:r>
         <w:rPr>
           <w:rFonts w:ascii="Courier New" w:eastAsia="Times New Roman" w:hAnsi="Courier New" w:cs="Courier New"/>
@@ -7252,6 +9115,7 @@
         </w:rPr>
         <w:t>dim_centro_distribuicao</w:t>
       </w:r>
+      <w:proofErr w:type="spellEnd"/>
       <w:r>
         <w:rPr>
           <w:rFonts w:ascii="Arial" w:eastAsia="Times New Roman" w:hAnsi="Arial" w:cs="Arial"/>
@@ -7275,16 +9139,29 @@
           <w:lang w:eastAsia="pt-BR"/>
         </w:rPr>
       </w:pPr>
-      <w:r>
-        <w:rPr>
-          <w:rFonts w:ascii="Arial" w:eastAsia="Times New Roman" w:hAnsi="Arial" w:cs="Arial"/>
-          <w:color w:val="333333"/>
-          <w:sz w:val="27"/>
-          <w:szCs w:val="27"/>
-          <w:lang w:eastAsia="pt-BR"/>
-        </w:rPr>
-        <w:t xml:space="preserve">Join de fato com </w:t>
-      </w:r>
+      <w:proofErr w:type="spellStart"/>
+      <w:r>
+        <w:rPr>
+          <w:rFonts w:ascii="Arial" w:eastAsia="Times New Roman" w:hAnsi="Arial" w:cs="Arial"/>
+          <w:color w:val="333333"/>
+          <w:sz w:val="27"/>
+          <w:szCs w:val="27"/>
+          <w:lang w:eastAsia="pt-BR"/>
+        </w:rPr>
+        <w:t>Join</w:t>
+      </w:r>
+      <w:proofErr w:type="spellEnd"/>
+      <w:r>
+        <w:rPr>
+          <w:rFonts w:ascii="Arial" w:eastAsia="Times New Roman" w:hAnsi="Arial" w:cs="Arial"/>
+          <w:color w:val="333333"/>
+          <w:sz w:val="27"/>
+          <w:szCs w:val="27"/>
+          <w:lang w:eastAsia="pt-BR"/>
+        </w:rPr>
+        <w:t xml:space="preserve"> de fato com </w:t>
+      </w:r>
+      <w:proofErr w:type="spellStart"/>
       <w:r>
         <w:rPr>
           <w:rFonts w:ascii="Arial" w:eastAsia="Times New Roman" w:hAnsi="Arial" w:cs="Arial"/>
@@ -7295,6 +9172,7 @@
         </w:rPr>
         <w:t>dim_centro_distribuicao</w:t>
       </w:r>
+      <w:proofErr w:type="spellEnd"/>
     </w:p>
     <w:p>
       <w:pPr>
@@ -7341,6 +9219,7 @@
         </w:rPr>
         <w:t xml:space="preserve">SELECT </w:t>
       </w:r>
+      <w:proofErr w:type="spellStart"/>
       <w:proofErr w:type="gramStart"/>
       <w:r>
         <w:rPr>
@@ -7352,6 +9231,7 @@
         </w:rPr>
         <w:t>c.regiao</w:t>
       </w:r>
+      <w:proofErr w:type="spellEnd"/>
       <w:proofErr w:type="gramEnd"/>
       <w:r>
         <w:rPr>
@@ -7396,8 +9276,42 @@
           <w:szCs w:val="27"/>
           <w:lang w:eastAsia="pt-BR"/>
         </w:rPr>
-        <w:t>CASE WHEN f.indicador_atraso = 0 THEN 1 ELSE 0 END) * 1.0 / COUNT(*) AS taxa_pontualidade</w:t>
-      </w:r>
+        <w:t xml:space="preserve">CASE WHEN </w:t>
+      </w:r>
+      <w:proofErr w:type="spellStart"/>
+      <w:r>
+        <w:rPr>
+          <w:rFonts w:ascii="Courier New" w:eastAsia="Times New Roman" w:hAnsi="Courier New" w:cs="Courier New"/>
+          <w:color w:val="333333"/>
+          <w:sz w:val="27"/>
+          <w:szCs w:val="27"/>
+          <w:lang w:eastAsia="pt-BR"/>
+        </w:rPr>
+        <w:t>f.indicador_atraso</w:t>
+      </w:r>
+      <w:proofErr w:type="spellEnd"/>
+      <w:r>
+        <w:rPr>
+          <w:rFonts w:ascii="Courier New" w:eastAsia="Times New Roman" w:hAnsi="Courier New" w:cs="Courier New"/>
+          <w:color w:val="333333"/>
+          <w:sz w:val="27"/>
+          <w:szCs w:val="27"/>
+          <w:lang w:eastAsia="pt-BR"/>
+        </w:rPr>
+        <w:t xml:space="preserve"> = 0 THEN 1 ELSE 0 END) * 1.0 / COUNT(*) AS </w:t>
+      </w:r>
+      <w:proofErr w:type="spellStart"/>
+      <w:r>
+        <w:rPr>
+          <w:rFonts w:ascii="Courier New" w:eastAsia="Times New Roman" w:hAnsi="Courier New" w:cs="Courier New"/>
+          <w:color w:val="333333"/>
+          <w:sz w:val="27"/>
+          <w:szCs w:val="27"/>
+          <w:lang w:eastAsia="pt-BR"/>
+        </w:rPr>
+        <w:t>taxa_pontualidade</w:t>
+      </w:r>
+      <w:proofErr w:type="spellEnd"/>
     </w:p>
     <w:p>
       <w:pPr>
@@ -7555,7 +9469,111 @@
           <w:szCs w:val="27"/>
           <w:lang w:eastAsia="pt-BR"/>
         </w:rPr>
-        <w:t> O Star Schema não é "melhor" que o ER — são modelos para propósitos diferentes. O ER serve para operar (transações); o Star Schema serve para analisar (agregações). Um pipeline de dados bem projetado começa no ER dos sistemas transacionais (em 3FN) e termina no Star Schema do DW — com mini-dimensões para KPIs de baixa cardinalidade.</w:t>
+        <w:t xml:space="preserve"> O Star </w:t>
+      </w:r>
+      <w:proofErr w:type="spellStart"/>
+      <w:r>
+        <w:rPr>
+          <w:rFonts w:ascii="Arial" w:eastAsia="Times New Roman" w:hAnsi="Arial" w:cs="Arial"/>
+          <w:i/>
+          <w:iCs/>
+          <w:color w:val="333333"/>
+          <w:sz w:val="27"/>
+          <w:szCs w:val="27"/>
+          <w:lang w:eastAsia="pt-BR"/>
+        </w:rPr>
+        <w:t>Schema</w:t>
+      </w:r>
+      <w:proofErr w:type="spellEnd"/>
+      <w:r>
+        <w:rPr>
+          <w:rFonts w:ascii="Arial" w:eastAsia="Times New Roman" w:hAnsi="Arial" w:cs="Arial"/>
+          <w:i/>
+          <w:iCs/>
+          <w:color w:val="333333"/>
+          <w:sz w:val="27"/>
+          <w:szCs w:val="27"/>
+          <w:lang w:eastAsia="pt-BR"/>
+        </w:rPr>
+        <w:t xml:space="preserve"> não é "melhor" que o ER — são modelos para propósitos diferentes. O ER serve para operar (transações); o Star </w:t>
+      </w:r>
+      <w:proofErr w:type="spellStart"/>
+      <w:r>
+        <w:rPr>
+          <w:rFonts w:ascii="Arial" w:eastAsia="Times New Roman" w:hAnsi="Arial" w:cs="Arial"/>
+          <w:i/>
+          <w:iCs/>
+          <w:color w:val="333333"/>
+          <w:sz w:val="27"/>
+          <w:szCs w:val="27"/>
+          <w:lang w:eastAsia="pt-BR"/>
+        </w:rPr>
+        <w:t>Schema</w:t>
+      </w:r>
+      <w:proofErr w:type="spellEnd"/>
+      <w:r>
+        <w:rPr>
+          <w:rFonts w:ascii="Arial" w:eastAsia="Times New Roman" w:hAnsi="Arial" w:cs="Arial"/>
+          <w:i/>
+          <w:iCs/>
+          <w:color w:val="333333"/>
+          <w:sz w:val="27"/>
+          <w:szCs w:val="27"/>
+          <w:lang w:eastAsia="pt-BR"/>
+        </w:rPr>
+        <w:t xml:space="preserve"> serve para analisar (agregações). Um pipeline de dados bem projetado começa no ER dos sistemas transacionais (em 3FN) e termina no Star </w:t>
+      </w:r>
+      <w:proofErr w:type="spellStart"/>
+      <w:r>
+        <w:rPr>
+          <w:rFonts w:ascii="Arial" w:eastAsia="Times New Roman" w:hAnsi="Arial" w:cs="Arial"/>
+          <w:i/>
+          <w:iCs/>
+          <w:color w:val="333333"/>
+          <w:sz w:val="27"/>
+          <w:szCs w:val="27"/>
+          <w:lang w:eastAsia="pt-BR"/>
+        </w:rPr>
+        <w:t>Schema</w:t>
+      </w:r>
+      <w:proofErr w:type="spellEnd"/>
+      <w:r>
+        <w:rPr>
+          <w:rFonts w:ascii="Arial" w:eastAsia="Times New Roman" w:hAnsi="Arial" w:cs="Arial"/>
+          <w:i/>
+          <w:iCs/>
+          <w:color w:val="333333"/>
+          <w:sz w:val="27"/>
+          <w:szCs w:val="27"/>
+          <w:lang w:eastAsia="pt-BR"/>
+        </w:rPr>
+        <w:t xml:space="preserve"> do DW — com </w:t>
+      </w:r>
+      <w:proofErr w:type="spellStart"/>
+      <w:r>
+        <w:rPr>
+          <w:rFonts w:ascii="Arial" w:eastAsia="Times New Roman" w:hAnsi="Arial" w:cs="Arial"/>
+          <w:i/>
+          <w:iCs/>
+          <w:color w:val="333333"/>
+          <w:sz w:val="27"/>
+          <w:szCs w:val="27"/>
+          <w:lang w:eastAsia="pt-BR"/>
+        </w:rPr>
+        <w:t>mini-dimensões</w:t>
+      </w:r>
+      <w:proofErr w:type="spellEnd"/>
+      <w:r>
+        <w:rPr>
+          <w:rFonts w:ascii="Arial" w:eastAsia="Times New Roman" w:hAnsi="Arial" w:cs="Arial"/>
+          <w:i/>
+          <w:iCs/>
+          <w:color w:val="333333"/>
+          <w:sz w:val="27"/>
+          <w:szCs w:val="27"/>
+          <w:lang w:eastAsia="pt-BR"/>
+        </w:rPr>
+        <w:t xml:space="preserve"> para KPIs de baixa cardinalidade.</w:t>
       </w:r>
     </w:p>
     <w:p/>

--- a/Labs/LAB2.docx
+++ b/Labs/LAB2.docx
@@ -2043,7 +2043,7 @@
     </w:p>
     <w:tbl>
       <w:tblPr>
-        <w:tblW w:w="9631" w:type="dxa"/>
+        <w:tblW w:w="9773" w:type="dxa"/>
         <w:tblCellMar>
           <w:top w:w="15" w:type="dxa"/>
           <w:left w:w="15" w:type="dxa"/>
@@ -2055,9 +2055,8 @@
       <w:tblGrid>
         <w:gridCol w:w="1608"/>
         <w:gridCol w:w="2916"/>
-        <w:gridCol w:w="1755"/>
-        <w:gridCol w:w="2000"/>
-        <w:gridCol w:w="1352"/>
+        <w:gridCol w:w="1847"/>
+        <w:gridCol w:w="3402"/>
       </w:tblGrid>
       <w:tr>
         <w:tc>
@@ -2144,7 +2143,7 @@
         </w:tc>
         <w:tc>
           <w:tcPr>
-            <w:tcW w:w="0" w:type="auto"/>
+            <w:tcW w:w="1847" w:type="dxa"/>
             <w:tcBorders>
               <w:top w:val="single" w:sz="6" w:space="0" w:color="BBBBBB"/>
               <w:left w:val="single" w:sz="6" w:space="0" w:color="BBBBBB"/>
@@ -2185,7 +2184,7 @@
         </w:tc>
         <w:tc>
           <w:tcPr>
-            <w:tcW w:w="0" w:type="auto"/>
+            <w:tcW w:w="3402" w:type="dxa"/>
             <w:tcBorders>
               <w:top w:val="single" w:sz="6" w:space="0" w:color="BBBBBB"/>
               <w:left w:val="single" w:sz="6" w:space="0" w:color="BBBBBB"/>
@@ -2217,27 +2216,6 @@
                 <w:rFonts w:ascii="Arial" w:eastAsia="Times New Roman" w:hAnsi="Arial" w:cs="Arial"/>
                 <w:b/>
                 <w:bCs/>
-                <w:strike/>
-                <w:color w:val="333333"/>
-                <w:lang w:eastAsia="pt-BR"/>
-              </w:rPr>
-              <w:t>Nome</w:t>
-            </w:r>
-            <w:r>
-              <w:rPr>
-                <w:rFonts w:ascii="Arial" w:eastAsia="Times New Roman" w:hAnsi="Arial" w:cs="Arial"/>
-                <w:b/>
-                <w:bCs/>
-                <w:color w:val="333333"/>
-                <w:lang w:eastAsia="pt-BR"/>
-              </w:rPr>
-              <w:t xml:space="preserve"> </w:t>
-            </w:r>
-            <w:r>
-              <w:rPr>
-                <w:rFonts w:ascii="Arial" w:eastAsia="Times New Roman" w:hAnsi="Arial" w:cs="Arial"/>
-                <w:b/>
-                <w:bCs/>
                 <w:color w:val="333333"/>
                 <w:lang w:eastAsia="pt-BR"/>
               </w:rPr>
@@ -2252,49 +2230,6 @@
                 <w:lang w:eastAsia="pt-BR"/>
               </w:rPr>
               <w:t>do Relacionamento</w:t>
-            </w:r>
-          </w:p>
-        </w:tc>
-        <w:tc>
-          <w:tcPr>
-            <w:tcW w:w="1352" w:type="dxa"/>
-            <w:tcBorders>
-              <w:top w:val="single" w:sz="6" w:space="0" w:color="BBBBBB"/>
-              <w:left w:val="single" w:sz="6" w:space="0" w:color="BBBBBB"/>
-              <w:bottom w:val="single" w:sz="6" w:space="0" w:color="BBBBBB"/>
-              <w:right w:val="single" w:sz="6" w:space="0" w:color="BBBBBB"/>
-            </w:tcBorders>
-            <w:shd w:val="clear" w:color="auto" w:fill="EAF2F8"/>
-            <w:tcMar>
-              <w:top w:w="150" w:type="dxa"/>
-              <w:left w:w="150" w:type="dxa"/>
-              <w:bottom w:w="150" w:type="dxa"/>
-              <w:right w:w="150" w:type="dxa"/>
-            </w:tcMar>
-            <w:hideMark/>
-          </w:tcPr>
-          <w:p>
-            <w:pPr>
-              <w:spacing w:before="240" w:after="240" w:line="240" w:lineRule="auto"/>
-              <w:rPr>
-                <w:rFonts w:ascii="Arial" w:eastAsia="Times New Roman" w:hAnsi="Arial" w:cs="Arial"/>
-                <w:b/>
-                <w:bCs/>
-                <w:strike/>
-                <w:color w:val="333333"/>
-                <w:lang w:eastAsia="pt-BR"/>
-              </w:rPr>
-            </w:pPr>
-            <w:r>
-              <w:rPr>
-                <w:rFonts w:ascii="Arial" w:eastAsia="Times New Roman" w:hAnsi="Arial" w:cs="Arial"/>
-                <w:b/>
-                <w:bCs/>
-                <w:strike/>
-                <w:color w:val="333333"/>
-                <w:lang w:eastAsia="pt-BR"/>
-              </w:rPr>
-              <w:t>Atributo (se houver)</w:t>
             </w:r>
           </w:p>
         </w:tc>
@@ -2376,7 +2311,7 @@
         </w:tc>
         <w:tc>
           <w:tcPr>
-            <w:tcW w:w="0" w:type="auto"/>
+            <w:tcW w:w="1847" w:type="dxa"/>
             <w:tcBorders>
               <w:top w:val="single" w:sz="6" w:space="0" w:color="BBBBBB"/>
               <w:left w:val="single" w:sz="6" w:space="0" w:color="BBBBBB"/>
@@ -2405,35 +2340,7 @@
         </w:tc>
         <w:tc>
           <w:tcPr>
-            <w:tcW w:w="0" w:type="auto"/>
-            <w:tcBorders>
-              <w:top w:val="single" w:sz="6" w:space="0" w:color="BBBBBB"/>
-              <w:left w:val="single" w:sz="6" w:space="0" w:color="BBBBBB"/>
-              <w:bottom w:val="single" w:sz="6" w:space="0" w:color="BBBBBB"/>
-              <w:right w:val="single" w:sz="6" w:space="0" w:color="BBBBBB"/>
-            </w:tcBorders>
-            <w:shd w:val="clear" w:color="auto" w:fill="F8F9F9"/>
-            <w:tcMar>
-              <w:top w:w="150" w:type="dxa"/>
-              <w:left w:w="150" w:type="dxa"/>
-              <w:bottom w:w="150" w:type="dxa"/>
-              <w:right w:w="150" w:type="dxa"/>
-            </w:tcMar>
-            <w:hideMark/>
-          </w:tcPr>
-          <w:p>
-            <w:pPr>
-              <w:spacing w:before="240" w:after="240" w:line="240" w:lineRule="auto"/>
-              <w:rPr>
-                <w:rFonts w:ascii="Times New Roman" w:eastAsia="Times New Roman" w:hAnsi="Times New Roman" w:cs="Times New Roman"/>
-                <w:lang w:eastAsia="pt-BR"/>
-              </w:rPr>
-            </w:pPr>
-          </w:p>
-        </w:tc>
-        <w:tc>
-          <w:tcPr>
-            <w:tcW w:w="1352" w:type="dxa"/>
+            <w:tcW w:w="3402" w:type="dxa"/>
             <w:tcBorders>
               <w:top w:val="single" w:sz="6" w:space="0" w:color="BBBBBB"/>
               <w:left w:val="single" w:sz="6" w:space="0" w:color="BBBBBB"/>
@@ -2535,7 +2442,7 @@
         </w:tc>
         <w:tc>
           <w:tcPr>
-            <w:tcW w:w="0" w:type="auto"/>
+            <w:tcW w:w="1847" w:type="dxa"/>
             <w:tcBorders>
               <w:top w:val="single" w:sz="6" w:space="0" w:color="BBBBBB"/>
               <w:left w:val="single" w:sz="6" w:space="0" w:color="BBBBBB"/>
@@ -2563,34 +2470,7 @@
         </w:tc>
         <w:tc>
           <w:tcPr>
-            <w:tcW w:w="0" w:type="auto"/>
-            <w:tcBorders>
-              <w:top w:val="single" w:sz="6" w:space="0" w:color="BBBBBB"/>
-              <w:left w:val="single" w:sz="6" w:space="0" w:color="BBBBBB"/>
-              <w:bottom w:val="single" w:sz="6" w:space="0" w:color="BBBBBB"/>
-              <w:right w:val="single" w:sz="6" w:space="0" w:color="BBBBBB"/>
-            </w:tcBorders>
-            <w:tcMar>
-              <w:top w:w="150" w:type="dxa"/>
-              <w:left w:w="150" w:type="dxa"/>
-              <w:bottom w:w="150" w:type="dxa"/>
-              <w:right w:w="150" w:type="dxa"/>
-            </w:tcMar>
-            <w:hideMark/>
-          </w:tcPr>
-          <w:p>
-            <w:pPr>
-              <w:spacing w:before="240" w:after="240" w:line="240" w:lineRule="auto"/>
-              <w:rPr>
-                <w:rFonts w:ascii="Times New Roman" w:eastAsia="Times New Roman" w:hAnsi="Times New Roman" w:cs="Times New Roman"/>
-                <w:lang w:eastAsia="pt-BR"/>
-              </w:rPr>
-            </w:pPr>
-          </w:p>
-        </w:tc>
-        <w:tc>
-          <w:tcPr>
-            <w:tcW w:w="1352" w:type="dxa"/>
+            <w:tcW w:w="3402" w:type="dxa"/>
             <w:tcBorders>
               <w:top w:val="single" w:sz="6" w:space="0" w:color="BBBBBB"/>
               <w:left w:val="single" w:sz="6" w:space="0" w:color="BBBBBB"/>
@@ -2693,7 +2573,7 @@
         </w:tc>
         <w:tc>
           <w:tcPr>
-            <w:tcW w:w="0" w:type="auto"/>
+            <w:tcW w:w="1847" w:type="dxa"/>
             <w:tcBorders>
               <w:top w:val="single" w:sz="6" w:space="0" w:color="BBBBBB"/>
               <w:left w:val="single" w:sz="6" w:space="0" w:color="BBBBBB"/>
@@ -2722,35 +2602,7 @@
         </w:tc>
         <w:tc>
           <w:tcPr>
-            <w:tcW w:w="0" w:type="auto"/>
-            <w:tcBorders>
-              <w:top w:val="single" w:sz="6" w:space="0" w:color="BBBBBB"/>
-              <w:left w:val="single" w:sz="6" w:space="0" w:color="BBBBBB"/>
-              <w:bottom w:val="single" w:sz="6" w:space="0" w:color="BBBBBB"/>
-              <w:right w:val="single" w:sz="6" w:space="0" w:color="BBBBBB"/>
-            </w:tcBorders>
-            <w:shd w:val="clear" w:color="auto" w:fill="F8F9F9"/>
-            <w:tcMar>
-              <w:top w:w="150" w:type="dxa"/>
-              <w:left w:w="150" w:type="dxa"/>
-              <w:bottom w:w="150" w:type="dxa"/>
-              <w:right w:w="150" w:type="dxa"/>
-            </w:tcMar>
-            <w:hideMark/>
-          </w:tcPr>
-          <w:p>
-            <w:pPr>
-              <w:spacing w:before="240" w:after="240" w:line="240" w:lineRule="auto"/>
-              <w:rPr>
-                <w:rFonts w:ascii="Times New Roman" w:eastAsia="Times New Roman" w:hAnsi="Times New Roman" w:cs="Times New Roman"/>
-                <w:lang w:eastAsia="pt-BR"/>
-              </w:rPr>
-            </w:pPr>
-          </w:p>
-        </w:tc>
-        <w:tc>
-          <w:tcPr>
-            <w:tcW w:w="1352" w:type="dxa"/>
+            <w:tcW w:w="3402" w:type="dxa"/>
             <w:tcBorders>
               <w:top w:val="single" w:sz="6" w:space="0" w:color="BBBBBB"/>
               <w:left w:val="single" w:sz="6" w:space="0" w:color="BBBBBB"/>
@@ -2852,7 +2704,7 @@
         </w:tc>
         <w:tc>
           <w:tcPr>
-            <w:tcW w:w="0" w:type="auto"/>
+            <w:tcW w:w="1847" w:type="dxa"/>
             <w:tcBorders>
               <w:top w:val="single" w:sz="6" w:space="0" w:color="BBBBBB"/>
               <w:left w:val="single" w:sz="6" w:space="0" w:color="BBBBBB"/>
@@ -2880,34 +2732,7 @@
         </w:tc>
         <w:tc>
           <w:tcPr>
-            <w:tcW w:w="0" w:type="auto"/>
-            <w:tcBorders>
-              <w:top w:val="single" w:sz="6" w:space="0" w:color="BBBBBB"/>
-              <w:left w:val="single" w:sz="6" w:space="0" w:color="BBBBBB"/>
-              <w:bottom w:val="single" w:sz="6" w:space="0" w:color="BBBBBB"/>
-              <w:right w:val="single" w:sz="6" w:space="0" w:color="BBBBBB"/>
-            </w:tcBorders>
-            <w:tcMar>
-              <w:top w:w="150" w:type="dxa"/>
-              <w:left w:w="150" w:type="dxa"/>
-              <w:bottom w:w="150" w:type="dxa"/>
-              <w:right w:w="150" w:type="dxa"/>
-            </w:tcMar>
-            <w:hideMark/>
-          </w:tcPr>
-          <w:p>
-            <w:pPr>
-              <w:spacing w:before="240" w:after="240" w:line="240" w:lineRule="auto"/>
-              <w:rPr>
-                <w:rFonts w:ascii="Times New Roman" w:eastAsia="Times New Roman" w:hAnsi="Times New Roman" w:cs="Times New Roman"/>
-                <w:lang w:eastAsia="pt-BR"/>
-              </w:rPr>
-            </w:pPr>
-          </w:p>
-        </w:tc>
-        <w:tc>
-          <w:tcPr>
-            <w:tcW w:w="1352" w:type="dxa"/>
+            <w:tcW w:w="3402" w:type="dxa"/>
             <w:tcBorders>
               <w:top w:val="single" w:sz="6" w:space="0" w:color="BBBBBB"/>
               <w:left w:val="single" w:sz="6" w:space="0" w:color="BBBBBB"/>
@@ -3011,7 +2836,7 @@
         </w:tc>
         <w:tc>
           <w:tcPr>
-            <w:tcW w:w="0" w:type="auto"/>
+            <w:tcW w:w="1847" w:type="dxa"/>
             <w:tcBorders>
               <w:top w:val="single" w:sz="6" w:space="0" w:color="BBBBBB"/>
               <w:left w:val="single" w:sz="6" w:space="0" w:color="BBBBBB"/>
@@ -3040,35 +2865,7 @@
         </w:tc>
         <w:tc>
           <w:tcPr>
-            <w:tcW w:w="0" w:type="auto"/>
-            <w:tcBorders>
-              <w:top w:val="single" w:sz="6" w:space="0" w:color="BBBBBB"/>
-              <w:left w:val="single" w:sz="6" w:space="0" w:color="BBBBBB"/>
-              <w:bottom w:val="single" w:sz="6" w:space="0" w:color="BBBBBB"/>
-              <w:right w:val="single" w:sz="6" w:space="0" w:color="BBBBBB"/>
-            </w:tcBorders>
-            <w:shd w:val="clear" w:color="auto" w:fill="F8F9F9"/>
-            <w:tcMar>
-              <w:top w:w="150" w:type="dxa"/>
-              <w:left w:w="150" w:type="dxa"/>
-              <w:bottom w:w="150" w:type="dxa"/>
-              <w:right w:w="150" w:type="dxa"/>
-            </w:tcMar>
-            <w:hideMark/>
-          </w:tcPr>
-          <w:p>
-            <w:pPr>
-              <w:spacing w:before="240" w:after="240" w:line="240" w:lineRule="auto"/>
-              <w:rPr>
-                <w:rFonts w:ascii="Times New Roman" w:eastAsia="Times New Roman" w:hAnsi="Times New Roman" w:cs="Times New Roman"/>
-                <w:lang w:eastAsia="pt-BR"/>
-              </w:rPr>
-            </w:pPr>
-          </w:p>
-        </w:tc>
-        <w:tc>
-          <w:tcPr>
-            <w:tcW w:w="1352" w:type="dxa"/>
+            <w:tcW w:w="3402" w:type="dxa"/>
             <w:tcBorders>
               <w:top w:val="single" w:sz="6" w:space="0" w:color="BBBBBB"/>
               <w:left w:val="single" w:sz="6" w:space="0" w:color="BBBBBB"/>
@@ -3099,40 +2896,23 @@
     <w:p>
       <w:pPr>
         <w:spacing w:before="100" w:beforeAutospacing="1" w:after="100" w:afterAutospacing="1" w:line="240" w:lineRule="auto"/>
-        <w:outlineLvl w:val="2"/>
-        <w:rPr>
-          <w:rFonts w:ascii="Arial" w:eastAsia="Times New Roman" w:hAnsi="Arial" w:cs="Arial"/>
-          <w:b/>
-          <w:bCs/>
-          <w:color w:val="2E86C1"/>
-          <w:sz w:val="27"/>
-          <w:szCs w:val="27"/>
-          <w:lang w:eastAsia="pt-BR"/>
-        </w:rPr>
-      </w:pPr>
-      <w:r>
-        <w:rPr>
-          <w:rFonts w:ascii="Arial" w:eastAsia="Times New Roman" w:hAnsi="Arial" w:cs="Arial"/>
-          <w:b/>
-          <w:bCs/>
-          <w:color w:val="2E86C1"/>
-          <w:sz w:val="27"/>
-          <w:szCs w:val="27"/>
-          <w:lang w:eastAsia="pt-BR"/>
-        </w:rPr>
-        <w:t xml:space="preserve">Atividade 1.3: Diagrama ER </w:t>
-      </w:r>
-      <w:r>
-        <w:rPr>
-          <w:rFonts w:ascii="Arial" w:eastAsia="Times New Roman" w:hAnsi="Arial" w:cs="Arial"/>
-          <w:b/>
-          <w:bCs/>
-          <w:color w:val="2E86C1"/>
-          <w:sz w:val="27"/>
-          <w:szCs w:val="27"/>
-          <w:lang w:eastAsia="pt-BR"/>
-        </w:rPr>
-        <w:t>(desejável)</w:t>
+        <w:rPr>
+          <w:rFonts w:ascii="Arial" w:eastAsia="Times New Roman" w:hAnsi="Arial" w:cs="Arial"/>
+          <w:color w:val="333333"/>
+          <w:sz w:val="27"/>
+          <w:szCs w:val="27"/>
+          <w:lang w:eastAsia="pt-BR"/>
+        </w:rPr>
+      </w:pPr>
+      <w:r>
+        <w:rPr>
+          <w:rFonts w:ascii="Arial" w:eastAsia="Times New Roman" w:hAnsi="Arial" w:cs="Arial"/>
+          <w:color w:val="333333"/>
+          <w:sz w:val="27"/>
+          <w:szCs w:val="27"/>
+          <w:lang w:eastAsia="pt-BR"/>
+        </w:rPr>
+        <w:t>--- linha de base ---</w:t>
       </w:r>
     </w:p>
     <w:p>
@@ -3154,114 +2934,20 @@
           <w:szCs w:val="27"/>
           <w:lang w:eastAsia="pt-BR"/>
         </w:rPr>
-        <w:t xml:space="preserve">Crie </w:t>
-      </w:r>
-      <w:r>
-        <w:rPr>
-          <w:rFonts w:ascii="Arial" w:eastAsia="Times New Roman" w:hAnsi="Arial" w:cs="Arial"/>
-          <w:color w:val="333333"/>
-          <w:sz w:val="27"/>
-          <w:szCs w:val="27"/>
-          <w:lang w:eastAsia="pt-BR"/>
-        </w:rPr>
-        <w:t xml:space="preserve">o Diagrama Entidade-Relacionamento da </w:t>
-      </w:r>
-      <w:proofErr w:type="spellStart"/>
-      <w:r>
-        <w:rPr>
-          <w:rFonts w:ascii="Arial" w:eastAsia="Times New Roman" w:hAnsi="Arial" w:cs="Arial"/>
-          <w:color w:val="333333"/>
-          <w:sz w:val="27"/>
-          <w:szCs w:val="27"/>
-          <w:lang w:eastAsia="pt-BR"/>
-        </w:rPr>
-        <w:t>LODLog</w:t>
-      </w:r>
-      <w:proofErr w:type="spellEnd"/>
-      <w:r>
-        <w:rPr>
-          <w:rFonts w:ascii="Arial" w:eastAsia="Times New Roman" w:hAnsi="Arial" w:cs="Arial"/>
-          <w:color w:val="333333"/>
-          <w:sz w:val="27"/>
-          <w:szCs w:val="27"/>
-          <w:lang w:eastAsia="pt-BR"/>
-        </w:rPr>
-        <w:t xml:space="preserve"> </w:t>
-      </w:r>
-      <w:r>
-        <w:rPr>
-          <w:rFonts w:ascii="Arial" w:eastAsia="Times New Roman" w:hAnsi="Arial" w:cs="Arial"/>
-          <w:color w:val="333333"/>
-          <w:sz w:val="27"/>
-          <w:szCs w:val="27"/>
-          <w:lang w:eastAsia="pt-BR"/>
-        </w:rPr>
-        <w:t>a partir do script SQL fornecido</w:t>
-      </w:r>
-      <w:r>
-        <w:rPr>
-          <w:rFonts w:ascii="Arial" w:eastAsia="Times New Roman" w:hAnsi="Arial" w:cs="Arial"/>
-          <w:color w:val="333333"/>
-          <w:sz w:val="27"/>
-          <w:szCs w:val="27"/>
-          <w:lang w:eastAsia="pt-BR"/>
-        </w:rPr>
-        <w:t>.</w:t>
-      </w:r>
-      <w:r>
-        <w:rPr>
-          <w:rFonts w:ascii="Arial" w:eastAsia="Times New Roman" w:hAnsi="Arial" w:cs="Arial"/>
-          <w:color w:val="333333"/>
-          <w:sz w:val="27"/>
-          <w:szCs w:val="27"/>
-          <w:lang w:eastAsia="pt-BR"/>
-        </w:rPr>
-        <w:t xml:space="preserve"> Veja scripts SQL na pasta “</w:t>
-      </w:r>
-      <w:proofErr w:type="spellStart"/>
-      <w:r>
-        <w:rPr>
-          <w:rFonts w:ascii="Arial" w:eastAsia="Times New Roman" w:hAnsi="Arial" w:cs="Arial"/>
-          <w:color w:val="333333"/>
-          <w:sz w:val="27"/>
-          <w:szCs w:val="27"/>
-          <w:lang w:eastAsia="pt-BR"/>
-        </w:rPr>
-        <w:t>Labs</w:t>
-      </w:r>
-      <w:proofErr w:type="spellEnd"/>
-      <w:r>
-        <w:rPr>
-          <w:rFonts w:ascii="Arial" w:eastAsia="Times New Roman" w:hAnsi="Arial" w:cs="Arial"/>
-          <w:color w:val="333333"/>
-          <w:sz w:val="27"/>
-          <w:szCs w:val="27"/>
-          <w:lang w:eastAsia="pt-BR"/>
-        </w:rPr>
-        <w:t>/para-</w:t>
-      </w:r>
-      <w:proofErr w:type="spellStart"/>
-      <w:r>
-        <w:rPr>
-          <w:rFonts w:ascii="Arial" w:eastAsia="Times New Roman" w:hAnsi="Arial" w:cs="Arial"/>
-          <w:color w:val="333333"/>
-          <w:sz w:val="27"/>
-          <w:szCs w:val="27"/>
-          <w:lang w:eastAsia="pt-BR"/>
-        </w:rPr>
-        <w:t>postgresql</w:t>
-      </w:r>
-      <w:proofErr w:type="spellEnd"/>
-      <w:r>
-        <w:rPr>
-          <w:rFonts w:ascii="Arial" w:eastAsia="Times New Roman" w:hAnsi="Arial" w:cs="Arial"/>
-          <w:color w:val="333333"/>
-          <w:sz w:val="27"/>
-          <w:szCs w:val="27"/>
-          <w:lang w:eastAsia="pt-BR"/>
-        </w:rPr>
-        <w:t>”, esses scripts são compatíveis com a maioria dos programas para produzirem diagramas a partir de comandos SQL.</w:t>
-      </w:r>
+        <w:t>Daqui para baixo é desejável/opcional.</w:t>
+      </w:r>
+    </w:p>
+    <w:p>
+      <w:pPr>
+        <w:spacing w:before="100" w:beforeAutospacing="1" w:after="100" w:afterAutospacing="1" w:line="240" w:lineRule="auto"/>
+        <w:rPr>
+          <w:rFonts w:ascii="Arial" w:eastAsia="Times New Roman" w:hAnsi="Arial" w:cs="Arial"/>
+          <w:color w:val="333333"/>
+          <w:sz w:val="27"/>
+          <w:szCs w:val="27"/>
+          <w:lang w:eastAsia="pt-BR"/>
+        </w:rPr>
+      </w:pPr>
     </w:p>
     <w:p>
       <w:pPr>
